--- a/Documents/Info HealthPACS.docx
+++ b/Documents/Info HealthPACS.docx
@@ -8,6 +8,9 @@
       </w:r>
     </w:p>
     <w:p>
+      <w:pPr>
+        <w:pStyle w:val="Titolo1"/>
+      </w:pPr>
       <w:r>
         <w:t>1. Architettura Generale</w:t>
       </w:r>
@@ -30,10 +33,7 @@
       </w:r>
       <w:proofErr w:type="spellEnd"/>
       <w:r>
-        <w:t>, che elimina le ridondanze mantenen</w:t>
-      </w:r>
-      <w:r>
-        <w:t>do una singola fonte di verità.</w:t>
+        <w:t>, che elimina le ridondanze mantenendo una singola fonte di verità.</w:t>
       </w:r>
     </w:p>
     <w:p>
@@ -54,13 +54,149 @@
       </w:r>
       <w:proofErr w:type="spellEnd"/>
       <w:r>
-        <w:t xml:space="preserve"> su porta 5000.</w:t>
+        <w:t xml:space="preserve"> su porta 5000</w:t>
+      </w:r>
+      <w:r>
+        <w:t xml:space="preserve"> (default)</w:t>
+      </w:r>
+      <w:r>
+        <w:t>.</w:t>
+      </w:r>
+    </w:p>
+    <w:p>
+      <w:r>
+        <w:t xml:space="preserve">Database Target: Tabella unica </w:t>
+      </w:r>
+      <w:proofErr w:type="spellStart"/>
+      <w:r>
+        <w:rPr>
+          <w:b/>
+        </w:rPr>
+        <w:t>public.app_users_sessions</w:t>
+      </w:r>
+      <w:proofErr w:type="spellEnd"/>
+      <w:r>
+        <w:t>.</w:t>
+      </w:r>
+    </w:p>
+    <w:p>
+      <w:r>
+        <w:t xml:space="preserve">Trasporto </w:t>
+      </w:r>
+      <w:proofErr w:type="spellStart"/>
+      <w:r>
+        <w:t>Token</w:t>
+      </w:r>
+      <w:proofErr w:type="spellEnd"/>
+      <w:r>
+        <w:t>: Cookie HTTP-</w:t>
+      </w:r>
+      <w:proofErr w:type="spellStart"/>
+      <w:r>
+        <w:t>Only</w:t>
+      </w:r>
+      <w:proofErr w:type="spellEnd"/>
+      <w:r>
+        <w:t xml:space="preserve"> (</w:t>
+      </w:r>
+      <w:proofErr w:type="spellStart"/>
+      <w:r>
+        <w:t>session_token</w:t>
+      </w:r>
+      <w:proofErr w:type="spellEnd"/>
+      <w:r>
+        <w:t xml:space="preserve">) / </w:t>
+      </w:r>
+      <w:proofErr w:type="spellStart"/>
+      <w:r>
+        <w:t>Header</w:t>
+      </w:r>
+      <w:proofErr w:type="spellEnd"/>
+      <w:r>
+        <w:t xml:space="preserve"> HTTP </w:t>
+      </w:r>
+      <w:proofErr w:type="spellStart"/>
+      <w:r>
+        <w:t>Authorization</w:t>
+      </w:r>
+      <w:proofErr w:type="spellEnd"/>
+      <w:r>
+        <w:t xml:space="preserve">: </w:t>
+      </w:r>
+      <w:proofErr w:type="spellStart"/>
+      <w:r>
+        <w:t>Bearer</w:t>
+      </w:r>
+      <w:proofErr w:type="spellEnd"/>
+      <w:r>
+        <w:t xml:space="preserve"> &lt;</w:t>
+      </w:r>
+      <w:proofErr w:type="spellStart"/>
+      <w:r>
+        <w:t>token</w:t>
+      </w:r>
+      <w:proofErr w:type="spellEnd"/>
+      <w:r>
+        <w:t>&gt;.</w:t>
+      </w:r>
+    </w:p>
+    <w:p>
+      <w:r>
+        <w:t xml:space="preserve">Algoritmo </w:t>
+      </w:r>
+      <w:proofErr w:type="spellStart"/>
+      <w:r>
+        <w:t>Hashing</w:t>
+      </w:r>
+      <w:proofErr w:type="spellEnd"/>
+      <w:r>
+        <w:t>: Argon2id (</w:t>
+      </w:r>
+      <w:proofErr w:type="spellStart"/>
+      <w:r>
+        <w:t>PasswordHasher</w:t>
+      </w:r>
+      <w:proofErr w:type="spellEnd"/>
+      <w:r>
+        <w:t>).</w:t>
+      </w:r>
+    </w:p>
+    <w:p>
+      <w:r>
+        <w:t xml:space="preserve">Meccanismo di </w:t>
+      </w:r>
+      <w:proofErr w:type="spellStart"/>
+      <w:r>
+        <w:t>Expiration</w:t>
+      </w:r>
+      <w:proofErr w:type="spellEnd"/>
+      <w:r>
+        <w:t xml:space="preserve">: </w:t>
+      </w:r>
+      <w:proofErr w:type="spellStart"/>
+      <w:r>
+        <w:t>Sliding</w:t>
+      </w:r>
+      <w:proofErr w:type="spellEnd"/>
+      <w:r>
+        <w:t xml:space="preserve"> </w:t>
+      </w:r>
+      <w:proofErr w:type="spellStart"/>
+      <w:r>
+        <w:t>Expiration</w:t>
+      </w:r>
+      <w:proofErr w:type="spellEnd"/>
+      <w:r>
+        <w:t xml:space="preserve"> (aggiornamento dinamico della scadenza e dell'attività ad ogni richiesta valida).</w:t>
       </w:r>
     </w:p>
     <w:p/>
     <w:p>
-      <w:r>
-        <w:t xml:space="preserve">Database Target: Tabella unica </w:t>
+      <w:pPr>
+        <w:pStyle w:val="Titolo1"/>
+      </w:pPr>
+      <w:r>
+        <w:t>2. Tabella Database (</w:t>
       </w:r>
       <w:proofErr w:type="spellStart"/>
       <w:r>
@@ -68,127 +204,171 @@
       </w:r>
       <w:proofErr w:type="spellEnd"/>
       <w:r>
-        <w:t>.</w:t>
-      </w:r>
-    </w:p>
-    <w:p/>
-    <w:p>
-      <w:r>
-        <w:t xml:space="preserve">Trasporto </w:t>
-      </w:r>
-      <w:proofErr w:type="spellStart"/>
-      <w:r>
-        <w:t>Token</w:t>
-      </w:r>
-      <w:proofErr w:type="spellEnd"/>
-      <w:r>
-        <w:t>: Cookie HTTP-</w:t>
-      </w:r>
-      <w:proofErr w:type="spellStart"/>
-      <w:r>
-        <w:t>Only</w:t>
+        <w:t>)</w:t>
+      </w:r>
+    </w:p>
+    <w:p>
+      <w:r>
+        <w:t xml:space="preserve">Tutte le sessioni attive e lo storico degli accessi risiedono unicamente su </w:t>
+      </w:r>
+      <w:proofErr w:type="spellStart"/>
+      <w:r>
+        <w:rPr>
+          <w:b/>
+        </w:rPr>
+        <w:t>app_users_sessions</w:t>
+      </w:r>
+      <w:proofErr w:type="spellEnd"/>
+      <w:r>
+        <w:t>:</w:t>
+      </w:r>
+    </w:p>
+    <w:p>
+      <w:r>
+        <w:t xml:space="preserve">CREATE TABLE </w:t>
+      </w:r>
+      <w:proofErr w:type="spellStart"/>
+      <w:r>
+        <w:t>public.app_users_sessions</w:t>
       </w:r>
       <w:proofErr w:type="spellEnd"/>
       <w:r>
         <w:t xml:space="preserve"> (</w:t>
       </w:r>
+    </w:p>
+    <w:p>
+      <w:r>
+        <w:t xml:space="preserve">    id BIGSERIAL PRIMARY KEY,</w:t>
+      </w:r>
+    </w:p>
+    <w:p>
+      <w:r>
+        <w:t xml:space="preserve">    </w:t>
+      </w:r>
+      <w:proofErr w:type="spellStart"/>
+      <w:r>
+        <w:t>user_id</w:t>
+      </w:r>
+      <w:proofErr w:type="spellEnd"/>
+      <w:r>
+        <w:t xml:space="preserve"> BIGINT NOT NULL REFERENCES </w:t>
+      </w:r>
+      <w:proofErr w:type="spellStart"/>
+      <w:r>
+        <w:t>public.app_users</w:t>
+      </w:r>
+      <w:proofErr w:type="spellEnd"/>
+      <w:r>
+        <w:t>(id) ON DELETE CASCADE,</w:t>
+      </w:r>
+    </w:p>
+    <w:p>
+      <w:r>
+        <w:t xml:space="preserve">    </w:t>
+      </w:r>
       <w:proofErr w:type="spellStart"/>
       <w:r>
         <w:t>session_token</w:t>
       </w:r>
       <w:proofErr w:type="spellEnd"/>
       <w:r>
-        <w:t xml:space="preserve">) / </w:t>
-      </w:r>
-      <w:proofErr w:type="spellStart"/>
-      <w:r>
-        <w:t>Header</w:t>
-      </w:r>
-      <w:proofErr w:type="spellEnd"/>
-      <w:r>
-        <w:t xml:space="preserve"> HTTP </w:t>
-      </w:r>
-      <w:proofErr w:type="spellStart"/>
-      <w:r>
-        <w:t>Authorization</w:t>
-      </w:r>
-      <w:proofErr w:type="spellEnd"/>
-      <w:r>
-        <w:t xml:space="preserve">: </w:t>
-      </w:r>
-      <w:proofErr w:type="spellStart"/>
-      <w:r>
-        <w:t>Bearer</w:t>
-      </w:r>
-      <w:proofErr w:type="spellEnd"/>
-      <w:r>
-        <w:t xml:space="preserve"> &lt;</w:t>
-      </w:r>
-      <w:proofErr w:type="spellStart"/>
-      <w:r>
-        <w:t>token</w:t>
-      </w:r>
-      <w:proofErr w:type="spellEnd"/>
-      <w:r>
-        <w:t>&gt;.</w:t>
-      </w:r>
-    </w:p>
-    <w:p/>
-    <w:p>
-      <w:r>
-        <w:t xml:space="preserve">Algoritmo </w:t>
-      </w:r>
-      <w:proofErr w:type="spellStart"/>
-      <w:r>
-        <w:t>Hashing</w:t>
-      </w:r>
-      <w:proofErr w:type="spellEnd"/>
-      <w:r>
-        <w:t>: Argon2id (</w:t>
-      </w:r>
-      <w:proofErr w:type="spellStart"/>
-      <w:r>
-        <w:t>PasswordHasher</w:t>
-      </w:r>
-      <w:proofErr w:type="spellEnd"/>
-      <w:r>
-        <w:t>).</w:t>
-      </w:r>
-    </w:p>
-    <w:p/>
-    <w:p>
-      <w:r>
-        <w:t xml:space="preserve">Meccanismo di </w:t>
-      </w:r>
-      <w:proofErr w:type="spellStart"/>
-      <w:r>
-        <w:t>Expiration</w:t>
-      </w:r>
-      <w:proofErr w:type="spellEnd"/>
-      <w:r>
-        <w:t xml:space="preserve">: </w:t>
-      </w:r>
-      <w:proofErr w:type="spellStart"/>
-      <w:r>
-        <w:t>Sliding</w:t>
-      </w:r>
-      <w:proofErr w:type="spellEnd"/>
-      <w:r>
-        <w:t xml:space="preserve"> </w:t>
-      </w:r>
-      <w:proofErr w:type="spellStart"/>
-      <w:r>
-        <w:t>Expiration</w:t>
-      </w:r>
-      <w:proofErr w:type="spellEnd"/>
-      <w:r>
-        <w:t xml:space="preserve"> (aggiornamento dinamico della scadenza e dell'attività ad ogni richiesta valida).</w:t>
-      </w:r>
-    </w:p>
-    <w:p/>
-    <w:p>
-      <w:r>
-        <w:t>2. Tabella Database (</w:t>
+        <w:t xml:space="preserve"> VARCHAR(64) NOT NULL UNIQUE,</w:t>
+      </w:r>
+    </w:p>
+    <w:p>
+      <w:r>
+        <w:t xml:space="preserve">    </w:t>
+      </w:r>
+      <w:proofErr w:type="spellStart"/>
+      <w:r>
+        <w:t>created_at</w:t>
+      </w:r>
+      <w:proofErr w:type="spellEnd"/>
+      <w:r>
+        <w:t xml:space="preserve"> TIMESTAMP WITH TIME ZONE NOT NULL,</w:t>
+      </w:r>
+    </w:p>
+    <w:p>
+      <w:r>
+        <w:t xml:space="preserve">    </w:t>
+      </w:r>
+      <w:proofErr w:type="spellStart"/>
+      <w:r>
+        <w:t>last_activity</w:t>
+      </w:r>
+      <w:proofErr w:type="spellEnd"/>
+      <w:r>
+        <w:t xml:space="preserve"> TIMESTAMP WITH TIME ZONE NOT NULL,</w:t>
+      </w:r>
+    </w:p>
+    <w:p>
+      <w:r>
+        <w:t xml:space="preserve">    </w:t>
+      </w:r>
+      <w:proofErr w:type="spellStart"/>
+      <w:r>
+        <w:t>expires_at</w:t>
+      </w:r>
+      <w:proofErr w:type="spellEnd"/>
+      <w:r>
+        <w:t xml:space="preserve"> TIMESTAMP WITH TIME ZONE NOT NULL,</w:t>
+      </w:r>
+    </w:p>
+    <w:p>
+      <w:r>
+        <w:t xml:space="preserve">    </w:t>
+      </w:r>
+      <w:proofErr w:type="spellStart"/>
+      <w:r>
+        <w:t>ip_address</w:t>
+      </w:r>
+      <w:proofErr w:type="spellEnd"/>
+      <w:r>
+        <w:t xml:space="preserve"> VARCHAR(45),</w:t>
+      </w:r>
+    </w:p>
+    <w:p>
+      <w:r>
+        <w:t xml:space="preserve">    </w:t>
+      </w:r>
+      <w:proofErr w:type="spellStart"/>
+      <w:r>
+        <w:t>user_agent</w:t>
+      </w:r>
+      <w:proofErr w:type="spellEnd"/>
+      <w:r>
+        <w:t xml:space="preserve"> VARCHAR(255),</w:t>
+      </w:r>
+    </w:p>
+    <w:p>
+      <w:r>
+        <w:t xml:space="preserve">    </w:t>
+      </w:r>
+      <w:proofErr w:type="spellStart"/>
+      <w:r>
+        <w:t>is_active</w:t>
+      </w:r>
+      <w:proofErr w:type="spellEnd"/>
+      <w:r>
+        <w:t xml:space="preserve"> BOOLEAN NOT NULL DEFAULT TRUE</w:t>
+      </w:r>
+    </w:p>
+    <w:p>
+      <w:r>
+        <w:t>);</w:t>
+      </w:r>
+    </w:p>
+    <w:p>
+      <w:r>
+        <w:t xml:space="preserve">CREATE INDEX </w:t>
+      </w:r>
+      <w:proofErr w:type="spellStart"/>
+      <w:r>
+        <w:t>idx_app_users_sessions_token</w:t>
+      </w:r>
+      <w:proofErr w:type="spellEnd"/>
+      <w:r>
+        <w:t xml:space="preserve"> ON </w:t>
       </w:r>
       <w:proofErr w:type="spellStart"/>
       <w:r>
@@ -196,65 +376,7 @@
       </w:r>
       <w:proofErr w:type="spellEnd"/>
       <w:r>
-        <w:t>)</w:t>
-      </w:r>
-    </w:p>
-    <w:p>
-      <w:r>
-        <w:t xml:space="preserve">Tutte le sessioni attive e lo storico degli accessi risiedono unicamente su </w:t>
-      </w:r>
-      <w:proofErr w:type="spellStart"/>
-      <w:r>
-        <w:t>app_users_sessions</w:t>
-      </w:r>
-      <w:proofErr w:type="spellEnd"/>
-      <w:r>
-        <w:t>:</w:t>
-      </w:r>
-    </w:p>
-    <w:p/>
-    <w:p>
-      <w:r>
-        <w:t xml:space="preserve">CREATE TABLE </w:t>
-      </w:r>
-      <w:proofErr w:type="spellStart"/>
-      <w:r>
-        <w:t>public.app_users_sessions</w:t>
-      </w:r>
-      <w:proofErr w:type="spellEnd"/>
-      <w:r>
-        <w:t xml:space="preserve"> (</w:t>
-      </w:r>
-    </w:p>
-    <w:p>
-      <w:r>
-        <w:t xml:space="preserve">    id BIGSERIAL PRIMARY KEY,</w:t>
-      </w:r>
-    </w:p>
-    <w:p>
-      <w:r>
-        <w:t xml:space="preserve">    </w:t>
-      </w:r>
-      <w:proofErr w:type="spellStart"/>
-      <w:r>
-        <w:t>user_id</w:t>
-      </w:r>
-      <w:proofErr w:type="spellEnd"/>
-      <w:r>
-        <w:t xml:space="preserve"> BIGINT NOT NULL REFERENCES </w:t>
-      </w:r>
-      <w:proofErr w:type="spellStart"/>
-      <w:r>
-        <w:t>public.app_users</w:t>
-      </w:r>
-      <w:proofErr w:type="spellEnd"/>
-      <w:r>
-        <w:t>(id) ON DELETE CASCADE,</w:t>
-      </w:r>
-    </w:p>
-    <w:p>
-      <w:r>
-        <w:t xml:space="preserve">    </w:t>
+        <w:t>(</w:t>
       </w:r>
       <w:proofErr w:type="spellStart"/>
       <w:r>
@@ -262,541 +384,184 @@
       </w:r>
       <w:proofErr w:type="spellEnd"/>
       <w:r>
-        <w:t xml:space="preserve"> VARCHAR(64) NOT NULL UNIQUE,</w:t>
-      </w:r>
-    </w:p>
-    <w:p>
-      <w:r>
-        <w:t xml:space="preserve">    </w:t>
-      </w:r>
-      <w:proofErr w:type="spellStart"/>
-      <w:r>
-        <w:t>created_at</w:t>
-      </w:r>
-      <w:proofErr w:type="spellEnd"/>
-      <w:r>
-        <w:t xml:space="preserve"> TIMESTAMP WITH TIME ZONE NOT NULL,</w:t>
-      </w:r>
-    </w:p>
-    <w:p>
-      <w:r>
-        <w:t xml:space="preserve">    </w:t>
-      </w:r>
-      <w:proofErr w:type="spellStart"/>
-      <w:r>
-        <w:t>last_activity</w:t>
-      </w:r>
-      <w:proofErr w:type="spellEnd"/>
-      <w:r>
-        <w:t xml:space="preserve"> TIMESTAMP WITH TIME ZONE NOT NULL,</w:t>
-      </w:r>
-    </w:p>
-    <w:p>
-      <w:r>
-        <w:t xml:space="preserve">    </w:t>
-      </w:r>
-      <w:proofErr w:type="spellStart"/>
-      <w:r>
-        <w:t>expires_at</w:t>
-      </w:r>
-      <w:proofErr w:type="spellEnd"/>
-      <w:r>
-        <w:t xml:space="preserve"> TIMESTAMP WITH TIME ZONE NOT NULL,</w:t>
-      </w:r>
-    </w:p>
-    <w:p>
-      <w:r>
-        <w:t xml:space="preserve">    </w:t>
-      </w:r>
-      <w:proofErr w:type="spellStart"/>
-      <w:r>
-        <w:t>ip_address</w:t>
-      </w:r>
-      <w:proofErr w:type="spellEnd"/>
-      <w:r>
-        <w:t xml:space="preserve"> VARCHAR(45),</w:t>
-      </w:r>
-    </w:p>
-    <w:p>
-      <w:r>
-        <w:t xml:space="preserve">    </w:t>
-      </w:r>
-      <w:proofErr w:type="spellStart"/>
-      <w:r>
-        <w:t>user_agent</w:t>
-      </w:r>
-      <w:proofErr w:type="spellEnd"/>
-      <w:r>
-        <w:t xml:space="preserve"> VARCHAR(255),</w:t>
-      </w:r>
-    </w:p>
-    <w:p>
-      <w:r>
-        <w:t xml:space="preserve">    </w:t>
-      </w:r>
-      <w:proofErr w:type="spellStart"/>
-      <w:r>
-        <w:t>is_active</w:t>
-      </w:r>
-      <w:proofErr w:type="spellEnd"/>
-      <w:r>
-        <w:t xml:space="preserve"> BOOLEAN NOT NULL DEFAULT TRUE</w:t>
-      </w:r>
-    </w:p>
-    <w:p>
-      <w:r>
         <w:t>);</w:t>
-      </w:r>
-    </w:p>
-    <w:p/>
-    <w:p>
-      <w:r>
-        <w:t xml:space="preserve">CREATE INDEX </w:t>
-      </w:r>
-      <w:proofErr w:type="spellStart"/>
-      <w:r>
-        <w:t>idx_app_users_sessions_token</w:t>
-      </w:r>
-      <w:proofErr w:type="spellEnd"/>
-      <w:r>
-        <w:t xml:space="preserve"> ON </w:t>
-      </w:r>
-      <w:proofErr w:type="spellStart"/>
-      <w:r>
-        <w:t>public.app_users_sessions</w:t>
-      </w:r>
-      <w:proofErr w:type="spellEnd"/>
-      <w:r>
-        <w:t>(</w:t>
-      </w:r>
-      <w:proofErr w:type="spellStart"/>
-      <w:r>
-        <w:t>session_token</w:t>
-      </w:r>
-      <w:proofErr w:type="spellEnd"/>
-      <w:r>
-        <w:t>);</w:t>
-      </w:r>
-    </w:p>
-    <w:p/>
-    <w:p>
-      <w:r>
-        <w:t>3. Flusso di Esecuzione Step-by-Step</w:t>
-      </w:r>
-    </w:p>
-    <w:p>
-      <w:r>
-        <w:t xml:space="preserve">Browser Client                      </w:t>
-      </w:r>
-      <w:proofErr w:type="spellStart"/>
-      <w:r>
-        <w:t>HealthPACSWeb</w:t>
-      </w:r>
-      <w:proofErr w:type="spellEnd"/>
-      <w:r>
-        <w:t xml:space="preserve"> (</w:t>
-      </w:r>
-      <w:proofErr w:type="spellStart"/>
-      <w:r>
-        <w:t>FastAPI</w:t>
-      </w:r>
-      <w:proofErr w:type="spellEnd"/>
-      <w:r>
-        <w:t xml:space="preserve">)              </w:t>
-      </w:r>
-      <w:proofErr w:type="spellStart"/>
-      <w:r>
-        <w:t>PostgreSQL</w:t>
-      </w:r>
-      <w:proofErr w:type="spellEnd"/>
-      <w:r>
-        <w:t xml:space="preserve"> (</w:t>
-      </w:r>
-      <w:proofErr w:type="spellStart"/>
-      <w:r>
-        <w:t>app_users_sessions</w:t>
-      </w:r>
-      <w:proofErr w:type="spellEnd"/>
-      <w:r>
-        <w:t>)</w:t>
-      </w:r>
-    </w:p>
-    <w:p>
-      <w:r>
-        <w:t xml:space="preserve">       │                                       │                                       │</w:t>
-      </w:r>
-    </w:p>
-    <w:p>
-      <w:r>
-        <w:t xml:space="preserve">  [1]  </w:t>
-      </w:r>
-      <w:r>
-        <w:rPr>
-          <w:rFonts w:ascii="Arial" w:hAnsi="Arial" w:cs="Arial"/>
-        </w:rPr>
-        <w:t>├</w:t>
-      </w:r>
-      <w:r>
-        <w:rPr>
-          <w:rFonts w:ascii="Calibri" w:hAnsi="Calibri" w:cs="Calibri"/>
-        </w:rPr>
-        <w:t>───</w:t>
-      </w:r>
-      <w:r>
-        <w:t xml:space="preserve"> POST /login (credenti) ───────────&gt;│                                       │</w:t>
-      </w:r>
-    </w:p>
-    <w:p>
-      <w:r>
-        <w:t xml:space="preserve">       │                                       </w:t>
-      </w:r>
-      <w:r>
-        <w:rPr>
-          <w:rFonts w:ascii="Arial" w:hAnsi="Arial" w:cs="Arial"/>
-        </w:rPr>
-        <w:t>├</w:t>
-      </w:r>
-      <w:r>
-        <w:rPr>
-          <w:rFonts w:ascii="Calibri" w:hAnsi="Calibri" w:cs="Calibri"/>
-        </w:rPr>
-        <w:t>───</w:t>
-      </w:r>
-      <w:r>
-        <w:t xml:space="preserve"> [2] </w:t>
-      </w:r>
-      <w:proofErr w:type="spellStart"/>
-      <w:r>
-        <w:t>AuthService.login</w:t>
-      </w:r>
-      <w:proofErr w:type="spellEnd"/>
-      <w:r>
-        <w:t xml:space="preserve">() </w:t>
-      </w:r>
-      <w:r>
-        <w:rPr>
-          <w:rFonts w:ascii="Calibri" w:hAnsi="Calibri" w:cs="Calibri"/>
-        </w:rPr>
-        <w:t>──────────</w:t>
-      </w:r>
-      <w:r>
-        <w:t>&gt;</w:t>
-      </w:r>
-      <w:r>
-        <w:rPr>
-          <w:rFonts w:ascii="Calibri" w:hAnsi="Calibri" w:cs="Calibri"/>
-        </w:rPr>
-        <w:t>│</w:t>
-      </w:r>
-      <w:r>
-        <w:t xml:space="preserve"> INSERT INTO </w:t>
-      </w:r>
-      <w:proofErr w:type="spellStart"/>
-      <w:r>
-        <w:t>app_users_sessions</w:t>
-      </w:r>
-      <w:proofErr w:type="spellEnd"/>
-    </w:p>
-    <w:p>
-      <w:r>
-        <w:t xml:space="preserve">  [3]  │&lt;── Set-Cookie: </w:t>
-      </w:r>
-      <w:proofErr w:type="spellStart"/>
-      <w:r>
-        <w:t>session_token</w:t>
-      </w:r>
-      <w:proofErr w:type="spellEnd"/>
-      <w:r>
-        <w:t xml:space="preserve"> ─────────</w:t>
-      </w:r>
-      <w:r>
-        <w:rPr>
-          <w:rFonts w:ascii="Arial" w:hAnsi="Arial" w:cs="Arial"/>
-        </w:rPr>
-        <w:t>┤</w:t>
-      </w:r>
-      <w:r>
-        <w:t xml:space="preserve">    (</w:t>
-      </w:r>
-      <w:proofErr w:type="spellStart"/>
-      <w:r>
-        <w:t>Hash</w:t>
-      </w:r>
-      <w:proofErr w:type="spellEnd"/>
-      <w:r>
-        <w:t xml:space="preserve"> Argon2 + </w:t>
-      </w:r>
-      <w:proofErr w:type="spellStart"/>
-      <w:r>
-        <w:t>token</w:t>
-      </w:r>
-      <w:proofErr w:type="spellEnd"/>
-      <w:r>
-        <w:t xml:space="preserve"> </w:t>
-      </w:r>
-      <w:proofErr w:type="spellStart"/>
-      <w:r>
-        <w:t>hex</w:t>
-      </w:r>
-      <w:proofErr w:type="spellEnd"/>
-      <w:r>
-        <w:t xml:space="preserve"> 64)       │ (</w:t>
-      </w:r>
-      <w:proofErr w:type="spellStart"/>
-      <w:r>
-        <w:t>created_at</w:t>
-      </w:r>
-      <w:proofErr w:type="spellEnd"/>
-      <w:r>
-        <w:t xml:space="preserve">, </w:t>
-      </w:r>
-      <w:proofErr w:type="spellStart"/>
-      <w:r>
-        <w:t>ip</w:t>
-      </w:r>
-      <w:proofErr w:type="spellEnd"/>
-      <w:r>
-        <w:t xml:space="preserve">, </w:t>
-      </w:r>
-      <w:proofErr w:type="spellStart"/>
-      <w:r>
-        <w:t>user_agent</w:t>
-      </w:r>
-      <w:proofErr w:type="spellEnd"/>
-      <w:r>
-        <w:t xml:space="preserve">, </w:t>
-      </w:r>
-      <w:proofErr w:type="spellStart"/>
-      <w:r>
-        <w:t>expires_at</w:t>
-      </w:r>
-      <w:proofErr w:type="spellEnd"/>
-      <w:r>
-        <w:t>)</w:t>
-      </w:r>
-    </w:p>
-    <w:p>
-      <w:r>
-        <w:t xml:space="preserve">       │                                       │                                       │</w:t>
-      </w:r>
-    </w:p>
-    <w:p>
-      <w:r>
-        <w:t xml:space="preserve">  [4]  </w:t>
-      </w:r>
-      <w:r>
-        <w:rPr>
-          <w:rFonts w:ascii="Arial" w:hAnsi="Arial" w:cs="Arial"/>
-        </w:rPr>
-        <w:t>├</w:t>
-      </w:r>
-      <w:r>
-        <w:rPr>
-          <w:rFonts w:ascii="Calibri" w:hAnsi="Calibri" w:cs="Calibri"/>
-        </w:rPr>
-        <w:t>───</w:t>
-      </w:r>
-      <w:r>
-        <w:t xml:space="preserve"> GET /</w:t>
-      </w:r>
-      <w:proofErr w:type="spellStart"/>
-      <w:r>
-        <w:t>querystudies</w:t>
-      </w:r>
-      <w:proofErr w:type="spellEnd"/>
-      <w:r>
-        <w:t xml:space="preserve"> </w:t>
-      </w:r>
-      <w:r>
-        <w:rPr>
-          <w:rFonts w:ascii="Calibri" w:hAnsi="Calibri" w:cs="Calibri"/>
-        </w:rPr>
-        <w:t>────────────────</w:t>
-      </w:r>
-      <w:r>
-        <w:t>&gt;</w:t>
-      </w:r>
-      <w:r>
-        <w:rPr>
-          <w:rFonts w:ascii="Calibri" w:hAnsi="Calibri" w:cs="Calibri"/>
-        </w:rPr>
-        <w:t>│</w:t>
-      </w:r>
-      <w:r>
-        <w:t xml:space="preserve">                                       </w:t>
-      </w:r>
-      <w:r>
-        <w:rPr>
-          <w:rFonts w:ascii="Calibri" w:hAnsi="Calibri" w:cs="Calibri"/>
-        </w:rPr>
-        <w:t>│</w:t>
-      </w:r>
-    </w:p>
-    <w:p>
-      <w:r>
-        <w:t xml:space="preserve">       │    (Cookie: </w:t>
-      </w:r>
-      <w:proofErr w:type="spellStart"/>
-      <w:r>
-        <w:t>session_token</w:t>
-      </w:r>
-      <w:proofErr w:type="spellEnd"/>
-      <w:r>
-        <w:t xml:space="preserve">)            </w:t>
-      </w:r>
-      <w:r>
-        <w:rPr>
-          <w:rFonts w:ascii="Arial" w:hAnsi="Arial" w:cs="Arial"/>
-        </w:rPr>
-        <w:t>├</w:t>
-      </w:r>
-      <w:r>
-        <w:rPr>
-          <w:rFonts w:ascii="Calibri" w:hAnsi="Calibri" w:cs="Calibri"/>
-        </w:rPr>
-        <w:t>───</w:t>
-      </w:r>
-      <w:r>
-        <w:t xml:space="preserve"> [5] </w:t>
-      </w:r>
-      <w:proofErr w:type="spellStart"/>
-      <w:r>
-        <w:t>get_current_user_session</w:t>
-      </w:r>
-      <w:proofErr w:type="spellEnd"/>
-      <w:r>
-        <w:t xml:space="preserve">()     </w:t>
-      </w:r>
-      <w:r>
-        <w:rPr>
-          <w:rFonts w:ascii="Calibri" w:hAnsi="Calibri" w:cs="Calibri"/>
-        </w:rPr>
-        <w:t>│</w:t>
-      </w:r>
-    </w:p>
-    <w:p>
-      <w:r>
-        <w:t xml:space="preserve">       │                                       │          └── </w:t>
-      </w:r>
-      <w:proofErr w:type="spellStart"/>
-      <w:r>
-        <w:t>validate_session</w:t>
-      </w:r>
-      <w:proofErr w:type="spellEnd"/>
-      <w:r>
-        <w:t xml:space="preserve">() ─────&gt;│ SELECT * WHERE </w:t>
-      </w:r>
-      <w:proofErr w:type="spellStart"/>
-      <w:r>
-        <w:t>token</w:t>
-      </w:r>
-      <w:proofErr w:type="spellEnd"/>
-      <w:r>
-        <w:t xml:space="preserve"> AND </w:t>
-      </w:r>
-      <w:proofErr w:type="spellStart"/>
-      <w:r>
-        <w:t>is_active</w:t>
-      </w:r>
-      <w:proofErr w:type="spellEnd"/>
-    </w:p>
-    <w:p>
-      <w:r>
-        <w:t xml:space="preserve">       │                                       │                                       │ UPDATE </w:t>
-      </w:r>
-      <w:proofErr w:type="spellStart"/>
-      <w:r>
-        <w:t>app_users_sessions</w:t>
-      </w:r>
-      <w:proofErr w:type="spellEnd"/>
-    </w:p>
-    <w:p>
-      <w:r>
-        <w:t xml:space="preserve">       │                                       │&lt;── [6] OK + Permessi Accordati ───────│ SET </w:t>
-      </w:r>
-      <w:proofErr w:type="spellStart"/>
-      <w:r>
-        <w:t>last_activity</w:t>
-      </w:r>
-      <w:proofErr w:type="spellEnd"/>
-      <w:r>
-        <w:t>=NOW(),</w:t>
-      </w:r>
-    </w:p>
-    <w:p>
-      <w:r>
-        <w:t xml:space="preserve">  [7]  │&lt;── Pagina HTML (200 OK) ──────────────</w:t>
-      </w:r>
-      <w:r>
-        <w:rPr>
-          <w:rFonts w:ascii="Arial" w:hAnsi="Arial" w:cs="Arial"/>
-        </w:rPr>
-        <w:t>┤</w:t>
-      </w:r>
-      <w:r>
-        <w:t xml:space="preserve">                                       </w:t>
-      </w:r>
-      <w:r>
-        <w:rPr>
-          <w:rFonts w:ascii="Calibri" w:hAnsi="Calibri" w:cs="Calibri"/>
-        </w:rPr>
-        <w:t>│</w:t>
-      </w:r>
-      <w:r>
-        <w:t xml:space="preserve">     </w:t>
-      </w:r>
-      <w:proofErr w:type="spellStart"/>
-      <w:r>
-        <w:t>expires_at</w:t>
-      </w:r>
-      <w:proofErr w:type="spellEnd"/>
-      <w:r>
-        <w:t>=NOW() + 480m</w:t>
       </w:r>
     </w:p>
     <w:p/>
     <w:p/>
     <w:p>
-      <w:r>
-        <w:t>4. Codice Sorgente dei Moduli</w:t>
-      </w:r>
-    </w:p>
-    <w:p>
-      <w:r>
-        <w:t>library/services/auth_service.py</w:t>
-      </w:r>
-    </w:p>
-    <w:p>
-      <w:r>
-        <w:t>Servizio core che gestisce la verifica delle credenziali, la creazione della sessione sul DB e l'estensione della scadenza.</w:t>
-      </w:r>
-    </w:p>
-    <w:p/>
-    <w:p>
-      <w:r>
-        <w:t xml:space="preserve">import </w:t>
-      </w:r>
-      <w:proofErr w:type="spellStart"/>
-      <w:r>
-        <w:t>secrets</w:t>
-      </w:r>
-      <w:proofErr w:type="spellEnd"/>
-    </w:p>
-    <w:p>
-      <w:r>
-        <w:t xml:space="preserve">from </w:t>
-      </w:r>
-      <w:proofErr w:type="spellStart"/>
-      <w:r>
-        <w:t>typing</w:t>
-      </w:r>
-      <w:proofErr w:type="spellEnd"/>
-      <w:r>
-        <w:t xml:space="preserve"> import Optional, </w:t>
-      </w:r>
-      <w:proofErr w:type="spellStart"/>
-      <w:r>
-        <w:t>Dict</w:t>
+      <w:pPr>
+        <w:pStyle w:val="Titolo1"/>
+      </w:pPr>
+      <w:r>
+        <w:lastRenderedPageBreak/>
+        <w:t>3. Flusso di Esecuzione Step-by-Step</w:t>
+      </w:r>
+    </w:p>
+    <w:p>
+      <w:r>
+        <w:t xml:space="preserve">Browser Client                      </w:t>
+      </w:r>
+      <w:proofErr w:type="spellStart"/>
+      <w:r>
+        <w:t>HealthPACSWeb</w:t>
+      </w:r>
+      <w:proofErr w:type="spellEnd"/>
+      <w:r>
+        <w:t xml:space="preserve"> (</w:t>
+      </w:r>
+      <w:proofErr w:type="spellStart"/>
+      <w:r>
+        <w:t>FastAPI</w:t>
+      </w:r>
+      <w:proofErr w:type="spellEnd"/>
+      <w:r>
+        <w:t xml:space="preserve">)              </w:t>
+      </w:r>
+      <w:proofErr w:type="spellStart"/>
+      <w:r>
+        <w:t>PostgreSQL</w:t>
+      </w:r>
+      <w:proofErr w:type="spellEnd"/>
+      <w:r>
+        <w:t xml:space="preserve"> (</w:t>
+      </w:r>
+      <w:proofErr w:type="spellStart"/>
+      <w:r>
+        <w:t>app_users_sessions</w:t>
+      </w:r>
+      <w:proofErr w:type="spellEnd"/>
+      <w:r>
+        <w:t>)</w:t>
+      </w:r>
+    </w:p>
+    <w:p>
+      <w:r>
+        <w:t xml:space="preserve">       │                                       │                                       │</w:t>
+      </w:r>
+    </w:p>
+    <w:p>
+      <w:r>
+        <w:t xml:space="preserve">  [1]  </w:t>
+      </w:r>
+      <w:r>
+        <w:t xml:space="preserve">   </w:t>
+      </w:r>
+      <w:r>
+        <w:rPr>
+          <w:rFonts w:ascii="Arial" w:hAnsi="Arial" w:cs="Arial"/>
+        </w:rPr>
+        <w:t>├</w:t>
+      </w:r>
+      <w:r>
+        <w:rPr>
+          <w:rFonts w:ascii="Calibri" w:hAnsi="Calibri" w:cs="Calibri"/>
+        </w:rPr>
+        <w:t>───</w:t>
+      </w:r>
+      <w:r>
+        <w:t xml:space="preserve"> POST /login (credenti) ───────────&gt;│                                       │</w:t>
+      </w:r>
+    </w:p>
+    <w:p>
+      <w:r>
+        <w:t xml:space="preserve">       │                                       </w:t>
+      </w:r>
+      <w:r>
+        <w:rPr>
+          <w:rFonts w:ascii="Arial" w:hAnsi="Arial" w:cs="Arial"/>
+        </w:rPr>
+        <w:t>├</w:t>
+      </w:r>
+      <w:r>
+        <w:rPr>
+          <w:rFonts w:ascii="Calibri" w:hAnsi="Calibri" w:cs="Calibri"/>
+        </w:rPr>
+        <w:t>───</w:t>
+      </w:r>
+      <w:r>
+        <w:t xml:space="preserve"> [2] </w:t>
+      </w:r>
+      <w:proofErr w:type="spellStart"/>
+      <w:r>
+        <w:t>AuthService.login</w:t>
+      </w:r>
+      <w:proofErr w:type="spellEnd"/>
+      <w:r>
+        <w:t xml:space="preserve">() </w:t>
+      </w:r>
+      <w:r>
+        <w:rPr>
+          <w:rFonts w:ascii="Calibri" w:hAnsi="Calibri" w:cs="Calibri"/>
+        </w:rPr>
+        <w:t>──────────</w:t>
+      </w:r>
+      <w:r>
+        <w:t>&gt;</w:t>
+      </w:r>
+      <w:r>
+        <w:rPr>
+          <w:rFonts w:ascii="Calibri" w:hAnsi="Calibri" w:cs="Calibri"/>
+        </w:rPr>
+        <w:t>│</w:t>
+      </w:r>
+      <w:r>
+        <w:t xml:space="preserve"> INSERT INTO </w:t>
+      </w:r>
+      <w:proofErr w:type="spellStart"/>
+      <w:r>
+        <w:t>app_users_sessions</w:t>
+      </w:r>
+      <w:proofErr w:type="spellEnd"/>
+    </w:p>
+    <w:p>
+      <w:r>
+        <w:t xml:space="preserve">  [3]  │&lt;── Set-Cookie: </w:t>
+      </w:r>
+      <w:proofErr w:type="spellStart"/>
+      <w:r>
+        <w:t>session_token</w:t>
+      </w:r>
+      <w:proofErr w:type="spellEnd"/>
+      <w:r>
+        <w:t xml:space="preserve"> ─────────</w:t>
+      </w:r>
+      <w:r>
+        <w:rPr>
+          <w:rFonts w:ascii="Arial" w:hAnsi="Arial" w:cs="Arial"/>
+        </w:rPr>
+        <w:t>┤</w:t>
+      </w:r>
+      <w:r>
+        <w:t xml:space="preserve">    (</w:t>
+      </w:r>
+      <w:proofErr w:type="spellStart"/>
+      <w:r>
+        <w:t>Hash</w:t>
+      </w:r>
+      <w:proofErr w:type="spellEnd"/>
+      <w:r>
+        <w:t xml:space="preserve"> Argon2 + </w:t>
+      </w:r>
+      <w:proofErr w:type="spellStart"/>
+      <w:r>
+        <w:t>token</w:t>
+      </w:r>
+      <w:proofErr w:type="spellEnd"/>
+      <w:r>
+        <w:t xml:space="preserve"> </w:t>
+      </w:r>
+      <w:proofErr w:type="spellStart"/>
+      <w:r>
+        <w:t>hex</w:t>
+      </w:r>
+      <w:proofErr w:type="spellEnd"/>
+      <w:r>
+        <w:t xml:space="preserve"> 64)       │ (</w:t>
+      </w:r>
+      <w:proofErr w:type="spellStart"/>
+      <w:r>
+        <w:t>created_at</w:t>
       </w:r>
       <w:proofErr w:type="spellEnd"/>
       <w:r>
@@ -804,27 +569,7 @@
       </w:r>
       <w:proofErr w:type="spellStart"/>
       <w:r>
-        <w:t>Any</w:t>
-      </w:r>
-      <w:proofErr w:type="spellEnd"/>
-    </w:p>
-    <w:p>
-      <w:r>
-        <w:t xml:space="preserve">from argon2 import </w:t>
-      </w:r>
-      <w:proofErr w:type="spellStart"/>
-      <w:r>
-        <w:t>PasswordHasher</w:t>
-      </w:r>
-      <w:proofErr w:type="spellEnd"/>
-    </w:p>
-    <w:p>
-      <w:r>
-        <w:t xml:space="preserve">from argon2.exceptions import </w:t>
-      </w:r>
-      <w:proofErr w:type="spellStart"/>
-      <w:r>
-        <w:t>VerifyMismatchError</w:t>
+        <w:t>ip</w:t>
       </w:r>
       <w:proofErr w:type="spellEnd"/>
       <w:r>
@@ -832,68 +577,344 @@
       </w:r>
       <w:proofErr w:type="spellStart"/>
       <w:r>
-        <w:t>VerificationError</w:t>
-      </w:r>
-      <w:proofErr w:type="spellEnd"/>
-    </w:p>
-    <w:p>
-      <w:r>
-        <w:t xml:space="preserve">from </w:t>
-      </w:r>
-      <w:proofErr w:type="spellStart"/>
-      <w:r>
-        <w:t>library.logger</w:t>
-      </w:r>
-      <w:proofErr w:type="spellEnd"/>
-      <w:r>
-        <w:t xml:space="preserve"> import </w:t>
-      </w:r>
-      <w:proofErr w:type="spellStart"/>
-      <w:r>
-        <w:t>logger</w:t>
-      </w:r>
-      <w:proofErr w:type="spellEnd"/>
-    </w:p>
-    <w:p>
-      <w:r>
-        <w:lastRenderedPageBreak/>
-        <w:t xml:space="preserve">from </w:t>
-      </w:r>
-      <w:proofErr w:type="spellStart"/>
-      <w:r>
-        <w:t>library.repository.app_users_repo</w:t>
-      </w:r>
-      <w:proofErr w:type="spellEnd"/>
-      <w:r>
-        <w:t xml:space="preserve"> import </w:t>
-      </w:r>
-      <w:proofErr w:type="spellStart"/>
-      <w:r>
-        <w:t>AppUsersRepo</w:t>
-      </w:r>
-      <w:proofErr w:type="spellEnd"/>
-    </w:p>
-    <w:p>
-      <w:r>
-        <w:t xml:space="preserve">from </w:t>
-      </w:r>
-      <w:proofErr w:type="spellStart"/>
-      <w:r>
-        <w:t>library.repository.app_users_sessions_repo</w:t>
-      </w:r>
-      <w:proofErr w:type="spellEnd"/>
-      <w:r>
-        <w:t xml:space="preserve"> import </w:t>
-      </w:r>
-      <w:proofErr w:type="spellStart"/>
-      <w:r>
-        <w:t>AppUsersSessionsRepo</w:t>
-      </w:r>
-      <w:proofErr w:type="spellEnd"/>
+        <w:t>user_agent</w:t>
+      </w:r>
+      <w:proofErr w:type="spellEnd"/>
+      <w:r>
+        <w:t xml:space="preserve">, </w:t>
+      </w:r>
+      <w:proofErr w:type="spellStart"/>
+      <w:r>
+        <w:t>expires_at</w:t>
+      </w:r>
+      <w:proofErr w:type="spellEnd"/>
+      <w:r>
+        <w:t>)</w:t>
+      </w:r>
+    </w:p>
+    <w:p>
+      <w:r>
+        <w:t xml:space="preserve">       │                                       │                                       │</w:t>
+      </w:r>
+    </w:p>
+    <w:p>
+      <w:r>
+        <w:t xml:space="preserve">  [4]  </w:t>
+      </w:r>
+      <w:r>
+        <w:rPr>
+          <w:rFonts w:ascii="Arial" w:hAnsi="Arial" w:cs="Arial"/>
+        </w:rPr>
+        <w:t>├</w:t>
+      </w:r>
+      <w:r>
+        <w:rPr>
+          <w:rFonts w:ascii="Calibri" w:hAnsi="Calibri" w:cs="Calibri"/>
+        </w:rPr>
+        <w:t>───</w:t>
+      </w:r>
+      <w:r>
+        <w:t xml:space="preserve"> GET /</w:t>
+      </w:r>
+      <w:proofErr w:type="spellStart"/>
+      <w:r>
+        <w:t>querystudies</w:t>
+      </w:r>
+      <w:proofErr w:type="spellEnd"/>
+      <w:r>
+        <w:t xml:space="preserve"> </w:t>
+      </w:r>
+      <w:r>
+        <w:rPr>
+          <w:rFonts w:ascii="Calibri" w:hAnsi="Calibri" w:cs="Calibri"/>
+        </w:rPr>
+        <w:t>────────────────</w:t>
+      </w:r>
+      <w:r>
+        <w:t>&gt;</w:t>
+      </w:r>
+      <w:r>
+        <w:rPr>
+          <w:rFonts w:ascii="Calibri" w:hAnsi="Calibri" w:cs="Calibri"/>
+        </w:rPr>
+        <w:t>│</w:t>
+      </w:r>
+      <w:r>
+        <w:t xml:space="preserve">                                       </w:t>
+      </w:r>
+      <w:r>
+        <w:rPr>
+          <w:rFonts w:ascii="Calibri" w:hAnsi="Calibri" w:cs="Calibri"/>
+        </w:rPr>
+        <w:t>│</w:t>
+      </w:r>
+    </w:p>
+    <w:p>
+      <w:r>
+        <w:t xml:space="preserve">       │    (Cookie: </w:t>
+      </w:r>
+      <w:proofErr w:type="spellStart"/>
+      <w:r>
+        <w:t>session_token</w:t>
+      </w:r>
+      <w:proofErr w:type="spellEnd"/>
+      <w:r>
+        <w:t xml:space="preserve">)            </w:t>
+      </w:r>
+      <w:r>
+        <w:rPr>
+          <w:rFonts w:ascii="Arial" w:hAnsi="Arial" w:cs="Arial"/>
+        </w:rPr>
+        <w:t>├</w:t>
+      </w:r>
+      <w:r>
+        <w:rPr>
+          <w:rFonts w:ascii="Calibri" w:hAnsi="Calibri" w:cs="Calibri"/>
+        </w:rPr>
+        <w:t>───</w:t>
+      </w:r>
+      <w:r>
+        <w:t xml:space="preserve"> [5] </w:t>
+      </w:r>
+      <w:proofErr w:type="spellStart"/>
+      <w:r>
+        <w:t>get_current_user_session</w:t>
+      </w:r>
+      <w:proofErr w:type="spellEnd"/>
+      <w:r>
+        <w:t xml:space="preserve">()     </w:t>
+      </w:r>
+      <w:r>
+        <w:rPr>
+          <w:rFonts w:ascii="Calibri" w:hAnsi="Calibri" w:cs="Calibri"/>
+        </w:rPr>
+        <w:t>│</w:t>
+      </w:r>
+    </w:p>
+    <w:p>
+      <w:r>
+        <w:t xml:space="preserve">       │                                       │          └── </w:t>
+      </w:r>
+      <w:proofErr w:type="spellStart"/>
+      <w:r>
+        <w:t>validate_session</w:t>
+      </w:r>
+      <w:proofErr w:type="spellEnd"/>
+      <w:r>
+        <w:t xml:space="preserve">() ─────&gt;│ SELECT * WHERE </w:t>
+      </w:r>
+      <w:proofErr w:type="spellStart"/>
+      <w:r>
+        <w:t>token</w:t>
+      </w:r>
+      <w:proofErr w:type="spellEnd"/>
+      <w:r>
+        <w:t xml:space="preserve"> AND </w:t>
+      </w:r>
+      <w:proofErr w:type="spellStart"/>
+      <w:r>
+        <w:t>is_active</w:t>
+      </w:r>
+      <w:proofErr w:type="spellEnd"/>
+    </w:p>
+    <w:p>
+      <w:r>
+        <w:t xml:space="preserve">       │                                       │                                       │ UPDATE </w:t>
+      </w:r>
+      <w:proofErr w:type="spellStart"/>
+      <w:r>
+        <w:t>app_users_sessions</w:t>
+      </w:r>
+      <w:proofErr w:type="spellEnd"/>
+    </w:p>
+    <w:p>
+      <w:r>
+        <w:t xml:space="preserve">       │                                       │&lt;── [6] OK + Permessi Accordati ───────│ SET </w:t>
+      </w:r>
+      <w:proofErr w:type="spellStart"/>
+      <w:r>
+        <w:t>last_activity</w:t>
+      </w:r>
+      <w:proofErr w:type="spellEnd"/>
+      <w:r>
+        <w:t>=NOW(),</w:t>
+      </w:r>
+    </w:p>
+    <w:p>
+      <w:r>
+        <w:t xml:space="preserve">  [7]  │&lt;── Pagina HTML (200 OK) ──────────────</w:t>
+      </w:r>
+      <w:r>
+        <w:rPr>
+          <w:rFonts w:ascii="Arial" w:hAnsi="Arial" w:cs="Arial"/>
+        </w:rPr>
+        <w:t>┤</w:t>
+      </w:r>
+      <w:r>
+        <w:t xml:space="preserve">                                       </w:t>
+      </w:r>
+      <w:r>
+        <w:rPr>
+          <w:rFonts w:ascii="Calibri" w:hAnsi="Calibri" w:cs="Calibri"/>
+        </w:rPr>
+        <w:t>│</w:t>
+      </w:r>
+      <w:r>
+        <w:t xml:space="preserve">     </w:t>
+      </w:r>
+      <w:proofErr w:type="spellStart"/>
+      <w:r>
+        <w:t>expires_at</w:t>
+      </w:r>
+      <w:proofErr w:type="spellEnd"/>
+      <w:r>
+        <w:t>=NOW() + 480m</w:t>
+      </w:r>
     </w:p>
     <w:p/>
     <w:p/>
     <w:p>
+      <w:pPr>
+        <w:pStyle w:val="Titolo1"/>
+      </w:pPr>
+      <w:r>
+        <w:t>4. Codice Sorgente dei Moduli</w:t>
+      </w:r>
+      <w:bookmarkStart w:id="0" w:name="_GoBack"/>
+      <w:bookmarkEnd w:id="0"/>
+    </w:p>
+    <w:p>
+      <w:r>
+        <w:t>library/services/auth_service.py</w:t>
+      </w:r>
+    </w:p>
+    <w:p>
+      <w:r>
+        <w:t>Servizio core che gestisce la verifica delle credenziali, la creazione della sessione sul DB e l'estensione della scadenza.</w:t>
+      </w:r>
+    </w:p>
+    <w:p/>
+    <w:p>
+      <w:r>
+        <w:t xml:space="preserve">import </w:t>
+      </w:r>
+      <w:proofErr w:type="spellStart"/>
+      <w:r>
+        <w:t>secrets</w:t>
+      </w:r>
+      <w:proofErr w:type="spellEnd"/>
+    </w:p>
+    <w:p>
+      <w:r>
+        <w:t xml:space="preserve">from </w:t>
+      </w:r>
+      <w:proofErr w:type="spellStart"/>
+      <w:r>
+        <w:t>typing</w:t>
+      </w:r>
+      <w:proofErr w:type="spellEnd"/>
+      <w:r>
+        <w:t xml:space="preserve"> import Optional, </w:t>
+      </w:r>
+      <w:proofErr w:type="spellStart"/>
+      <w:r>
+        <w:t>Dict</w:t>
+      </w:r>
+      <w:proofErr w:type="spellEnd"/>
+      <w:r>
+        <w:t xml:space="preserve">, </w:t>
+      </w:r>
+      <w:proofErr w:type="spellStart"/>
+      <w:r>
+        <w:t>Any</w:t>
+      </w:r>
+      <w:proofErr w:type="spellEnd"/>
+    </w:p>
+    <w:p>
+      <w:r>
+        <w:t xml:space="preserve">from argon2 import </w:t>
+      </w:r>
+      <w:proofErr w:type="spellStart"/>
+      <w:r>
+        <w:t>PasswordHasher</w:t>
+      </w:r>
+      <w:proofErr w:type="spellEnd"/>
+    </w:p>
+    <w:p>
+      <w:r>
+        <w:t xml:space="preserve">from argon2.exceptions import </w:t>
+      </w:r>
+      <w:proofErr w:type="spellStart"/>
+      <w:r>
+        <w:t>VerifyMismatchError</w:t>
+      </w:r>
+      <w:proofErr w:type="spellEnd"/>
+      <w:r>
+        <w:t xml:space="preserve">, </w:t>
+      </w:r>
+      <w:proofErr w:type="spellStart"/>
+      <w:r>
+        <w:t>VerificationError</w:t>
+      </w:r>
+      <w:proofErr w:type="spellEnd"/>
+    </w:p>
+    <w:p>
+      <w:r>
+        <w:t xml:space="preserve">from </w:t>
+      </w:r>
+      <w:proofErr w:type="spellStart"/>
+      <w:r>
+        <w:t>library.logger</w:t>
+      </w:r>
+      <w:proofErr w:type="spellEnd"/>
+      <w:r>
+        <w:t xml:space="preserve"> import </w:t>
+      </w:r>
+      <w:proofErr w:type="spellStart"/>
+      <w:r>
+        <w:t>logger</w:t>
+      </w:r>
+      <w:proofErr w:type="spellEnd"/>
+    </w:p>
+    <w:p>
+      <w:r>
+        <w:t xml:space="preserve">from </w:t>
+      </w:r>
+      <w:proofErr w:type="spellStart"/>
+      <w:r>
+        <w:t>library.repository.app_users_repo</w:t>
+      </w:r>
+      <w:proofErr w:type="spellEnd"/>
+      <w:r>
+        <w:t xml:space="preserve"> import </w:t>
+      </w:r>
+      <w:proofErr w:type="spellStart"/>
+      <w:r>
+        <w:t>AppUsersRepo</w:t>
+      </w:r>
+      <w:proofErr w:type="spellEnd"/>
+    </w:p>
+    <w:p>
+      <w:r>
+        <w:t xml:space="preserve">from </w:t>
+      </w:r>
+      <w:proofErr w:type="spellStart"/>
+      <w:r>
+        <w:t>library.repository.app_users_sessions_repo</w:t>
+      </w:r>
+      <w:proofErr w:type="spellEnd"/>
+      <w:r>
+        <w:t xml:space="preserve"> import </w:t>
+      </w:r>
+      <w:proofErr w:type="spellStart"/>
+      <w:r>
+        <w:t>AppUsersSessionsRepo</w:t>
+      </w:r>
+      <w:proofErr w:type="spellEnd"/>
+    </w:p>
+    <w:p/>
+    <w:p/>
+    <w:p>
       <w:proofErr w:type="spellStart"/>
       <w:r>
         <w:t>class</w:t>
@@ -1328,11 +1349,146 @@
     </w:p>
     <w:p>
       <w:r>
+        <w:t xml:space="preserve">            </w:t>
+      </w:r>
+      <w:proofErr w:type="spellStart"/>
+      <w:r>
+        <w:t>return</w:t>
+      </w:r>
+      <w:proofErr w:type="spellEnd"/>
+      <w:r>
+        <w:t xml:space="preserve"> None</w:t>
+      </w:r>
+    </w:p>
+    <w:p/>
+    <w:p>
+      <w:r>
+        <w:t xml:space="preserve">        # 2. Verifica </w:t>
+      </w:r>
+      <w:proofErr w:type="spellStart"/>
+      <w:r>
+        <w:t>hash</w:t>
+      </w:r>
+      <w:proofErr w:type="spellEnd"/>
+      <w:r>
+        <w:t xml:space="preserve"> della password (Argon2id)</w:t>
+      </w:r>
+    </w:p>
+    <w:p>
+      <w:r>
         <w:lastRenderedPageBreak/>
+        <w:t xml:space="preserve">        </w:t>
+      </w:r>
+      <w:proofErr w:type="spellStart"/>
+      <w:r>
+        <w:t>try</w:t>
+      </w:r>
+      <w:proofErr w:type="spellEnd"/>
+      <w:r>
+        <w:t>:</w:t>
+      </w:r>
+    </w:p>
+    <w:p>
+      <w:r>
         <w:t xml:space="preserve">            </w:t>
       </w:r>
       <w:proofErr w:type="spellStart"/>
       <w:r>
+        <w:t>self.ph.verify</w:t>
+      </w:r>
+      <w:proofErr w:type="spellEnd"/>
+      <w:r>
+        <w:t>(</w:t>
+      </w:r>
+      <w:proofErr w:type="spellStart"/>
+      <w:r>
+        <w:t>user</w:t>
+      </w:r>
+      <w:proofErr w:type="spellEnd"/>
+      <w:r>
+        <w:t>["</w:t>
+      </w:r>
+      <w:proofErr w:type="spellStart"/>
+      <w:r>
+        <w:t>password_hash</w:t>
+      </w:r>
+      <w:proofErr w:type="spellEnd"/>
+      <w:r>
+        <w:t xml:space="preserve">"], </w:t>
+      </w:r>
+      <w:proofErr w:type="spellStart"/>
+      <w:r>
+        <w:t>password_plain</w:t>
+      </w:r>
+      <w:proofErr w:type="spellEnd"/>
+      <w:r>
+        <w:t>)</w:t>
+      </w:r>
+    </w:p>
+    <w:p>
+      <w:r>
+        <w:t xml:space="preserve">        </w:t>
+      </w:r>
+      <w:proofErr w:type="spellStart"/>
+      <w:r>
+        <w:t>except</w:t>
+      </w:r>
+      <w:proofErr w:type="spellEnd"/>
+      <w:r>
+        <w:t xml:space="preserve"> (</w:t>
+      </w:r>
+      <w:proofErr w:type="spellStart"/>
+      <w:r>
+        <w:t>VerifyMismatchError</w:t>
+      </w:r>
+      <w:proofErr w:type="spellEnd"/>
+      <w:r>
+        <w:t xml:space="preserve">, </w:t>
+      </w:r>
+      <w:proofErr w:type="spellStart"/>
+      <w:r>
+        <w:t>VerificationError</w:t>
+      </w:r>
+      <w:proofErr w:type="spellEnd"/>
+      <w:r>
+        <w:t>):</w:t>
+      </w:r>
+    </w:p>
+    <w:p>
+      <w:r>
+        <w:t xml:space="preserve">            </w:t>
+      </w:r>
+      <w:proofErr w:type="spellStart"/>
+      <w:r>
+        <w:t>logger.warning</w:t>
+      </w:r>
+      <w:proofErr w:type="spellEnd"/>
+      <w:r>
+        <w:t>(</w:t>
+      </w:r>
+      <w:proofErr w:type="spellStart"/>
+      <w:r>
+        <w:t>f"AuthService</w:t>
+      </w:r>
+      <w:proofErr w:type="spellEnd"/>
+      <w:r>
+        <w:t>: Password errata per l'utente: '{</w:t>
+      </w:r>
+      <w:proofErr w:type="spellStart"/>
+      <w:r>
+        <w:t>clean_username</w:t>
+      </w:r>
+      <w:proofErr w:type="spellEnd"/>
+      <w:r>
+        <w:t>}'")</w:t>
+      </w:r>
+    </w:p>
+    <w:p>
+      <w:r>
+        <w:t xml:space="preserve">            </w:t>
+      </w:r>
+      <w:proofErr w:type="spellStart"/>
+      <w:r>
         <w:t>return</w:t>
       </w:r>
       <w:proofErr w:type="spellEnd"/>
@@ -1340,18 +1496,89 @@
         <w:t xml:space="preserve"> None</w:t>
       </w:r>
     </w:p>
+    <w:p>
+      <w:r>
+        <w:t xml:space="preserve">        </w:t>
+      </w:r>
+      <w:proofErr w:type="spellStart"/>
+      <w:r>
+        <w:t>except</w:t>
+      </w:r>
+      <w:proofErr w:type="spellEnd"/>
+      <w:r>
+        <w:t xml:space="preserve"> </w:t>
+      </w:r>
+      <w:proofErr w:type="spellStart"/>
+      <w:r>
+        <w:t>Exception</w:t>
+      </w:r>
+      <w:proofErr w:type="spellEnd"/>
+      <w:r>
+        <w:t xml:space="preserve"> </w:t>
+      </w:r>
+      <w:proofErr w:type="spellStart"/>
+      <w:r>
+        <w:t>as</w:t>
+      </w:r>
+      <w:proofErr w:type="spellEnd"/>
+      <w:r>
+        <w:t xml:space="preserve"> e:</w:t>
+      </w:r>
+    </w:p>
+    <w:p>
+      <w:r>
+        <w:t xml:space="preserve">            </w:t>
+      </w:r>
+      <w:proofErr w:type="spellStart"/>
+      <w:r>
+        <w:t>logger.error</w:t>
+      </w:r>
+      <w:proofErr w:type="spellEnd"/>
+      <w:r>
+        <w:t>(</w:t>
+      </w:r>
+      <w:proofErr w:type="spellStart"/>
+      <w:r>
+        <w:t>f"AuthService</w:t>
+      </w:r>
+      <w:proofErr w:type="spellEnd"/>
+      <w:r>
+        <w:t>: Errore verifica password per '{</w:t>
+      </w:r>
+      <w:proofErr w:type="spellStart"/>
+      <w:r>
+        <w:t>clean_username</w:t>
+      </w:r>
+      <w:proofErr w:type="spellEnd"/>
+      <w:r>
+        <w:t>}': {e}")</w:t>
+      </w:r>
+    </w:p>
+    <w:p>
+      <w:r>
+        <w:t xml:space="preserve">            </w:t>
+      </w:r>
+      <w:proofErr w:type="spellStart"/>
+      <w:r>
+        <w:t>return</w:t>
+      </w:r>
+      <w:proofErr w:type="spellEnd"/>
+      <w:r>
+        <w:t xml:space="preserve"> None</w:t>
+      </w:r>
+    </w:p>
     <w:p/>
     <w:p>
       <w:r>
-        <w:t xml:space="preserve">        # 2. Verifica </w:t>
-      </w:r>
-      <w:proofErr w:type="spellStart"/>
-      <w:r>
-        <w:t>hash</w:t>
-      </w:r>
-      <w:proofErr w:type="spellEnd"/>
-      <w:r>
-        <w:t xml:space="preserve"> della password (Argon2id)</w:t>
+        <w:t xml:space="preserve">        # 3. Generazione </w:t>
+      </w:r>
+      <w:proofErr w:type="spellStart"/>
+      <w:r>
+        <w:t>Token</w:t>
+      </w:r>
+      <w:proofErr w:type="spellEnd"/>
+      <w:r>
+        <w:t xml:space="preserve"> di Sessione Unico (64 caratteri esadecimali)</w:t>
       </w:r>
     </w:p>
     <w:p>
@@ -1360,7 +1587,182 @@
       </w:r>
       <w:proofErr w:type="spellStart"/>
       <w:r>
-        <w:t>try</w:t>
+        <w:t>session_token</w:t>
+      </w:r>
+      <w:proofErr w:type="spellEnd"/>
+      <w:r>
+        <w:t xml:space="preserve"> = </w:t>
+      </w:r>
+      <w:proofErr w:type="spellStart"/>
+      <w:r>
+        <w:t>secrets.token_hex</w:t>
+      </w:r>
+      <w:proofErr w:type="spellEnd"/>
+      <w:r>
+        <w:t>(32)</w:t>
+      </w:r>
+    </w:p>
+    <w:p/>
+    <w:p>
+      <w:r>
+        <w:t xml:space="preserve">        # 4. Registrazione della sessione sul database</w:t>
+      </w:r>
+    </w:p>
+    <w:p>
+      <w:r>
+        <w:t xml:space="preserve">        </w:t>
+      </w:r>
+      <w:proofErr w:type="spellStart"/>
+      <w:r>
+        <w:t>session_id</w:t>
+      </w:r>
+      <w:proofErr w:type="spellEnd"/>
+      <w:r>
+        <w:t xml:space="preserve"> = </w:t>
+      </w:r>
+      <w:proofErr w:type="spellStart"/>
+      <w:r>
+        <w:t>self.sessions_repo.create_session</w:t>
+      </w:r>
+      <w:proofErr w:type="spellEnd"/>
+      <w:r>
+        <w:t>(</w:t>
+      </w:r>
+    </w:p>
+    <w:p>
+      <w:r>
+        <w:t xml:space="preserve">            </w:t>
+      </w:r>
+      <w:proofErr w:type="spellStart"/>
+      <w:r>
+        <w:t>user_id</w:t>
+      </w:r>
+      <w:proofErr w:type="spellEnd"/>
+      <w:r>
+        <w:t>=</w:t>
+      </w:r>
+      <w:proofErr w:type="spellStart"/>
+      <w:r>
+        <w:t>user</w:t>
+      </w:r>
+      <w:proofErr w:type="spellEnd"/>
+      <w:r>
+        <w:t>["id"],</w:t>
+      </w:r>
+    </w:p>
+    <w:p>
+      <w:r>
+        <w:t xml:space="preserve">            </w:t>
+      </w:r>
+      <w:proofErr w:type="spellStart"/>
+      <w:r>
+        <w:t>session_token</w:t>
+      </w:r>
+      <w:proofErr w:type="spellEnd"/>
+      <w:r>
+        <w:t>=</w:t>
+      </w:r>
+      <w:proofErr w:type="spellStart"/>
+      <w:r>
+        <w:t>session_token</w:t>
+      </w:r>
+      <w:proofErr w:type="spellEnd"/>
+      <w:r>
+        <w:t>,</w:t>
+      </w:r>
+    </w:p>
+    <w:p>
+      <w:r>
+        <w:t xml:space="preserve">            </w:t>
+      </w:r>
+      <w:proofErr w:type="spellStart"/>
+      <w:r>
+        <w:t>duration_minutes</w:t>
+      </w:r>
+      <w:proofErr w:type="spellEnd"/>
+      <w:r>
+        <w:t>=</w:t>
+      </w:r>
+      <w:proofErr w:type="spellStart"/>
+      <w:r>
+        <w:t>duration_minutes</w:t>
+      </w:r>
+      <w:proofErr w:type="spellEnd"/>
+      <w:r>
+        <w:t>,</w:t>
+      </w:r>
+    </w:p>
+    <w:p>
+      <w:r>
+        <w:t xml:space="preserve">            </w:t>
+      </w:r>
+      <w:proofErr w:type="spellStart"/>
+      <w:r>
+        <w:t>ip_address</w:t>
+      </w:r>
+      <w:proofErr w:type="spellEnd"/>
+      <w:r>
+        <w:t>=</w:t>
+      </w:r>
+      <w:proofErr w:type="spellStart"/>
+      <w:r>
+        <w:t>ip_address</w:t>
+      </w:r>
+      <w:proofErr w:type="spellEnd"/>
+      <w:r>
+        <w:t>,</w:t>
+      </w:r>
+    </w:p>
+    <w:p>
+      <w:r>
+        <w:t xml:space="preserve">            </w:t>
+      </w:r>
+      <w:proofErr w:type="spellStart"/>
+      <w:r>
+        <w:t>user_agent</w:t>
+      </w:r>
+      <w:proofErr w:type="spellEnd"/>
+      <w:r>
+        <w:t>=</w:t>
+      </w:r>
+      <w:proofErr w:type="spellStart"/>
+      <w:r>
+        <w:t>user_agent</w:t>
+      </w:r>
+      <w:proofErr w:type="spellEnd"/>
+      <w:r>
+        <w:t>,</w:t>
+      </w:r>
+    </w:p>
+    <w:p>
+      <w:r>
+        <w:t xml:space="preserve">        )</w:t>
+      </w:r>
+    </w:p>
+    <w:p/>
+    <w:p>
+      <w:r>
+        <w:t xml:space="preserve">        </w:t>
+      </w:r>
+      <w:proofErr w:type="spellStart"/>
+      <w:r>
+        <w:t>if</w:t>
+      </w:r>
+      <w:proofErr w:type="spellEnd"/>
+      <w:r>
+        <w:t xml:space="preserve"> </w:t>
+      </w:r>
+      <w:proofErr w:type="spellStart"/>
+      <w:r>
+        <w:t>not</w:t>
+      </w:r>
+      <w:proofErr w:type="spellEnd"/>
+      <w:r>
+        <w:t xml:space="preserve"> </w:t>
+      </w:r>
+      <w:proofErr w:type="spellStart"/>
+      <w:r>
+        <w:t>session_id</w:t>
       </w:r>
       <w:proofErr w:type="spellEnd"/>
       <w:r>
@@ -1373,7 +1775,7 @@
       </w:r>
       <w:proofErr w:type="spellStart"/>
       <w:r>
-        <w:t>self.ph.verify</w:t>
+        <w:t>logger.error</w:t>
       </w:r>
       <w:proofErr w:type="spellEnd"/>
       <w:r>
@@ -1381,27 +1783,524 @@
       </w:r>
       <w:proofErr w:type="spellStart"/>
       <w:r>
+        <w:t>f"AuthService</w:t>
+      </w:r>
+      <w:proofErr w:type="spellEnd"/>
+      <w:r>
+        <w:t>: Impossibile creare la sessione DB per utente '{</w:t>
+      </w:r>
+      <w:proofErr w:type="spellStart"/>
+      <w:r>
+        <w:t>clean_username</w:t>
+      </w:r>
+      <w:proofErr w:type="spellEnd"/>
+      <w:r>
+        <w:t>}'")</w:t>
+      </w:r>
+    </w:p>
+    <w:p>
+      <w:r>
+        <w:t xml:space="preserve">            </w:t>
+      </w:r>
+      <w:proofErr w:type="spellStart"/>
+      <w:r>
+        <w:t>return</w:t>
+      </w:r>
+      <w:proofErr w:type="spellEnd"/>
+      <w:r>
+        <w:t xml:space="preserve"> None</w:t>
+      </w:r>
+    </w:p>
+    <w:p/>
+    <w:p>
+      <w:r>
+        <w:t xml:space="preserve">        # 5. Calcolo permessi effettivi</w:t>
+      </w:r>
+    </w:p>
+    <w:p>
+      <w:r>
+        <w:t xml:space="preserve">        </w:t>
+      </w:r>
+      <w:proofErr w:type="spellStart"/>
+      <w:r>
+        <w:t>permissions</w:t>
+      </w:r>
+      <w:proofErr w:type="spellEnd"/>
+      <w:r>
+        <w:t xml:space="preserve"> = </w:t>
+      </w:r>
+      <w:proofErr w:type="spellStart"/>
+      <w:r>
+        <w:t>self.users_repo.get_effective_permission_codes</w:t>
+      </w:r>
+      <w:proofErr w:type="spellEnd"/>
+      <w:r>
+        <w:t>(</w:t>
+      </w:r>
+      <w:proofErr w:type="spellStart"/>
+      <w:r>
         <w:t>user</w:t>
       </w:r>
       <w:proofErr w:type="spellEnd"/>
       <w:r>
+        <w:t>["id"])</w:t>
+      </w:r>
+    </w:p>
+    <w:p/>
+    <w:p>
+      <w:r>
+        <w:lastRenderedPageBreak/>
+        <w:t xml:space="preserve">        logger.info(</w:t>
+      </w:r>
+      <w:proofErr w:type="spellStart"/>
+      <w:r>
+        <w:t>f"AuthService</w:t>
+      </w:r>
+      <w:proofErr w:type="spellEnd"/>
+      <w:r>
+        <w:t>: Login eseguito con successo per '{</w:t>
+      </w:r>
+      <w:proofErr w:type="spellStart"/>
+      <w:r>
+        <w:t>clean_username</w:t>
+      </w:r>
+      <w:proofErr w:type="spellEnd"/>
+      <w:r>
+        <w:t>}' (ID: {</w:t>
+      </w:r>
+      <w:proofErr w:type="spellStart"/>
+      <w:r>
+        <w:t>user</w:t>
+      </w:r>
+      <w:proofErr w:type="spellEnd"/>
+      <w:r>
+        <w:t>['id']})")</w:t>
+      </w:r>
+    </w:p>
+    <w:p/>
+    <w:p>
+      <w:r>
+        <w:t xml:space="preserve">        </w:t>
+      </w:r>
+      <w:proofErr w:type="spellStart"/>
+      <w:r>
+        <w:t>return</w:t>
+      </w:r>
+      <w:proofErr w:type="spellEnd"/>
+      <w:r>
+        <w:t xml:space="preserve"> {</w:t>
+      </w:r>
+    </w:p>
+    <w:p>
+      <w:r>
+        <w:t xml:space="preserve">            "</w:t>
+      </w:r>
+      <w:proofErr w:type="spellStart"/>
+      <w:r>
+        <w:t>session_token</w:t>
+      </w:r>
+      <w:proofErr w:type="spellEnd"/>
+      <w:r>
+        <w:t xml:space="preserve">": </w:t>
+      </w:r>
+      <w:proofErr w:type="spellStart"/>
+      <w:r>
+        <w:t>session_token</w:t>
+      </w:r>
+      <w:proofErr w:type="spellEnd"/>
+      <w:r>
+        <w:t>,</w:t>
+      </w:r>
+    </w:p>
+    <w:p>
+      <w:r>
+        <w:t xml:space="preserve">            "</w:t>
+      </w:r>
+      <w:proofErr w:type="spellStart"/>
+      <w:r>
+        <w:t>user_id</w:t>
+      </w:r>
+      <w:proofErr w:type="spellEnd"/>
+      <w:r>
+        <w:t xml:space="preserve">": </w:t>
+      </w:r>
+      <w:proofErr w:type="spellStart"/>
+      <w:r>
+        <w:t>user</w:t>
+      </w:r>
+      <w:proofErr w:type="spellEnd"/>
+      <w:r>
+        <w:t>["id"],</w:t>
+      </w:r>
+    </w:p>
+    <w:p>
+      <w:r>
+        <w:t xml:space="preserve">            "username": </w:t>
+      </w:r>
+      <w:proofErr w:type="spellStart"/>
+      <w:r>
+        <w:t>user</w:t>
+      </w:r>
+      <w:proofErr w:type="spellEnd"/>
+      <w:r>
+        <w:t>["username"],</w:t>
+      </w:r>
+    </w:p>
+    <w:p>
+      <w:r>
+        <w:t xml:space="preserve">            "</w:t>
+      </w:r>
+      <w:proofErr w:type="spellStart"/>
+      <w:r>
+        <w:t>role_id</w:t>
+      </w:r>
+      <w:proofErr w:type="spellEnd"/>
+      <w:r>
+        <w:t xml:space="preserve">": </w:t>
+      </w:r>
+      <w:proofErr w:type="spellStart"/>
+      <w:r>
+        <w:t>user.get</w:t>
+      </w:r>
+      <w:proofErr w:type="spellEnd"/>
+      <w:r>
+        <w:t>("</w:t>
+      </w:r>
+      <w:proofErr w:type="spellStart"/>
+      <w:r>
+        <w:t>users_roles_id</w:t>
+      </w:r>
+      <w:proofErr w:type="spellEnd"/>
+      <w:r>
+        <w:t>"),</w:t>
+      </w:r>
+    </w:p>
+    <w:p>
+      <w:r>
+        <w:t xml:space="preserve">            "</w:t>
+      </w:r>
+      <w:proofErr w:type="spellStart"/>
+      <w:r>
+        <w:t>permissions</w:t>
+      </w:r>
+      <w:proofErr w:type="spellEnd"/>
+      <w:r>
+        <w:t>": list(</w:t>
+      </w:r>
+      <w:proofErr w:type="spellStart"/>
+      <w:r>
+        <w:t>permissions</w:t>
+      </w:r>
+      <w:proofErr w:type="spellEnd"/>
+      <w:r>
+        <w:t>),</w:t>
+      </w:r>
+    </w:p>
+    <w:p>
+      <w:r>
+        <w:t xml:space="preserve">        }</w:t>
+      </w:r>
+    </w:p>
+    <w:p/>
+    <w:p>
+      <w:r>
+        <w:t xml:space="preserve">    </w:t>
+      </w:r>
+      <w:proofErr w:type="spellStart"/>
+      <w:r>
+        <w:t>def</w:t>
+      </w:r>
+      <w:proofErr w:type="spellEnd"/>
+      <w:r>
+        <w:t xml:space="preserve"> </w:t>
+      </w:r>
+      <w:proofErr w:type="spellStart"/>
+      <w:r>
+        <w:t>validate_session</w:t>
+      </w:r>
+      <w:proofErr w:type="spellEnd"/>
+      <w:r>
+        <w:t xml:space="preserve">(self, </w:t>
+      </w:r>
+      <w:proofErr w:type="spellStart"/>
+      <w:r>
+        <w:t>session_token</w:t>
+      </w:r>
+      <w:proofErr w:type="spellEnd"/>
+      <w:r>
+        <w:t xml:space="preserve">: </w:t>
+      </w:r>
+      <w:proofErr w:type="spellStart"/>
+      <w:r>
+        <w:t>str</w:t>
+      </w:r>
+      <w:proofErr w:type="spellEnd"/>
+      <w:r>
+        <w:t>) -&gt; Optional[</w:t>
+      </w:r>
+      <w:proofErr w:type="spellStart"/>
+      <w:r>
+        <w:t>Dict</w:t>
+      </w:r>
+      <w:proofErr w:type="spellEnd"/>
+      <w:r>
+        <w:t>[</w:t>
+      </w:r>
+      <w:proofErr w:type="spellStart"/>
+      <w:r>
+        <w:t>str</w:t>
+      </w:r>
+      <w:proofErr w:type="spellEnd"/>
+      <w:r>
+        <w:t xml:space="preserve">, </w:t>
+      </w:r>
+      <w:proofErr w:type="spellStart"/>
+      <w:r>
+        <w:t>Any</w:t>
+      </w:r>
+      <w:proofErr w:type="spellEnd"/>
+      <w:r>
+        <w:t>]]:</w:t>
+      </w:r>
+    </w:p>
+    <w:p>
+      <w:r>
+        <w:t xml:space="preserve">        """Verifica se un </w:t>
+      </w:r>
+      <w:proofErr w:type="spellStart"/>
+      <w:r>
+        <w:t>token</w:t>
+      </w:r>
+      <w:proofErr w:type="spellEnd"/>
+      <w:r>
+        <w:t xml:space="preserve"> di sessione inviato è attivo e non scaduto.</w:t>
+      </w:r>
+    </w:p>
+    <w:p>
+      <w:r>
+        <w:t xml:space="preserve">        </w:t>
+      </w:r>
+    </w:p>
+    <w:p>
+      <w:r>
+        <w:t xml:space="preserve">        Se la sessione è valida, aggiorna l'orario di ultima attività e prolunga</w:t>
+      </w:r>
+    </w:p>
+    <w:p>
+      <w:r>
+        <w:t xml:space="preserve">        la scadenza (</w:t>
+      </w:r>
+      <w:proofErr w:type="spellStart"/>
+      <w:r>
+        <w:t>Sliding</w:t>
+      </w:r>
+      <w:proofErr w:type="spellEnd"/>
+      <w:r>
+        <w:t xml:space="preserve"> </w:t>
+      </w:r>
+      <w:proofErr w:type="spellStart"/>
+      <w:r>
+        <w:t>Expiration</w:t>
+      </w:r>
+      <w:proofErr w:type="spellEnd"/>
+      <w:r>
+        <w:t>), restituendo il profilo utente e i permessi.</w:t>
+      </w:r>
+    </w:p>
+    <w:p>
+      <w:r>
+        <w:t xml:space="preserve">        """</w:t>
+      </w:r>
+    </w:p>
+    <w:p>
+      <w:r>
+        <w:t xml:space="preserve">        </w:t>
+      </w:r>
+      <w:proofErr w:type="spellStart"/>
+      <w:r>
+        <w:t>if</w:t>
+      </w:r>
+      <w:proofErr w:type="spellEnd"/>
+      <w:r>
+        <w:t xml:space="preserve"> </w:t>
+      </w:r>
+      <w:proofErr w:type="spellStart"/>
+      <w:r>
+        <w:t>not</w:t>
+      </w:r>
+      <w:proofErr w:type="spellEnd"/>
+      <w:r>
+        <w:t xml:space="preserve"> </w:t>
+      </w:r>
+      <w:proofErr w:type="spellStart"/>
+      <w:r>
+        <w:t>session_token</w:t>
+      </w:r>
+      <w:proofErr w:type="spellEnd"/>
+      <w:r>
+        <w:t>:</w:t>
+      </w:r>
+    </w:p>
+    <w:p>
+      <w:r>
+        <w:t xml:space="preserve">            </w:t>
+      </w:r>
+      <w:proofErr w:type="spellStart"/>
+      <w:r>
+        <w:t>return</w:t>
+      </w:r>
+      <w:proofErr w:type="spellEnd"/>
+      <w:r>
+        <w:t xml:space="preserve"> None</w:t>
+      </w:r>
+    </w:p>
+    <w:p/>
+    <w:p>
+      <w:r>
+        <w:t xml:space="preserve">        # Recupera e aggiorna la sessione nel DB (</w:t>
+      </w:r>
+      <w:proofErr w:type="spellStart"/>
+      <w:r>
+        <w:t>touch_activity</w:t>
+      </w:r>
+      <w:proofErr w:type="spellEnd"/>
+      <w:r>
+        <w:t xml:space="preserve">=True aggiorna </w:t>
+      </w:r>
+      <w:proofErr w:type="spellStart"/>
+      <w:r>
+        <w:t>last_activity</w:t>
+      </w:r>
+      <w:proofErr w:type="spellEnd"/>
+      <w:r>
+        <w:t xml:space="preserve"> ed </w:t>
+      </w:r>
+      <w:proofErr w:type="spellStart"/>
+      <w:r>
+        <w:t>expires_at</w:t>
+      </w:r>
+      <w:proofErr w:type="spellEnd"/>
+      <w:r>
+        <w:t>)</w:t>
+      </w:r>
+    </w:p>
+    <w:p>
+      <w:r>
+        <w:t xml:space="preserve">        </w:t>
+      </w:r>
+      <w:proofErr w:type="spellStart"/>
+      <w:r>
+        <w:t>session_data</w:t>
+      </w:r>
+      <w:proofErr w:type="spellEnd"/>
+      <w:r>
+        <w:t xml:space="preserve"> = </w:t>
+      </w:r>
+      <w:proofErr w:type="spellStart"/>
+      <w:r>
+        <w:t>self.sessions_repo.get_valid_session</w:t>
+      </w:r>
+      <w:proofErr w:type="spellEnd"/>
+      <w:r>
+        <w:t>(</w:t>
+      </w:r>
+    </w:p>
+    <w:p>
+      <w:r>
+        <w:t xml:space="preserve">            </w:t>
+      </w:r>
+      <w:proofErr w:type="spellStart"/>
+      <w:r>
+        <w:t>session_token</w:t>
+      </w:r>
+      <w:proofErr w:type="spellEnd"/>
+      <w:r>
+        <w:t xml:space="preserve">, </w:t>
+      </w:r>
+      <w:proofErr w:type="spellStart"/>
+      <w:r>
+        <w:t>touch_activity</w:t>
+      </w:r>
+      <w:proofErr w:type="spellEnd"/>
+      <w:r>
+        <w:t>=True</w:t>
+      </w:r>
+    </w:p>
+    <w:p>
+      <w:r>
+        <w:t xml:space="preserve">        )</w:t>
+      </w:r>
+    </w:p>
+    <w:p>
+      <w:r>
+        <w:t xml:space="preserve">        </w:t>
+      </w:r>
+      <w:proofErr w:type="spellStart"/>
+      <w:r>
+        <w:t>if</w:t>
+      </w:r>
+      <w:proofErr w:type="spellEnd"/>
+      <w:r>
+        <w:t xml:space="preserve"> </w:t>
+      </w:r>
+      <w:proofErr w:type="spellStart"/>
+      <w:r>
+        <w:t>not</w:t>
+      </w:r>
+      <w:proofErr w:type="spellEnd"/>
+      <w:r>
+        <w:t xml:space="preserve"> </w:t>
+      </w:r>
+      <w:proofErr w:type="spellStart"/>
+      <w:r>
+        <w:t>session_data</w:t>
+      </w:r>
+      <w:proofErr w:type="spellEnd"/>
+      <w:r>
+        <w:t>:</w:t>
+      </w:r>
+    </w:p>
+    <w:p>
+      <w:r>
+        <w:t xml:space="preserve">            </w:t>
+      </w:r>
+      <w:proofErr w:type="spellStart"/>
+      <w:r>
+        <w:t>return</w:t>
+      </w:r>
+      <w:proofErr w:type="spellEnd"/>
+      <w:r>
+        <w:t xml:space="preserve"> None</w:t>
+      </w:r>
+    </w:p>
+    <w:p/>
+    <w:p>
+      <w:r>
+        <w:t xml:space="preserve">        </w:t>
+      </w:r>
+      <w:proofErr w:type="spellStart"/>
+      <w:r>
+        <w:t>user_id</w:t>
+      </w:r>
+      <w:proofErr w:type="spellEnd"/>
+      <w:r>
+        <w:t xml:space="preserve"> = </w:t>
+      </w:r>
+      <w:proofErr w:type="spellStart"/>
+      <w:r>
+        <w:t>session_data</w:t>
+      </w:r>
+      <w:proofErr w:type="spellEnd"/>
+      <w:r>
         <w:t>["</w:t>
       </w:r>
       <w:proofErr w:type="spellStart"/>
       <w:r>
-        <w:t>password_hash</w:t>
-      </w:r>
-      <w:proofErr w:type="spellEnd"/>
-      <w:r>
-        <w:t xml:space="preserve">"], </w:t>
-      </w:r>
-      <w:proofErr w:type="spellStart"/>
-      <w:r>
-        <w:t>password_plain</w:t>
-      </w:r>
-      <w:proofErr w:type="spellEnd"/>
-      <w:r>
-        <w:t>)</w:t>
+        <w:t>user_id</w:t>
+      </w:r>
+      <w:proofErr w:type="spellEnd"/>
+      <w:r>
+        <w:t>"]</w:t>
       </w:r>
     </w:p>
     <w:p>
@@ -1410,36 +2309,15 @@
       </w:r>
       <w:proofErr w:type="spellStart"/>
       <w:r>
-        <w:t>except</w:t>
-      </w:r>
-      <w:proofErr w:type="spellEnd"/>
-      <w:r>
-        <w:t xml:space="preserve"> (</w:t>
-      </w:r>
-      <w:proofErr w:type="spellStart"/>
-      <w:r>
-        <w:t>VerifyMismatchError</w:t>
-      </w:r>
-      <w:proofErr w:type="spellEnd"/>
-      <w:r>
-        <w:t xml:space="preserve">, </w:t>
-      </w:r>
-      <w:proofErr w:type="spellStart"/>
-      <w:r>
-        <w:t>VerificationError</w:t>
-      </w:r>
-      <w:proofErr w:type="spellEnd"/>
-      <w:r>
-        <w:t>):</w:t>
-      </w:r>
-    </w:p>
-    <w:p>
-      <w:r>
-        <w:t xml:space="preserve">            </w:t>
-      </w:r>
-      <w:proofErr w:type="spellStart"/>
-      <w:r>
-        <w:t>logger.warning</w:t>
+        <w:t>user</w:t>
+      </w:r>
+      <w:proofErr w:type="spellEnd"/>
+      <w:r>
+        <w:t xml:space="preserve"> = </w:t>
+      </w:r>
+      <w:proofErr w:type="spellStart"/>
+      <w:r>
+        <w:t>self.users_repo.get_by_id</w:t>
       </w:r>
       <w:proofErr w:type="spellEnd"/>
       <w:r>
@@ -1447,41 +2325,15 @@
       </w:r>
       <w:proofErr w:type="spellStart"/>
       <w:r>
-        <w:t>f"AuthService</w:t>
-      </w:r>
-      <w:proofErr w:type="spellEnd"/>
-      <w:r>
-        <w:t>: Password errata per l'utente: '{</w:t>
-      </w:r>
-      <w:proofErr w:type="spellStart"/>
-      <w:r>
-        <w:t>clean_username</w:t>
-      </w:r>
-      <w:proofErr w:type="spellEnd"/>
-      <w:r>
-        <w:t>}'")</w:t>
-      </w:r>
-    </w:p>
-    <w:p>
-      <w:r>
-        <w:t xml:space="preserve">            </w:t>
-      </w:r>
-      <w:proofErr w:type="spellStart"/>
-      <w:r>
-        <w:t>return</w:t>
-      </w:r>
-      <w:proofErr w:type="spellEnd"/>
-      <w:r>
-        <w:t xml:space="preserve"> None</w:t>
-      </w:r>
-    </w:p>
-    <w:p>
-      <w:r>
-        <w:t xml:space="preserve">        </w:t>
-      </w:r>
-      <w:proofErr w:type="spellStart"/>
-      <w:r>
-        <w:t>except</w:t>
+        <w:t>user_id</w:t>
+      </w:r>
+      <w:proofErr w:type="spellEnd"/>
+      <w:r>
+        <w:t xml:space="preserve">) </w:t>
+      </w:r>
+      <w:proofErr w:type="spellStart"/>
+      <w:r>
+        <w:t>if</w:t>
       </w:r>
       <w:proofErr w:type="spellEnd"/>
       <w:r>
@@ -1489,28 +2341,7 @@
       </w:r>
       <w:proofErr w:type="spellStart"/>
       <w:r>
-        <w:t>Exception</w:t>
-      </w:r>
-      <w:proofErr w:type="spellEnd"/>
-      <w:r>
-        <w:t xml:space="preserve"> </w:t>
-      </w:r>
-      <w:proofErr w:type="spellStart"/>
-      <w:r>
-        <w:t>as</w:t>
-      </w:r>
-      <w:proofErr w:type="spellEnd"/>
-      <w:r>
-        <w:t xml:space="preserve"> e:</w:t>
-      </w:r>
-    </w:p>
-    <w:p>
-      <w:r>
-        <w:t xml:space="preserve">            </w:t>
-      </w:r>
-      <w:proofErr w:type="spellStart"/>
-      <w:r>
-        <w:t>logger.error</w:t>
+        <w:t>hasattr</w:t>
       </w:r>
       <w:proofErr w:type="spellEnd"/>
       <w:r>
@@ -1518,833 +2349,24 @@
       </w:r>
       <w:proofErr w:type="spellStart"/>
       <w:r>
-        <w:t>f"AuthService</w:t>
-      </w:r>
-      <w:proofErr w:type="spellEnd"/>
-      <w:r>
-        <w:t>: Errore verifica password per '{</w:t>
-      </w:r>
-      <w:proofErr w:type="spellStart"/>
-      <w:r>
-        <w:t>clean_username</w:t>
-      </w:r>
-      <w:proofErr w:type="spellEnd"/>
-      <w:r>
-        <w:t>}': {e}")</w:t>
-      </w:r>
-    </w:p>
-    <w:p>
-      <w:r>
-        <w:t xml:space="preserve">            </w:t>
-      </w:r>
-      <w:proofErr w:type="spellStart"/>
-      <w:r>
-        <w:t>return</w:t>
-      </w:r>
-      <w:proofErr w:type="spellEnd"/>
-      <w:r>
-        <w:t xml:space="preserve"> None</w:t>
-      </w:r>
-    </w:p>
-    <w:p/>
-    <w:p>
-      <w:r>
-        <w:t xml:space="preserve">        # 3. Generazione </w:t>
-      </w:r>
-      <w:proofErr w:type="spellStart"/>
-      <w:r>
-        <w:t>Token</w:t>
-      </w:r>
-      <w:proofErr w:type="spellEnd"/>
-      <w:r>
-        <w:t xml:space="preserve"> di Sessione Unico (64 caratteri esadecimali)</w:t>
-      </w:r>
-    </w:p>
-    <w:p>
-      <w:r>
-        <w:t xml:space="preserve">        </w:t>
-      </w:r>
-      <w:proofErr w:type="spellStart"/>
-      <w:r>
-        <w:t>session_token</w:t>
-      </w:r>
-      <w:proofErr w:type="spellEnd"/>
-      <w:r>
-        <w:t xml:space="preserve"> = </w:t>
-      </w:r>
-      <w:proofErr w:type="spellStart"/>
-      <w:r>
-        <w:t>secrets.token_hex</w:t>
-      </w:r>
-      <w:proofErr w:type="spellEnd"/>
-      <w:r>
-        <w:t>(32)</w:t>
-      </w:r>
-    </w:p>
-    <w:p/>
-    <w:p>
-      <w:r>
-        <w:t xml:space="preserve">        # 4. Registrazione della sessione sul database</w:t>
-      </w:r>
-    </w:p>
-    <w:p>
-      <w:r>
-        <w:t xml:space="preserve">        </w:t>
-      </w:r>
-      <w:proofErr w:type="spellStart"/>
-      <w:r>
-        <w:t>session_id</w:t>
-      </w:r>
-      <w:proofErr w:type="spellEnd"/>
-      <w:r>
-        <w:t xml:space="preserve"> = </w:t>
-      </w:r>
-      <w:proofErr w:type="spellStart"/>
-      <w:r>
-        <w:t>self.sessions_repo.create_session</w:t>
-      </w:r>
-      <w:proofErr w:type="spellEnd"/>
-      <w:r>
-        <w:t>(</w:t>
-      </w:r>
-    </w:p>
-    <w:p>
-      <w:r>
-        <w:t xml:space="preserve">            </w:t>
-      </w:r>
-      <w:proofErr w:type="spellStart"/>
-      <w:r>
-        <w:t>user_id</w:t>
-      </w:r>
-      <w:proofErr w:type="spellEnd"/>
-      <w:r>
-        <w:t>=</w:t>
-      </w:r>
-      <w:proofErr w:type="spellStart"/>
-      <w:r>
-        <w:t>user</w:t>
-      </w:r>
-      <w:proofErr w:type="spellEnd"/>
-      <w:r>
-        <w:t>["id"],</w:t>
-      </w:r>
-    </w:p>
-    <w:p>
-      <w:r>
-        <w:t xml:space="preserve">            </w:t>
-      </w:r>
-      <w:proofErr w:type="spellStart"/>
-      <w:r>
-        <w:t>session_token</w:t>
-      </w:r>
-      <w:proofErr w:type="spellEnd"/>
-      <w:r>
-        <w:t>=</w:t>
-      </w:r>
-      <w:proofErr w:type="spellStart"/>
-      <w:r>
-        <w:t>session_token</w:t>
-      </w:r>
-      <w:proofErr w:type="spellEnd"/>
-      <w:r>
-        <w:t>,</w:t>
-      </w:r>
-    </w:p>
-    <w:p>
-      <w:r>
-        <w:t xml:space="preserve">            </w:t>
-      </w:r>
-      <w:proofErr w:type="spellStart"/>
-      <w:r>
-        <w:t>duration_minutes</w:t>
-      </w:r>
-      <w:proofErr w:type="spellEnd"/>
-      <w:r>
-        <w:t>=</w:t>
-      </w:r>
-      <w:proofErr w:type="spellStart"/>
-      <w:r>
-        <w:t>duration_minutes</w:t>
-      </w:r>
-      <w:proofErr w:type="spellEnd"/>
-      <w:r>
-        <w:t>,</w:t>
-      </w:r>
-    </w:p>
-    <w:p>
-      <w:r>
-        <w:t xml:space="preserve">            </w:t>
-      </w:r>
-      <w:proofErr w:type="spellStart"/>
-      <w:r>
-        <w:t>ip_address</w:t>
-      </w:r>
-      <w:proofErr w:type="spellEnd"/>
-      <w:r>
-        <w:t>=</w:t>
-      </w:r>
-      <w:proofErr w:type="spellStart"/>
-      <w:r>
-        <w:t>ip_address</w:t>
-      </w:r>
-      <w:proofErr w:type="spellEnd"/>
-      <w:r>
-        <w:t>,</w:t>
-      </w:r>
-    </w:p>
-    <w:p>
-      <w:r>
-        <w:t xml:space="preserve">            </w:t>
-      </w:r>
-      <w:proofErr w:type="spellStart"/>
-      <w:r>
-        <w:t>user_agent</w:t>
-      </w:r>
-      <w:proofErr w:type="spellEnd"/>
-      <w:r>
-        <w:t>=</w:t>
-      </w:r>
-      <w:proofErr w:type="spellStart"/>
-      <w:r>
-        <w:t>user_agent</w:t>
-      </w:r>
-      <w:proofErr w:type="spellEnd"/>
-      <w:r>
-        <w:t>,</w:t>
-      </w:r>
-    </w:p>
-    <w:p>
-      <w:r>
-        <w:t xml:space="preserve">        )</w:t>
-      </w:r>
-    </w:p>
-    <w:p/>
-    <w:p>
-      <w:r>
-        <w:t xml:space="preserve">        </w:t>
-      </w:r>
-      <w:proofErr w:type="spellStart"/>
-      <w:r>
-        <w:t>if</w:t>
-      </w:r>
-      <w:proofErr w:type="spellEnd"/>
-      <w:r>
-        <w:t xml:space="preserve"> </w:t>
-      </w:r>
-      <w:proofErr w:type="spellStart"/>
-      <w:r>
-        <w:t>not</w:t>
-      </w:r>
-      <w:proofErr w:type="spellEnd"/>
-      <w:r>
-        <w:t xml:space="preserve"> </w:t>
-      </w:r>
-      <w:proofErr w:type="spellStart"/>
-      <w:r>
-        <w:t>session_id</w:t>
-      </w:r>
-      <w:proofErr w:type="spellEnd"/>
-      <w:r>
-        <w:t>:</w:t>
-      </w:r>
-    </w:p>
-    <w:p>
-      <w:r>
-        <w:t xml:space="preserve">            </w:t>
-      </w:r>
-      <w:proofErr w:type="spellStart"/>
-      <w:r>
-        <w:t>logger.error</w:t>
-      </w:r>
-      <w:proofErr w:type="spellEnd"/>
-      <w:r>
-        <w:t>(</w:t>
-      </w:r>
-      <w:proofErr w:type="spellStart"/>
-      <w:r>
-        <w:t>f"AuthService</w:t>
-      </w:r>
-      <w:proofErr w:type="spellEnd"/>
-      <w:r>
-        <w:t>: Impossibile creare la sessione DB per utente '{</w:t>
-      </w:r>
-      <w:proofErr w:type="spellStart"/>
-      <w:r>
-        <w:t>clean_username</w:t>
-      </w:r>
-      <w:proofErr w:type="spellEnd"/>
-      <w:r>
-        <w:t>}'")</w:t>
-      </w:r>
-    </w:p>
-    <w:p>
-      <w:r>
-        <w:t xml:space="preserve">            </w:t>
-      </w:r>
-      <w:proofErr w:type="spellStart"/>
-      <w:r>
-        <w:t>return</w:t>
-      </w:r>
-      <w:proofErr w:type="spellEnd"/>
-      <w:r>
-        <w:t xml:space="preserve"> None</w:t>
-      </w:r>
-    </w:p>
-    <w:p/>
+        <w:t>self.users_repo</w:t>
+      </w:r>
+      <w:proofErr w:type="spellEnd"/>
+      <w:r>
+        <w:t>, '</w:t>
+      </w:r>
+      <w:proofErr w:type="spellStart"/>
+      <w:r>
+        <w:t>get_by_id</w:t>
+      </w:r>
+      <w:proofErr w:type="spellEnd"/>
+      <w:r>
+        <w:t>') else None</w:t>
+      </w:r>
+    </w:p>
     <w:p>
       <w:r>
         <w:lastRenderedPageBreak/>
-        <w:t xml:space="preserve">        # 5. Calcolo permessi effettivi</w:t>
-      </w:r>
-    </w:p>
-    <w:p>
-      <w:r>
-        <w:t xml:space="preserve">        </w:t>
-      </w:r>
-      <w:proofErr w:type="spellStart"/>
-      <w:r>
-        <w:t>permissions</w:t>
-      </w:r>
-      <w:proofErr w:type="spellEnd"/>
-      <w:r>
-        <w:t xml:space="preserve"> = </w:t>
-      </w:r>
-      <w:proofErr w:type="spellStart"/>
-      <w:r>
-        <w:t>self.users_repo.get_effective_permission_codes</w:t>
-      </w:r>
-      <w:proofErr w:type="spellEnd"/>
-      <w:r>
-        <w:t>(</w:t>
-      </w:r>
-      <w:proofErr w:type="spellStart"/>
-      <w:r>
-        <w:t>user</w:t>
-      </w:r>
-      <w:proofErr w:type="spellEnd"/>
-      <w:r>
-        <w:t>["id"])</w:t>
-      </w:r>
-    </w:p>
-    <w:p/>
-    <w:p>
-      <w:r>
-        <w:t xml:space="preserve">        logger.info(</w:t>
-      </w:r>
-      <w:proofErr w:type="spellStart"/>
-      <w:r>
-        <w:t>f"AuthService</w:t>
-      </w:r>
-      <w:proofErr w:type="spellEnd"/>
-      <w:r>
-        <w:t>: Login eseguito con successo per '{</w:t>
-      </w:r>
-      <w:proofErr w:type="spellStart"/>
-      <w:r>
-        <w:t>clean_username</w:t>
-      </w:r>
-      <w:proofErr w:type="spellEnd"/>
-      <w:r>
-        <w:t>}' (ID: {</w:t>
-      </w:r>
-      <w:proofErr w:type="spellStart"/>
-      <w:r>
-        <w:t>user</w:t>
-      </w:r>
-      <w:proofErr w:type="spellEnd"/>
-      <w:r>
-        <w:t>['id']})")</w:t>
-      </w:r>
-    </w:p>
-    <w:p/>
-    <w:p>
-      <w:r>
-        <w:t xml:space="preserve">        </w:t>
-      </w:r>
-      <w:proofErr w:type="spellStart"/>
-      <w:r>
-        <w:t>return</w:t>
-      </w:r>
-      <w:proofErr w:type="spellEnd"/>
-      <w:r>
-        <w:t xml:space="preserve"> {</w:t>
-      </w:r>
-    </w:p>
-    <w:p>
-      <w:r>
-        <w:t xml:space="preserve">            "</w:t>
-      </w:r>
-      <w:proofErr w:type="spellStart"/>
-      <w:r>
-        <w:t>session_token</w:t>
-      </w:r>
-      <w:proofErr w:type="spellEnd"/>
-      <w:r>
-        <w:t xml:space="preserve">": </w:t>
-      </w:r>
-      <w:proofErr w:type="spellStart"/>
-      <w:r>
-        <w:t>session_token</w:t>
-      </w:r>
-      <w:proofErr w:type="spellEnd"/>
-      <w:r>
-        <w:t>,</w:t>
-      </w:r>
-    </w:p>
-    <w:p>
-      <w:r>
-        <w:t xml:space="preserve">            "</w:t>
-      </w:r>
-      <w:proofErr w:type="spellStart"/>
-      <w:r>
-        <w:t>user_id</w:t>
-      </w:r>
-      <w:proofErr w:type="spellEnd"/>
-      <w:r>
-        <w:t xml:space="preserve">": </w:t>
-      </w:r>
-      <w:proofErr w:type="spellStart"/>
-      <w:r>
-        <w:t>user</w:t>
-      </w:r>
-      <w:proofErr w:type="spellEnd"/>
-      <w:r>
-        <w:t>["id"],</w:t>
-      </w:r>
-    </w:p>
-    <w:p>
-      <w:r>
-        <w:t xml:space="preserve">            "username": </w:t>
-      </w:r>
-      <w:proofErr w:type="spellStart"/>
-      <w:r>
-        <w:t>user</w:t>
-      </w:r>
-      <w:proofErr w:type="spellEnd"/>
-      <w:r>
-        <w:t>["username"],</w:t>
-      </w:r>
-    </w:p>
-    <w:p>
-      <w:r>
-        <w:t xml:space="preserve">            "</w:t>
-      </w:r>
-      <w:proofErr w:type="spellStart"/>
-      <w:r>
-        <w:t>role_id</w:t>
-      </w:r>
-      <w:proofErr w:type="spellEnd"/>
-      <w:r>
-        <w:t xml:space="preserve">": </w:t>
-      </w:r>
-      <w:proofErr w:type="spellStart"/>
-      <w:r>
-        <w:t>user.get</w:t>
-      </w:r>
-      <w:proofErr w:type="spellEnd"/>
-      <w:r>
-        <w:t>("</w:t>
-      </w:r>
-      <w:proofErr w:type="spellStart"/>
-      <w:r>
-        <w:t>users_roles_id</w:t>
-      </w:r>
-      <w:proofErr w:type="spellEnd"/>
-      <w:r>
-        <w:t>"),</w:t>
-      </w:r>
-    </w:p>
-    <w:p>
-      <w:r>
-        <w:t xml:space="preserve">            "</w:t>
-      </w:r>
-      <w:proofErr w:type="spellStart"/>
-      <w:r>
-        <w:t>permissions</w:t>
-      </w:r>
-      <w:proofErr w:type="spellEnd"/>
-      <w:r>
-        <w:t>": list(</w:t>
-      </w:r>
-      <w:proofErr w:type="spellStart"/>
-      <w:r>
-        <w:t>permissions</w:t>
-      </w:r>
-      <w:proofErr w:type="spellEnd"/>
-      <w:r>
-        <w:t>),</w:t>
-      </w:r>
-    </w:p>
-    <w:p>
-      <w:r>
-        <w:t xml:space="preserve">        }</w:t>
-      </w:r>
-    </w:p>
-    <w:p/>
-    <w:p>
-      <w:r>
-        <w:t xml:space="preserve">    </w:t>
-      </w:r>
-      <w:proofErr w:type="spellStart"/>
-      <w:r>
-        <w:t>def</w:t>
-      </w:r>
-      <w:proofErr w:type="spellEnd"/>
-      <w:r>
-        <w:t xml:space="preserve"> </w:t>
-      </w:r>
-      <w:proofErr w:type="spellStart"/>
-      <w:r>
-        <w:t>validate_session</w:t>
-      </w:r>
-      <w:proofErr w:type="spellEnd"/>
-      <w:r>
-        <w:t xml:space="preserve">(self, </w:t>
-      </w:r>
-      <w:proofErr w:type="spellStart"/>
-      <w:r>
-        <w:t>session_token</w:t>
-      </w:r>
-      <w:proofErr w:type="spellEnd"/>
-      <w:r>
-        <w:t xml:space="preserve">: </w:t>
-      </w:r>
-      <w:proofErr w:type="spellStart"/>
-      <w:r>
-        <w:t>str</w:t>
-      </w:r>
-      <w:proofErr w:type="spellEnd"/>
-      <w:r>
-        <w:t>) -&gt; Optional[</w:t>
-      </w:r>
-      <w:proofErr w:type="spellStart"/>
-      <w:r>
-        <w:t>Dict</w:t>
-      </w:r>
-      <w:proofErr w:type="spellEnd"/>
-      <w:r>
-        <w:t>[</w:t>
-      </w:r>
-      <w:proofErr w:type="spellStart"/>
-      <w:r>
-        <w:t>str</w:t>
-      </w:r>
-      <w:proofErr w:type="spellEnd"/>
-      <w:r>
-        <w:t xml:space="preserve">, </w:t>
-      </w:r>
-      <w:proofErr w:type="spellStart"/>
-      <w:r>
-        <w:t>Any</w:t>
-      </w:r>
-      <w:proofErr w:type="spellEnd"/>
-      <w:r>
-        <w:t>]]:</w:t>
-      </w:r>
-    </w:p>
-    <w:p>
-      <w:r>
-        <w:t xml:space="preserve">        """Verifica se un </w:t>
-      </w:r>
-      <w:proofErr w:type="spellStart"/>
-      <w:r>
-        <w:t>token</w:t>
-      </w:r>
-      <w:proofErr w:type="spellEnd"/>
-      <w:r>
-        <w:t xml:space="preserve"> di sessione inviato è attivo e non scaduto.</w:t>
-      </w:r>
-    </w:p>
-    <w:p>
-      <w:r>
-        <w:t xml:space="preserve">        </w:t>
-      </w:r>
-    </w:p>
-    <w:p>
-      <w:r>
-        <w:t xml:space="preserve">        Se la sessione è valida, aggiorna l'orario di ultima attività e prolunga</w:t>
-      </w:r>
-    </w:p>
-    <w:p>
-      <w:r>
-        <w:t xml:space="preserve">        la scadenza (</w:t>
-      </w:r>
-      <w:proofErr w:type="spellStart"/>
-      <w:r>
-        <w:t>Sliding</w:t>
-      </w:r>
-      <w:proofErr w:type="spellEnd"/>
-      <w:r>
-        <w:t xml:space="preserve"> </w:t>
-      </w:r>
-      <w:proofErr w:type="spellStart"/>
-      <w:r>
-        <w:t>Expiration</w:t>
-      </w:r>
-      <w:proofErr w:type="spellEnd"/>
-      <w:r>
-        <w:t>), restituendo il profilo utente e i permessi.</w:t>
-      </w:r>
-    </w:p>
-    <w:p>
-      <w:r>
-        <w:t xml:space="preserve">        """</w:t>
-      </w:r>
-    </w:p>
-    <w:p>
-      <w:r>
-        <w:t xml:space="preserve">        </w:t>
-      </w:r>
-      <w:proofErr w:type="spellStart"/>
-      <w:r>
-        <w:t>if</w:t>
-      </w:r>
-      <w:proofErr w:type="spellEnd"/>
-      <w:r>
-        <w:t xml:space="preserve"> </w:t>
-      </w:r>
-      <w:proofErr w:type="spellStart"/>
-      <w:r>
-        <w:t>not</w:t>
-      </w:r>
-      <w:proofErr w:type="spellEnd"/>
-      <w:r>
-        <w:t xml:space="preserve"> </w:t>
-      </w:r>
-      <w:proofErr w:type="spellStart"/>
-      <w:r>
-        <w:t>session_token</w:t>
-      </w:r>
-      <w:proofErr w:type="spellEnd"/>
-      <w:r>
-        <w:t>:</w:t>
-      </w:r>
-    </w:p>
-    <w:p>
-      <w:r>
-        <w:t xml:space="preserve">            </w:t>
-      </w:r>
-      <w:proofErr w:type="spellStart"/>
-      <w:r>
-        <w:t>return</w:t>
-      </w:r>
-      <w:proofErr w:type="spellEnd"/>
-      <w:r>
-        <w:t xml:space="preserve"> None</w:t>
-      </w:r>
-    </w:p>
-    <w:p/>
-    <w:p>
-      <w:r>
-        <w:t xml:space="preserve">        # Recupera e aggiorna la sessione nel DB (</w:t>
-      </w:r>
-      <w:proofErr w:type="spellStart"/>
-      <w:r>
-        <w:t>touch_activity</w:t>
-      </w:r>
-      <w:proofErr w:type="spellEnd"/>
-      <w:r>
-        <w:t xml:space="preserve">=True aggiorna </w:t>
-      </w:r>
-      <w:proofErr w:type="spellStart"/>
-      <w:r>
-        <w:t>last_activity</w:t>
-      </w:r>
-      <w:proofErr w:type="spellEnd"/>
-      <w:r>
-        <w:t xml:space="preserve"> ed </w:t>
-      </w:r>
-      <w:proofErr w:type="spellStart"/>
-      <w:r>
-        <w:t>expires_at</w:t>
-      </w:r>
-      <w:proofErr w:type="spellEnd"/>
-      <w:r>
-        <w:t>)</w:t>
-      </w:r>
-    </w:p>
-    <w:p>
-      <w:r>
-        <w:t xml:space="preserve">        </w:t>
-      </w:r>
-      <w:proofErr w:type="spellStart"/>
-      <w:r>
-        <w:t>session_data</w:t>
-      </w:r>
-      <w:proofErr w:type="spellEnd"/>
-      <w:r>
-        <w:t xml:space="preserve"> = </w:t>
-      </w:r>
-      <w:proofErr w:type="spellStart"/>
-      <w:r>
-        <w:t>self.sessions_repo.get_valid_session</w:t>
-      </w:r>
-      <w:proofErr w:type="spellEnd"/>
-      <w:r>
-        <w:t>(</w:t>
-      </w:r>
-    </w:p>
-    <w:p>
-      <w:r>
-        <w:t xml:space="preserve">            </w:t>
-      </w:r>
-      <w:proofErr w:type="spellStart"/>
-      <w:r>
-        <w:t>session_token</w:t>
-      </w:r>
-      <w:proofErr w:type="spellEnd"/>
-      <w:r>
-        <w:t xml:space="preserve">, </w:t>
-      </w:r>
-      <w:proofErr w:type="spellStart"/>
-      <w:r>
-        <w:t>touch_activity</w:t>
-      </w:r>
-      <w:proofErr w:type="spellEnd"/>
-      <w:r>
-        <w:t>=True</w:t>
-      </w:r>
-    </w:p>
-    <w:p>
-      <w:r>
-        <w:t xml:space="preserve">        )</w:t>
-      </w:r>
-    </w:p>
-    <w:p>
-      <w:r>
-        <w:t xml:space="preserve">        </w:t>
-      </w:r>
-      <w:proofErr w:type="spellStart"/>
-      <w:r>
-        <w:t>if</w:t>
-      </w:r>
-      <w:proofErr w:type="spellEnd"/>
-      <w:r>
-        <w:t xml:space="preserve"> </w:t>
-      </w:r>
-      <w:proofErr w:type="spellStart"/>
-      <w:r>
-        <w:t>not</w:t>
-      </w:r>
-      <w:proofErr w:type="spellEnd"/>
-      <w:r>
-        <w:t xml:space="preserve"> </w:t>
-      </w:r>
-      <w:proofErr w:type="spellStart"/>
-      <w:r>
-        <w:t>session_data</w:t>
-      </w:r>
-      <w:proofErr w:type="spellEnd"/>
-      <w:r>
-        <w:t>:</w:t>
-      </w:r>
-    </w:p>
-    <w:p>
-      <w:r>
-        <w:t xml:space="preserve">            </w:t>
-      </w:r>
-      <w:proofErr w:type="spellStart"/>
-      <w:r>
-        <w:t>return</w:t>
-      </w:r>
-      <w:proofErr w:type="spellEnd"/>
-      <w:r>
-        <w:t xml:space="preserve"> None</w:t>
-      </w:r>
-    </w:p>
-    <w:p/>
-    <w:p>
-      <w:r>
-        <w:t xml:space="preserve">        </w:t>
-      </w:r>
-      <w:proofErr w:type="spellStart"/>
-      <w:r>
-        <w:t>user_id</w:t>
-      </w:r>
-      <w:proofErr w:type="spellEnd"/>
-      <w:r>
-        <w:t xml:space="preserve"> = </w:t>
-      </w:r>
-      <w:proofErr w:type="spellStart"/>
-      <w:r>
-        <w:t>session_data</w:t>
-      </w:r>
-      <w:proofErr w:type="spellEnd"/>
-      <w:r>
-        <w:t>["</w:t>
-      </w:r>
-      <w:proofErr w:type="spellStart"/>
-      <w:r>
-        <w:t>user_id</w:t>
-      </w:r>
-      <w:proofErr w:type="spellEnd"/>
-      <w:r>
-        <w:t>"]</w:t>
-      </w:r>
-    </w:p>
-    <w:p>
-      <w:r>
-        <w:t xml:space="preserve">        </w:t>
-      </w:r>
-      <w:proofErr w:type="spellStart"/>
-      <w:r>
-        <w:t>user</w:t>
-      </w:r>
-      <w:proofErr w:type="spellEnd"/>
-      <w:r>
-        <w:t xml:space="preserve"> = </w:t>
-      </w:r>
-      <w:proofErr w:type="spellStart"/>
-      <w:r>
-        <w:t>self.users_repo.get_by_id</w:t>
-      </w:r>
-      <w:proofErr w:type="spellEnd"/>
-      <w:r>
-        <w:t>(</w:t>
-      </w:r>
-      <w:proofErr w:type="spellStart"/>
-      <w:r>
-        <w:t>user_id</w:t>
-      </w:r>
-      <w:proofErr w:type="spellEnd"/>
-      <w:r>
-        <w:t xml:space="preserve">) </w:t>
-      </w:r>
-      <w:proofErr w:type="spellStart"/>
-      <w:r>
-        <w:t>if</w:t>
-      </w:r>
-      <w:proofErr w:type="spellEnd"/>
-      <w:r>
-        <w:t xml:space="preserve"> </w:t>
-      </w:r>
-      <w:proofErr w:type="spellStart"/>
-      <w:r>
-        <w:t>hasattr</w:t>
-      </w:r>
-      <w:proofErr w:type="spellEnd"/>
-      <w:r>
-        <w:t>(</w:t>
-      </w:r>
-      <w:proofErr w:type="spellStart"/>
-      <w:r>
-        <w:t>self.users_repo</w:t>
-      </w:r>
-      <w:proofErr w:type="spellEnd"/>
-      <w:r>
-        <w:t>, '</w:t>
-      </w:r>
-      <w:proofErr w:type="spellStart"/>
-      <w:r>
-        <w:t>get_by_id</w:t>
-      </w:r>
-      <w:proofErr w:type="spellEnd"/>
-      <w:r>
-        <w:t>') else None</w:t>
-      </w:r>
-    </w:p>
-    <w:p>
-      <w:r>
         <w:t xml:space="preserve">        username = </w:t>
       </w:r>
       <w:proofErr w:type="spellStart"/>
@@ -2803,6 +2825,7 @@
     </w:p>
     <w:p>
       <w:r>
+        <w:lastRenderedPageBreak/>
         <w:t xml:space="preserve">from </w:t>
       </w:r>
       <w:proofErr w:type="spellStart"/>
@@ -3252,12 +3275,1480 @@
     <w:p/>
     <w:p>
       <w:r>
+        <w:t xml:space="preserve">    </w:t>
+      </w:r>
+      <w:proofErr w:type="spellStart"/>
+      <w:r>
+        <w:t>if</w:t>
+      </w:r>
+      <w:proofErr w:type="spellEnd"/>
+      <w:r>
+        <w:t xml:space="preserve"> </w:t>
+      </w:r>
+      <w:proofErr w:type="spellStart"/>
+      <w:r>
+        <w:t>not</w:t>
+      </w:r>
+      <w:proofErr w:type="spellEnd"/>
+      <w:r>
+        <w:t xml:space="preserve"> </w:t>
+      </w:r>
+      <w:proofErr w:type="spellStart"/>
+      <w:r>
+        <w:t>token</w:t>
+      </w:r>
+      <w:proofErr w:type="spellEnd"/>
+      <w:r>
+        <w:t>:</w:t>
+      </w:r>
+    </w:p>
+    <w:p>
+      <w:r>
+        <w:t xml:space="preserve">        </w:t>
+      </w:r>
+      <w:proofErr w:type="spellStart"/>
+      <w:r>
+        <w:t>raise</w:t>
+      </w:r>
+      <w:proofErr w:type="spellEnd"/>
+      <w:r>
+        <w:t xml:space="preserve"> </w:t>
+      </w:r>
+      <w:proofErr w:type="spellStart"/>
+      <w:r>
+        <w:t>HTTPException</w:t>
+      </w:r>
+      <w:proofErr w:type="spellEnd"/>
+      <w:r>
+        <w:t>(</w:t>
+      </w:r>
+    </w:p>
+    <w:p>
+      <w:r>
+        <w:t xml:space="preserve">            </w:t>
+      </w:r>
+      <w:proofErr w:type="spellStart"/>
+      <w:r>
+        <w:t>status_code</w:t>
+      </w:r>
+      <w:proofErr w:type="spellEnd"/>
+      <w:r>
+        <w:t>=status.HTTP_401_UNAUTHORIZED,</w:t>
+      </w:r>
+    </w:p>
+    <w:p>
+      <w:r>
+        <w:lastRenderedPageBreak/>
+        <w:t xml:space="preserve">            </w:t>
+      </w:r>
+      <w:proofErr w:type="spellStart"/>
+      <w:r>
+        <w:t>detail</w:t>
+      </w:r>
+      <w:proofErr w:type="spellEnd"/>
+      <w:r>
+        <w:t>="</w:t>
+      </w:r>
+      <w:proofErr w:type="spellStart"/>
+      <w:r>
+        <w:t>Token</w:t>
+      </w:r>
+      <w:proofErr w:type="spellEnd"/>
+      <w:r>
+        <w:t xml:space="preserve"> di sessione mancante."</w:t>
+      </w:r>
+    </w:p>
+    <w:p>
+      <w:r>
+        <w:t xml:space="preserve">        )</w:t>
+      </w:r>
+    </w:p>
+    <w:p/>
+    <w:p>
+      <w:r>
+        <w:t xml:space="preserve">    </w:t>
+      </w:r>
+      <w:proofErr w:type="spellStart"/>
+      <w:r>
+        <w:t>session_info</w:t>
+      </w:r>
+      <w:proofErr w:type="spellEnd"/>
+      <w:r>
+        <w:t xml:space="preserve"> = </w:t>
+      </w:r>
+      <w:proofErr w:type="spellStart"/>
+      <w:r>
+        <w:t>auth_service.validate_session</w:t>
+      </w:r>
+      <w:proofErr w:type="spellEnd"/>
+      <w:r>
+        <w:t>(</w:t>
+      </w:r>
+      <w:proofErr w:type="spellStart"/>
+      <w:r>
+        <w:t>token</w:t>
+      </w:r>
+      <w:proofErr w:type="spellEnd"/>
+      <w:r>
+        <w:t>)</w:t>
+      </w:r>
+    </w:p>
+    <w:p>
+      <w:r>
+        <w:t xml:space="preserve">    </w:t>
+      </w:r>
+      <w:proofErr w:type="spellStart"/>
+      <w:r>
+        <w:t>if</w:t>
+      </w:r>
+      <w:proofErr w:type="spellEnd"/>
+      <w:r>
+        <w:t xml:space="preserve"> </w:t>
+      </w:r>
+      <w:proofErr w:type="spellStart"/>
+      <w:r>
+        <w:t>not</w:t>
+      </w:r>
+      <w:proofErr w:type="spellEnd"/>
+      <w:r>
+        <w:t xml:space="preserve"> </w:t>
+      </w:r>
+      <w:proofErr w:type="spellStart"/>
+      <w:r>
+        <w:t>session_info</w:t>
+      </w:r>
+      <w:proofErr w:type="spellEnd"/>
+      <w:r>
+        <w:t>:</w:t>
+      </w:r>
+    </w:p>
+    <w:p>
+      <w:r>
+        <w:t xml:space="preserve">        </w:t>
+      </w:r>
+      <w:proofErr w:type="spellStart"/>
+      <w:r>
+        <w:t>raise</w:t>
+      </w:r>
+      <w:proofErr w:type="spellEnd"/>
+      <w:r>
+        <w:t xml:space="preserve"> </w:t>
+      </w:r>
+      <w:proofErr w:type="spellStart"/>
+      <w:r>
+        <w:t>HTTPException</w:t>
+      </w:r>
+      <w:proofErr w:type="spellEnd"/>
+      <w:r>
+        <w:t>(</w:t>
+      </w:r>
+    </w:p>
+    <w:p>
+      <w:r>
+        <w:t xml:space="preserve">            </w:t>
+      </w:r>
+      <w:proofErr w:type="spellStart"/>
+      <w:r>
+        <w:t>status_code</w:t>
+      </w:r>
+      <w:proofErr w:type="spellEnd"/>
+      <w:r>
+        <w:t>=status.HTTP_401_UNAUTHORIZED,</w:t>
+      </w:r>
+    </w:p>
+    <w:p>
+      <w:r>
+        <w:t xml:space="preserve">            </w:t>
+      </w:r>
+      <w:proofErr w:type="spellStart"/>
+      <w:r>
+        <w:t>detail</w:t>
+      </w:r>
+      <w:proofErr w:type="spellEnd"/>
+      <w:r>
+        <w:t>="Sessione scaduta o non valida."</w:t>
+      </w:r>
+    </w:p>
+    <w:p>
+      <w:r>
+        <w:t xml:space="preserve">        )</w:t>
+      </w:r>
+    </w:p>
+    <w:p/>
+    <w:p>
+      <w:r>
+        <w:t xml:space="preserve">    </w:t>
+      </w:r>
+      <w:proofErr w:type="spellStart"/>
+      <w:r>
+        <w:t>return</w:t>
+      </w:r>
+      <w:proofErr w:type="spellEnd"/>
+      <w:r>
+        <w:t xml:space="preserve"> </w:t>
+      </w:r>
+      <w:proofErr w:type="spellStart"/>
+      <w:r>
+        <w:t>session_info</w:t>
+      </w:r>
+      <w:proofErr w:type="spellEnd"/>
+    </w:p>
+    <w:p/>
+    <w:p/>
+    <w:p>
+      <w:r>
+        <w:t>library/api/web/pages_router.py</w:t>
+      </w:r>
+    </w:p>
+    <w:p>
+      <w:r>
+        <w:t xml:space="preserve">Router che espone la rotta della </w:t>
+      </w:r>
+      <w:proofErr w:type="spellStart"/>
+      <w:r>
+        <w:t>form</w:t>
+      </w:r>
+      <w:proofErr w:type="spellEnd"/>
+      <w:r>
+        <w:t xml:space="preserve"> di Login (GET /), gestisce l'elaborazione del Login con scrittura del Cookie HTTP-</w:t>
+      </w:r>
+      <w:proofErr w:type="spellStart"/>
+      <w:r>
+        <w:t>Only</w:t>
+      </w:r>
+      <w:proofErr w:type="spellEnd"/>
+      <w:r>
+        <w:t xml:space="preserve"> (POST /login) e il </w:t>
+      </w:r>
+      <w:proofErr w:type="spellStart"/>
+      <w:r>
+        <w:t>Logout</w:t>
+      </w:r>
+      <w:proofErr w:type="spellEnd"/>
+      <w:r>
+        <w:t xml:space="preserve"> (GET /</w:t>
+      </w:r>
+      <w:proofErr w:type="spellStart"/>
+      <w:r>
+        <w:t>logout</w:t>
+      </w:r>
+      <w:proofErr w:type="spellEnd"/>
+      <w:r>
+        <w:t>)</w:t>
+      </w:r>
+    </w:p>
+    <w:p/>
+    <w:p>
+      <w:r>
+        <w:t xml:space="preserve">import </w:t>
+      </w:r>
+      <w:proofErr w:type="spellStart"/>
+      <w:r>
+        <w:t>os</w:t>
+      </w:r>
+      <w:proofErr w:type="spellEnd"/>
+    </w:p>
+    <w:p>
+      <w:r>
+        <w:t xml:space="preserve">import </w:t>
+      </w:r>
+      <w:proofErr w:type="spellStart"/>
+      <w:r>
+        <w:t>sys</w:t>
+      </w:r>
+      <w:proofErr w:type="spellEnd"/>
+    </w:p>
+    <w:p>
+      <w:r>
+        <w:t xml:space="preserve">from </w:t>
+      </w:r>
+      <w:proofErr w:type="spellStart"/>
+      <w:r>
+        <w:t>fastapi</w:t>
+      </w:r>
+      <w:proofErr w:type="spellEnd"/>
+      <w:r>
+        <w:t xml:space="preserve"> import </w:t>
+      </w:r>
+      <w:proofErr w:type="spellStart"/>
+      <w:r>
+        <w:t>APIRouter</w:t>
+      </w:r>
+      <w:proofErr w:type="spellEnd"/>
+      <w:r>
+        <w:t xml:space="preserve">, </w:t>
+      </w:r>
+      <w:proofErr w:type="spellStart"/>
+      <w:r>
+        <w:t>Request</w:t>
+      </w:r>
+      <w:proofErr w:type="spellEnd"/>
+      <w:r>
+        <w:t xml:space="preserve">, Form, </w:t>
+      </w:r>
+      <w:proofErr w:type="spellStart"/>
+      <w:r>
+        <w:t>Depends</w:t>
+      </w:r>
+      <w:proofErr w:type="spellEnd"/>
+      <w:r>
+        <w:t>, status</w:t>
+      </w:r>
+    </w:p>
+    <w:p>
+      <w:r>
+        <w:t xml:space="preserve">from </w:t>
+      </w:r>
+      <w:proofErr w:type="spellStart"/>
+      <w:r>
+        <w:t>fastapi.responses</w:t>
+      </w:r>
+      <w:proofErr w:type="spellEnd"/>
+      <w:r>
+        <w:t xml:space="preserve"> import </w:t>
+      </w:r>
+      <w:proofErr w:type="spellStart"/>
+      <w:r>
+        <w:t>HTMLResponse</w:t>
+      </w:r>
+      <w:proofErr w:type="spellEnd"/>
+      <w:r>
+        <w:t xml:space="preserve">, </w:t>
+      </w:r>
+      <w:proofErr w:type="spellStart"/>
+      <w:r>
+        <w:t>RedirectResponse</w:t>
+      </w:r>
+      <w:proofErr w:type="spellEnd"/>
+    </w:p>
+    <w:p>
+      <w:r>
+        <w:t xml:space="preserve">from </w:t>
+      </w:r>
+      <w:proofErr w:type="spellStart"/>
+      <w:r>
+        <w:t>fastapi.templating</w:t>
+      </w:r>
+      <w:proofErr w:type="spellEnd"/>
+      <w:r>
+        <w:t xml:space="preserve"> import Jinja2Templates</w:t>
+      </w:r>
+    </w:p>
+    <w:p/>
+    <w:p>
+      <w:r>
+        <w:t xml:space="preserve">from </w:t>
+      </w:r>
+      <w:proofErr w:type="spellStart"/>
+      <w:r>
+        <w:t>library.services.auth_service</w:t>
+      </w:r>
+      <w:proofErr w:type="spellEnd"/>
+      <w:r>
+        <w:t xml:space="preserve"> import </w:t>
+      </w:r>
+      <w:proofErr w:type="spellStart"/>
+      <w:r>
+        <w:t>AuthService</w:t>
+      </w:r>
+      <w:proofErr w:type="spellEnd"/>
+    </w:p>
+    <w:p>
+      <w:r>
+        <w:t xml:space="preserve">from </w:t>
+      </w:r>
+      <w:proofErr w:type="spellStart"/>
+      <w:r>
+        <w:t>library.api.web.dependencies</w:t>
+      </w:r>
+      <w:proofErr w:type="spellEnd"/>
+      <w:r>
+        <w:t xml:space="preserve"> import </w:t>
+      </w:r>
+      <w:proofErr w:type="spellStart"/>
+      <w:r>
+        <w:t>get_auth_service</w:t>
+      </w:r>
+      <w:proofErr w:type="spellEnd"/>
+    </w:p>
+    <w:p/>
+    <w:p>
+      <w:r>
+        <w:t xml:space="preserve">router = </w:t>
+      </w:r>
+      <w:proofErr w:type="spellStart"/>
+      <w:r>
+        <w:t>APIRouter</w:t>
+      </w:r>
+      <w:proofErr w:type="spellEnd"/>
+      <w:r>
+        <w:t>(</w:t>
+      </w:r>
+      <w:proofErr w:type="spellStart"/>
+      <w:r>
+        <w:t>tags</w:t>
+      </w:r>
+      <w:proofErr w:type="spellEnd"/>
+      <w:r>
+        <w:t xml:space="preserve">=["Web </w:t>
+      </w:r>
+      <w:proofErr w:type="spellStart"/>
+      <w:r>
+        <w:t>Pages</w:t>
+      </w:r>
+      <w:proofErr w:type="spellEnd"/>
+      <w:r>
+        <w:t>"])</w:t>
+      </w:r>
+    </w:p>
+    <w:p/>
+    <w:p>
+      <w:proofErr w:type="spellStart"/>
+      <w:r>
+        <w:lastRenderedPageBreak/>
+        <w:t>base_path</w:t>
+      </w:r>
+      <w:proofErr w:type="spellEnd"/>
+      <w:r>
+        <w:t xml:space="preserve"> = </w:t>
+      </w:r>
+      <w:proofErr w:type="spellStart"/>
+      <w:r>
+        <w:t>getattr</w:t>
+      </w:r>
+      <w:proofErr w:type="spellEnd"/>
+      <w:r>
+        <w:t>(</w:t>
+      </w:r>
+      <w:proofErr w:type="spellStart"/>
+      <w:r>
+        <w:t>sys</w:t>
+      </w:r>
+      <w:proofErr w:type="spellEnd"/>
+      <w:r>
+        <w:t xml:space="preserve">, '_MEIPASS', </w:t>
+      </w:r>
+      <w:proofErr w:type="spellStart"/>
+      <w:r>
+        <w:t>os.path.dirname</w:t>
+      </w:r>
+      <w:proofErr w:type="spellEnd"/>
+      <w:r>
+        <w:t>(</w:t>
+      </w:r>
+      <w:proofErr w:type="spellStart"/>
+      <w:r>
+        <w:t>os.path.abspath</w:t>
+      </w:r>
+      <w:proofErr w:type="spellEnd"/>
+      <w:r>
+        <w:t xml:space="preserve">(__file__))) </w:t>
+      </w:r>
+      <w:proofErr w:type="spellStart"/>
+      <w:r>
+        <w:t>if</w:t>
+      </w:r>
+      <w:proofErr w:type="spellEnd"/>
+      <w:r>
+        <w:t xml:space="preserve"> </w:t>
+      </w:r>
+      <w:proofErr w:type="spellStart"/>
+      <w:r>
+        <w:t>getattr</w:t>
+      </w:r>
+      <w:proofErr w:type="spellEnd"/>
+      <w:r>
+        <w:t>(</w:t>
+      </w:r>
+      <w:proofErr w:type="spellStart"/>
+      <w:r>
+        <w:t>sys</w:t>
+      </w:r>
+      <w:proofErr w:type="spellEnd"/>
+      <w:r>
+        <w:t>, '</w:t>
+      </w:r>
+      <w:proofErr w:type="spellStart"/>
+      <w:r>
+        <w:t>frozen</w:t>
+      </w:r>
+      <w:proofErr w:type="spellEnd"/>
+      <w:r>
+        <w:t xml:space="preserve">', False) else </w:t>
+      </w:r>
+      <w:proofErr w:type="spellStart"/>
+      <w:r>
+        <w:t>os.path.dirname</w:t>
+      </w:r>
+      <w:proofErr w:type="spellEnd"/>
+      <w:r>
+        <w:t>(</w:t>
+      </w:r>
+      <w:proofErr w:type="spellStart"/>
+      <w:r>
+        <w:t>os.path.abspath</w:t>
+      </w:r>
+      <w:proofErr w:type="spellEnd"/>
+      <w:r>
+        <w:t>(__file__))</w:t>
+      </w:r>
+    </w:p>
+    <w:p>
+      <w:proofErr w:type="spellStart"/>
+      <w:r>
+        <w:t>templates_dir</w:t>
+      </w:r>
+      <w:proofErr w:type="spellEnd"/>
+      <w:r>
+        <w:t xml:space="preserve"> = </w:t>
+      </w:r>
+      <w:proofErr w:type="spellStart"/>
+      <w:r>
+        <w:t>os.path.abspath</w:t>
+      </w:r>
+      <w:proofErr w:type="spellEnd"/>
+      <w:r>
+        <w:t>(</w:t>
+      </w:r>
+      <w:proofErr w:type="spellStart"/>
+      <w:r>
+        <w:t>os.path.join</w:t>
+      </w:r>
+      <w:proofErr w:type="spellEnd"/>
+      <w:r>
+        <w:t>(</w:t>
+      </w:r>
+      <w:proofErr w:type="spellStart"/>
+      <w:r>
+        <w:t>base_path</w:t>
+      </w:r>
+      <w:proofErr w:type="spellEnd"/>
+      <w:r>
+        <w:t>, "..", "..", "..", "</w:t>
+      </w:r>
+      <w:proofErr w:type="spellStart"/>
+      <w:r>
+        <w:t>templates</w:t>
+      </w:r>
+      <w:proofErr w:type="spellEnd"/>
+      <w:r>
+        <w:t>"))</w:t>
+      </w:r>
+    </w:p>
+    <w:p>
+      <w:proofErr w:type="spellStart"/>
+      <w:r>
+        <w:t>templates</w:t>
+      </w:r>
+      <w:proofErr w:type="spellEnd"/>
+      <w:r>
+        <w:t xml:space="preserve"> = Jinja2Templates(directory=</w:t>
+      </w:r>
+      <w:proofErr w:type="spellStart"/>
+      <w:r>
+        <w:t>templates_dir</w:t>
+      </w:r>
+      <w:proofErr w:type="spellEnd"/>
+      <w:r>
+        <w:t>)</w:t>
+      </w:r>
+    </w:p>
+    <w:p/>
+    <w:p/>
+    <w:p>
+      <w:r>
+        <w:t>@</w:t>
+      </w:r>
+      <w:proofErr w:type="spellStart"/>
+      <w:r>
+        <w:t>router.get</w:t>
+      </w:r>
+      <w:proofErr w:type="spellEnd"/>
+      <w:r>
+        <w:t xml:space="preserve">("/", </w:t>
+      </w:r>
+      <w:proofErr w:type="spellStart"/>
+      <w:r>
+        <w:t>response_class</w:t>
+      </w:r>
+      <w:proofErr w:type="spellEnd"/>
+      <w:r>
+        <w:t>=</w:t>
+      </w:r>
+      <w:proofErr w:type="spellStart"/>
+      <w:r>
+        <w:t>HTMLResponse</w:t>
+      </w:r>
+      <w:proofErr w:type="spellEnd"/>
+      <w:r>
+        <w:t>)</w:t>
+      </w:r>
+    </w:p>
+    <w:p>
+      <w:proofErr w:type="spellStart"/>
+      <w:r>
+        <w:t>async</w:t>
+      </w:r>
+      <w:proofErr w:type="spellEnd"/>
+      <w:r>
+        <w:t xml:space="preserve"> </w:t>
+      </w:r>
+      <w:proofErr w:type="spellStart"/>
+      <w:r>
+        <w:t>def</w:t>
+      </w:r>
+      <w:proofErr w:type="spellEnd"/>
+      <w:r>
+        <w:t xml:space="preserve"> </w:t>
+      </w:r>
+      <w:proofErr w:type="spellStart"/>
+      <w:r>
+        <w:t>login_page</w:t>
+      </w:r>
+      <w:proofErr w:type="spellEnd"/>
+      <w:r>
+        <w:t>(</w:t>
+      </w:r>
+      <w:proofErr w:type="spellStart"/>
+      <w:r>
+        <w:t>request</w:t>
+      </w:r>
+      <w:proofErr w:type="spellEnd"/>
+      <w:r>
+        <w:t xml:space="preserve">: </w:t>
+      </w:r>
+      <w:proofErr w:type="spellStart"/>
+      <w:r>
+        <w:t>Request</w:t>
+      </w:r>
+      <w:proofErr w:type="spellEnd"/>
+      <w:r>
+        <w:t xml:space="preserve">, </w:t>
+      </w:r>
+      <w:proofErr w:type="spellStart"/>
+      <w:r>
+        <w:t>auth_service</w:t>
+      </w:r>
+      <w:proofErr w:type="spellEnd"/>
+      <w:r>
+        <w:t xml:space="preserve">: </w:t>
+      </w:r>
+      <w:proofErr w:type="spellStart"/>
+      <w:r>
+        <w:t>AuthService</w:t>
+      </w:r>
+      <w:proofErr w:type="spellEnd"/>
+      <w:r>
+        <w:t xml:space="preserve"> = </w:t>
+      </w:r>
+      <w:proofErr w:type="spellStart"/>
+      <w:r>
+        <w:t>Depends</w:t>
+      </w:r>
+      <w:proofErr w:type="spellEnd"/>
+      <w:r>
+        <w:t>(</w:t>
+      </w:r>
+      <w:proofErr w:type="spellStart"/>
+      <w:r>
+        <w:t>get_auth_service</w:t>
+      </w:r>
+      <w:proofErr w:type="spellEnd"/>
+      <w:r>
+        <w:t>)):</w:t>
+      </w:r>
+    </w:p>
+    <w:p>
+      <w:r>
+        <w:t xml:space="preserve">    """Se l'utente ha già una sessione valida, bypassa la login."""</w:t>
+      </w:r>
+    </w:p>
+    <w:p>
+      <w:r>
+        <w:t xml:space="preserve">    </w:t>
+      </w:r>
+      <w:proofErr w:type="spellStart"/>
+      <w:r>
+        <w:t>token</w:t>
+      </w:r>
+      <w:proofErr w:type="spellEnd"/>
+      <w:r>
+        <w:t xml:space="preserve"> = </w:t>
+      </w:r>
+      <w:proofErr w:type="spellStart"/>
+      <w:r>
+        <w:t>request.cookies.get</w:t>
+      </w:r>
+      <w:proofErr w:type="spellEnd"/>
+      <w:r>
+        <w:t>("</w:t>
+      </w:r>
+      <w:proofErr w:type="spellStart"/>
+      <w:r>
+        <w:t>session_token</w:t>
+      </w:r>
+      <w:proofErr w:type="spellEnd"/>
+      <w:r>
+        <w:t>")</w:t>
+      </w:r>
+    </w:p>
+    <w:p>
+      <w:r>
+        <w:t xml:space="preserve">    </w:t>
+      </w:r>
+      <w:proofErr w:type="spellStart"/>
+      <w:r>
+        <w:t>if</w:t>
+      </w:r>
+      <w:proofErr w:type="spellEnd"/>
+      <w:r>
+        <w:t xml:space="preserve"> </w:t>
+      </w:r>
+      <w:proofErr w:type="spellStart"/>
+      <w:r>
+        <w:t>token</w:t>
+      </w:r>
+      <w:proofErr w:type="spellEnd"/>
+      <w:r>
+        <w:t xml:space="preserve"> and </w:t>
+      </w:r>
+      <w:proofErr w:type="spellStart"/>
+      <w:r>
+        <w:t>auth_service.validate_session</w:t>
+      </w:r>
+      <w:proofErr w:type="spellEnd"/>
+      <w:r>
+        <w:t>(</w:t>
+      </w:r>
+      <w:proofErr w:type="spellStart"/>
+      <w:r>
+        <w:t>token</w:t>
+      </w:r>
+      <w:proofErr w:type="spellEnd"/>
+      <w:r>
+        <w:t>):</w:t>
+      </w:r>
+    </w:p>
+    <w:p>
+      <w:r>
+        <w:t xml:space="preserve">        </w:t>
+      </w:r>
+      <w:proofErr w:type="spellStart"/>
+      <w:r>
+        <w:t>return</w:t>
+      </w:r>
+      <w:proofErr w:type="spellEnd"/>
+      <w:r>
+        <w:t xml:space="preserve"> </w:t>
+      </w:r>
+      <w:proofErr w:type="spellStart"/>
+      <w:r>
+        <w:t>RedirectResponse</w:t>
+      </w:r>
+      <w:proofErr w:type="spellEnd"/>
+      <w:r>
+        <w:t>(</w:t>
+      </w:r>
+      <w:proofErr w:type="spellStart"/>
+      <w:r>
+        <w:t>url</w:t>
+      </w:r>
+      <w:proofErr w:type="spellEnd"/>
+      <w:r>
+        <w:t>="/</w:t>
+      </w:r>
+      <w:proofErr w:type="spellStart"/>
+      <w:r>
+        <w:t>querystudies</w:t>
+      </w:r>
+      <w:proofErr w:type="spellEnd"/>
+      <w:r>
+        <w:t xml:space="preserve">", </w:t>
+      </w:r>
+      <w:proofErr w:type="spellStart"/>
+      <w:r>
+        <w:t>status_code</w:t>
+      </w:r>
+      <w:proofErr w:type="spellEnd"/>
+      <w:r>
+        <w:t>=status.HTTP_302_FOUND)</w:t>
+      </w:r>
+    </w:p>
+    <w:p/>
+    <w:p>
+      <w:r>
+        <w:t xml:space="preserve">    </w:t>
+      </w:r>
+      <w:proofErr w:type="spellStart"/>
+      <w:r>
+        <w:t>return</w:t>
+      </w:r>
+      <w:proofErr w:type="spellEnd"/>
+      <w:r>
+        <w:t xml:space="preserve"> </w:t>
+      </w:r>
+      <w:proofErr w:type="spellStart"/>
+      <w:r>
+        <w:t>templates.TemplateResponse</w:t>
+      </w:r>
+      <w:proofErr w:type="spellEnd"/>
+      <w:r>
+        <w:t>("login.html", {"</w:t>
+      </w:r>
+      <w:proofErr w:type="spellStart"/>
+      <w:r>
+        <w:t>request</w:t>
+      </w:r>
+      <w:proofErr w:type="spellEnd"/>
+      <w:r>
+        <w:t xml:space="preserve">": </w:t>
+      </w:r>
+      <w:proofErr w:type="spellStart"/>
+      <w:r>
+        <w:t>request</w:t>
+      </w:r>
+      <w:proofErr w:type="spellEnd"/>
+      <w:r>
+        <w:t>, "</w:t>
+      </w:r>
+      <w:proofErr w:type="spellStart"/>
+      <w:r>
+        <w:t>title</w:t>
+      </w:r>
+      <w:proofErr w:type="spellEnd"/>
+      <w:r>
+        <w:t>": "</w:t>
+      </w:r>
+      <w:proofErr w:type="spellStart"/>
+      <w:r>
+        <w:t>HealthPACS</w:t>
+      </w:r>
+      <w:proofErr w:type="spellEnd"/>
+      <w:r>
+        <w:t xml:space="preserve"> Web - Login"})</w:t>
+      </w:r>
+    </w:p>
+    <w:p/>
+    <w:p/>
+    <w:p>
+      <w:r>
+        <w:t>@</w:t>
+      </w:r>
+      <w:proofErr w:type="spellStart"/>
+      <w:r>
+        <w:t>router.post</w:t>
+      </w:r>
+      <w:proofErr w:type="spellEnd"/>
+      <w:r>
+        <w:t>("/login")</w:t>
+      </w:r>
+    </w:p>
+    <w:p>
+      <w:proofErr w:type="spellStart"/>
+      <w:r>
+        <w:t>async</w:t>
+      </w:r>
+      <w:proofErr w:type="spellEnd"/>
+      <w:r>
+        <w:t xml:space="preserve"> </w:t>
+      </w:r>
+      <w:proofErr w:type="spellStart"/>
+      <w:r>
+        <w:t>def</w:t>
+      </w:r>
+      <w:proofErr w:type="spellEnd"/>
+      <w:r>
+        <w:t xml:space="preserve"> </w:t>
+      </w:r>
+      <w:proofErr w:type="spellStart"/>
+      <w:r>
+        <w:t>do_login</w:t>
+      </w:r>
+      <w:proofErr w:type="spellEnd"/>
+      <w:r>
+        <w:t>(</w:t>
+      </w:r>
+    </w:p>
+    <w:p>
+      <w:r>
+        <w:t xml:space="preserve">    </w:t>
+      </w:r>
+      <w:proofErr w:type="spellStart"/>
+      <w:r>
+        <w:t>request</w:t>
+      </w:r>
+      <w:proofErr w:type="spellEnd"/>
+      <w:r>
+        <w:t xml:space="preserve">: </w:t>
+      </w:r>
+      <w:proofErr w:type="spellStart"/>
+      <w:r>
+        <w:t>Request</w:t>
+      </w:r>
+      <w:proofErr w:type="spellEnd"/>
+      <w:r>
+        <w:t>,</w:t>
+      </w:r>
+    </w:p>
+    <w:p>
+      <w:r>
+        <w:t xml:space="preserve">    username: </w:t>
+      </w:r>
+      <w:proofErr w:type="spellStart"/>
+      <w:r>
+        <w:t>str</w:t>
+      </w:r>
+      <w:proofErr w:type="spellEnd"/>
+      <w:r>
+        <w:t xml:space="preserve"> = Form(...),</w:t>
+      </w:r>
+    </w:p>
+    <w:p>
+      <w:r>
+        <w:t xml:space="preserve">    password: </w:t>
+      </w:r>
+      <w:proofErr w:type="spellStart"/>
+      <w:r>
+        <w:t>str</w:t>
+      </w:r>
+      <w:proofErr w:type="spellEnd"/>
+      <w:r>
+        <w:t xml:space="preserve"> = Form(...),</w:t>
+      </w:r>
+    </w:p>
+    <w:p>
+      <w:r>
+        <w:t xml:space="preserve">    </w:t>
+      </w:r>
+      <w:proofErr w:type="spellStart"/>
+      <w:r>
+        <w:t>auth_service</w:t>
+      </w:r>
+      <w:proofErr w:type="spellEnd"/>
+      <w:r>
+        <w:t xml:space="preserve">: </w:t>
+      </w:r>
+      <w:proofErr w:type="spellStart"/>
+      <w:r>
+        <w:t>AuthService</w:t>
+      </w:r>
+      <w:proofErr w:type="spellEnd"/>
+      <w:r>
+        <w:t xml:space="preserve"> = </w:t>
+      </w:r>
+      <w:proofErr w:type="spellStart"/>
+      <w:r>
+        <w:t>Depends</w:t>
+      </w:r>
+      <w:proofErr w:type="spellEnd"/>
+      <w:r>
+        <w:t>(</w:t>
+      </w:r>
+      <w:proofErr w:type="spellStart"/>
+      <w:r>
+        <w:t>get_auth_service</w:t>
+      </w:r>
+      <w:proofErr w:type="spellEnd"/>
+      <w:r>
+        <w:t>)</w:t>
+      </w:r>
+    </w:p>
+    <w:p>
+      <w:r>
+        <w:t>):</w:t>
+      </w:r>
+    </w:p>
+    <w:p>
+      <w:r>
+        <w:t xml:space="preserve">    """Gestisce il flusso di Login e scrittura del Cookie di sessione."""</w:t>
+      </w:r>
+    </w:p>
+    <w:p>
+      <w:r>
+        <w:t xml:space="preserve">    </w:t>
+      </w:r>
+      <w:proofErr w:type="spellStart"/>
+      <w:r>
+        <w:t>client_ip</w:t>
+      </w:r>
+      <w:proofErr w:type="spellEnd"/>
+      <w:r>
+        <w:t xml:space="preserve"> = </w:t>
+      </w:r>
+      <w:proofErr w:type="spellStart"/>
+      <w:r>
+        <w:t>request.client.host</w:t>
+      </w:r>
+      <w:proofErr w:type="spellEnd"/>
+      <w:r>
+        <w:t xml:space="preserve"> </w:t>
+      </w:r>
+      <w:proofErr w:type="spellStart"/>
+      <w:r>
+        <w:t>if</w:t>
+      </w:r>
+      <w:proofErr w:type="spellEnd"/>
+      <w:r>
+        <w:t xml:space="preserve"> </w:t>
+      </w:r>
+      <w:proofErr w:type="spellStart"/>
+      <w:r>
+        <w:t>request.client</w:t>
+      </w:r>
+      <w:proofErr w:type="spellEnd"/>
+      <w:r>
+        <w:t xml:space="preserve"> else "127.0.0.1"</w:t>
+      </w:r>
+    </w:p>
+    <w:p>
+      <w:r>
+        <w:t xml:space="preserve">    </w:t>
+      </w:r>
+      <w:proofErr w:type="spellStart"/>
+      <w:r>
+        <w:t>user_agent</w:t>
+      </w:r>
+      <w:proofErr w:type="spellEnd"/>
+      <w:r>
+        <w:t xml:space="preserve"> = </w:t>
+      </w:r>
+      <w:proofErr w:type="spellStart"/>
+      <w:r>
+        <w:t>request.headers.get</w:t>
+      </w:r>
+      <w:proofErr w:type="spellEnd"/>
+      <w:r>
+        <w:t>("User-Agent", "Web-Browser")</w:t>
+      </w:r>
+    </w:p>
+    <w:p/>
+    <w:p>
+      <w:r>
+        <w:t xml:space="preserve">    </w:t>
+      </w:r>
+      <w:proofErr w:type="spellStart"/>
+      <w:r>
+        <w:t>auth_result</w:t>
+      </w:r>
+      <w:proofErr w:type="spellEnd"/>
+      <w:r>
+        <w:t xml:space="preserve"> = </w:t>
+      </w:r>
+      <w:proofErr w:type="spellStart"/>
+      <w:r>
+        <w:t>auth_service.login</w:t>
+      </w:r>
+      <w:proofErr w:type="spellEnd"/>
+      <w:r>
+        <w:t>(</w:t>
+      </w:r>
+    </w:p>
+    <w:p>
+      <w:r>
+        <w:lastRenderedPageBreak/>
+        <w:t xml:space="preserve">        username=username,</w:t>
+      </w:r>
+    </w:p>
+    <w:p>
+      <w:r>
+        <w:t xml:space="preserve">        </w:t>
+      </w:r>
+      <w:proofErr w:type="spellStart"/>
+      <w:r>
+        <w:t>password_plain</w:t>
+      </w:r>
+      <w:proofErr w:type="spellEnd"/>
+      <w:r>
+        <w:t>=password,</w:t>
+      </w:r>
+    </w:p>
+    <w:p>
+      <w:r>
+        <w:t xml:space="preserve">        </w:t>
+      </w:r>
+      <w:proofErr w:type="spellStart"/>
+      <w:r>
+        <w:t>duration_minutes</w:t>
+      </w:r>
+      <w:proofErr w:type="spellEnd"/>
+      <w:r>
+        <w:t>=480,</w:t>
+      </w:r>
+    </w:p>
+    <w:p>
+      <w:r>
+        <w:t xml:space="preserve">        </w:t>
+      </w:r>
+      <w:proofErr w:type="spellStart"/>
+      <w:r>
+        <w:t>ip_address</w:t>
+      </w:r>
+      <w:proofErr w:type="spellEnd"/>
+      <w:r>
+        <w:t>=</w:t>
+      </w:r>
+      <w:proofErr w:type="spellStart"/>
+      <w:r>
+        <w:t>client_ip</w:t>
+      </w:r>
+      <w:proofErr w:type="spellEnd"/>
+      <w:r>
+        <w:t>,</w:t>
+      </w:r>
+    </w:p>
+    <w:p>
+      <w:r>
+        <w:t xml:space="preserve">        </w:t>
+      </w:r>
+      <w:proofErr w:type="spellStart"/>
+      <w:r>
+        <w:t>user_agent</w:t>
+      </w:r>
+      <w:proofErr w:type="spellEnd"/>
+      <w:r>
+        <w:t>=</w:t>
+      </w:r>
+      <w:proofErr w:type="spellStart"/>
+      <w:r>
+        <w:t>user_agent</w:t>
+      </w:r>
+      <w:proofErr w:type="spellEnd"/>
+    </w:p>
+    <w:p>
+      <w:r>
+        <w:t xml:space="preserve">    )</w:t>
+      </w:r>
+    </w:p>
+    <w:p/>
+    <w:p>
+      <w:r>
+        <w:t xml:space="preserve">    </w:t>
+      </w:r>
+      <w:proofErr w:type="spellStart"/>
+      <w:r>
+        <w:t>if</w:t>
+      </w:r>
+      <w:proofErr w:type="spellEnd"/>
+      <w:r>
+        <w:t xml:space="preserve"> </w:t>
+      </w:r>
+      <w:proofErr w:type="spellStart"/>
+      <w:r>
+        <w:t>not</w:t>
+      </w:r>
+      <w:proofErr w:type="spellEnd"/>
+      <w:r>
+        <w:t xml:space="preserve"> </w:t>
+      </w:r>
+      <w:proofErr w:type="spellStart"/>
+      <w:r>
+        <w:t>auth_result</w:t>
+      </w:r>
+      <w:proofErr w:type="spellEnd"/>
+      <w:r>
+        <w:t>:</w:t>
+      </w:r>
+    </w:p>
+    <w:p>
+      <w:r>
+        <w:t xml:space="preserve">        </w:t>
+      </w:r>
+      <w:proofErr w:type="spellStart"/>
+      <w:r>
+        <w:t>return</w:t>
+      </w:r>
+      <w:proofErr w:type="spellEnd"/>
+      <w:r>
+        <w:t xml:space="preserve"> </w:t>
+      </w:r>
+      <w:proofErr w:type="spellStart"/>
+      <w:r>
+        <w:t>templates.TemplateResponse</w:t>
+      </w:r>
+      <w:proofErr w:type="spellEnd"/>
+      <w:r>
+        <w:t>(</w:t>
+      </w:r>
+    </w:p>
+    <w:p>
+      <w:r>
+        <w:t xml:space="preserve">            "login.html",</w:t>
+      </w:r>
+    </w:p>
+    <w:p>
+      <w:r>
+        <w:t xml:space="preserve">            {</w:t>
+      </w:r>
+    </w:p>
+    <w:p>
+      <w:r>
+        <w:t xml:space="preserve">                "</w:t>
+      </w:r>
+      <w:proofErr w:type="spellStart"/>
+      <w:r>
+        <w:t>request</w:t>
+      </w:r>
+      <w:proofErr w:type="spellEnd"/>
+      <w:r>
+        <w:t xml:space="preserve">": </w:t>
+      </w:r>
+      <w:proofErr w:type="spellStart"/>
+      <w:r>
+        <w:t>request</w:t>
+      </w:r>
+      <w:proofErr w:type="spellEnd"/>
+      <w:r>
+        <w:t>,</w:t>
+      </w:r>
+    </w:p>
+    <w:p>
+      <w:r>
+        <w:t xml:space="preserve">                "</w:t>
+      </w:r>
+      <w:proofErr w:type="spellStart"/>
+      <w:r>
+        <w:t>title</w:t>
+      </w:r>
+      <w:proofErr w:type="spellEnd"/>
+      <w:r>
+        <w:t>": "</w:t>
+      </w:r>
+      <w:proofErr w:type="spellStart"/>
+      <w:r>
+        <w:t>HealthPACS</w:t>
+      </w:r>
+      <w:proofErr w:type="spellEnd"/>
+      <w:r>
+        <w:t xml:space="preserve"> Web - Login",</w:t>
+      </w:r>
+    </w:p>
+    <w:p>
+      <w:r>
+        <w:t xml:space="preserve">                "</w:t>
+      </w:r>
+      <w:proofErr w:type="spellStart"/>
+      <w:r>
+        <w:t>error</w:t>
+      </w:r>
+      <w:proofErr w:type="spellEnd"/>
+      <w:r>
+        <w:t>": "Credenziali non valide o utente disabilitato."</w:t>
+      </w:r>
+    </w:p>
+    <w:p>
+      <w:r>
+        <w:t xml:space="preserve">            },</w:t>
+      </w:r>
+    </w:p>
+    <w:p>
+      <w:r>
+        <w:t xml:space="preserve">            </w:t>
+      </w:r>
+      <w:proofErr w:type="spellStart"/>
+      <w:r>
+        <w:t>status_code</w:t>
+      </w:r>
+      <w:proofErr w:type="spellEnd"/>
+      <w:r>
+        <w:t>=status.HTTP_401_UNAUTHORIZED</w:t>
+      </w:r>
+    </w:p>
+    <w:p>
+      <w:r>
+        <w:t xml:space="preserve">        )</w:t>
+      </w:r>
+    </w:p>
+    <w:p/>
+    <w:p>
+      <w:r>
+        <w:t xml:space="preserve">    </w:t>
+      </w:r>
+      <w:proofErr w:type="spellStart"/>
+      <w:r>
+        <w:t>session_token</w:t>
+      </w:r>
+      <w:proofErr w:type="spellEnd"/>
+      <w:r>
+        <w:t xml:space="preserve"> = </w:t>
+      </w:r>
+      <w:proofErr w:type="spellStart"/>
+      <w:r>
+        <w:t>auth_result</w:t>
+      </w:r>
+      <w:proofErr w:type="spellEnd"/>
+      <w:r>
+        <w:t>["</w:t>
+      </w:r>
+      <w:proofErr w:type="spellStart"/>
+      <w:r>
+        <w:t>session_token</w:t>
+      </w:r>
+      <w:proofErr w:type="spellEnd"/>
+      <w:r>
+        <w:t>"]</w:t>
+      </w:r>
+    </w:p>
+    <w:p/>
+    <w:p>
+      <w:r>
+        <w:t xml:space="preserve">    </w:t>
+      </w:r>
+      <w:proofErr w:type="spellStart"/>
+      <w:r>
+        <w:t>redirect_response</w:t>
+      </w:r>
+      <w:proofErr w:type="spellEnd"/>
+      <w:r>
+        <w:t xml:space="preserve"> = </w:t>
+      </w:r>
+      <w:proofErr w:type="spellStart"/>
+      <w:r>
+        <w:t>RedirectResponse</w:t>
+      </w:r>
+      <w:proofErr w:type="spellEnd"/>
+      <w:r>
+        <w:t>(</w:t>
+      </w:r>
+      <w:proofErr w:type="spellStart"/>
+      <w:r>
+        <w:t>url</w:t>
+      </w:r>
+      <w:proofErr w:type="spellEnd"/>
+      <w:r>
+        <w:t>="/</w:t>
+      </w:r>
+      <w:proofErr w:type="spellStart"/>
+      <w:r>
+        <w:t>querystudies</w:t>
+      </w:r>
+      <w:proofErr w:type="spellEnd"/>
+      <w:r>
+        <w:t xml:space="preserve">", </w:t>
+      </w:r>
+      <w:proofErr w:type="spellStart"/>
+      <w:r>
+        <w:t>status_code</w:t>
+      </w:r>
+      <w:proofErr w:type="spellEnd"/>
+      <w:r>
+        <w:t>=status.HTTP_303_SEE_OTHER)</w:t>
+      </w:r>
+    </w:p>
+    <w:p>
+      <w:r>
+        <w:t xml:space="preserve">    </w:t>
+      </w:r>
+      <w:proofErr w:type="spellStart"/>
+      <w:r>
+        <w:t>redirect_response.set_cookie</w:t>
+      </w:r>
+      <w:proofErr w:type="spellEnd"/>
+      <w:r>
+        <w:t>(</w:t>
+      </w:r>
+    </w:p>
+    <w:p>
+      <w:r>
+        <w:t xml:space="preserve">        </w:t>
+      </w:r>
+      <w:proofErr w:type="spellStart"/>
+      <w:r>
+        <w:t>key</w:t>
+      </w:r>
+      <w:proofErr w:type="spellEnd"/>
+      <w:r>
+        <w:t>="</w:t>
+      </w:r>
+      <w:proofErr w:type="spellStart"/>
+      <w:r>
+        <w:t>session_token</w:t>
+      </w:r>
+      <w:proofErr w:type="spellEnd"/>
+      <w:r>
+        <w:t>",</w:t>
+      </w:r>
+    </w:p>
+    <w:p>
+      <w:r>
+        <w:t xml:space="preserve">        </w:t>
+      </w:r>
+      <w:proofErr w:type="spellStart"/>
+      <w:r>
+        <w:t>value</w:t>
+      </w:r>
+      <w:proofErr w:type="spellEnd"/>
+      <w:r>
+        <w:t>=</w:t>
+      </w:r>
+      <w:proofErr w:type="spellStart"/>
+      <w:r>
+        <w:t>session_token</w:t>
+      </w:r>
+      <w:proofErr w:type="spellEnd"/>
+      <w:r>
+        <w:t>,</w:t>
+      </w:r>
+    </w:p>
+    <w:p>
+      <w:r>
+        <w:t xml:space="preserve">        </w:t>
+      </w:r>
+      <w:proofErr w:type="spellStart"/>
+      <w:r>
+        <w:t>httponly</w:t>
+      </w:r>
+      <w:proofErr w:type="spellEnd"/>
+      <w:r>
+        <w:t>=True,</w:t>
+      </w:r>
+    </w:p>
+    <w:p>
+      <w:r>
+        <w:t xml:space="preserve">        </w:t>
+      </w:r>
+      <w:proofErr w:type="spellStart"/>
+      <w:r>
+        <w:t>samesite</w:t>
+      </w:r>
+      <w:proofErr w:type="spellEnd"/>
+      <w:r>
+        <w:t>="</w:t>
+      </w:r>
+      <w:proofErr w:type="spellStart"/>
+      <w:r>
+        <w:t>lax</w:t>
+      </w:r>
+      <w:proofErr w:type="spellEnd"/>
+      <w:r>
+        <w:t>",</w:t>
+      </w:r>
+    </w:p>
+    <w:p>
+      <w:r>
+        <w:t xml:space="preserve">        </w:t>
+      </w:r>
+      <w:proofErr w:type="spellStart"/>
+      <w:r>
+        <w:t>secure</w:t>
+      </w:r>
+      <w:proofErr w:type="spellEnd"/>
+      <w:r>
+        <w:t>=False  # Impostare su True con HTTPS attivo</w:t>
+      </w:r>
+    </w:p>
+    <w:p>
+      <w:r>
+        <w:t xml:space="preserve">    )</w:t>
+      </w:r>
+    </w:p>
+    <w:p>
+      <w:r>
         <w:lastRenderedPageBreak/>
         <w:t xml:space="preserve">    </w:t>
       </w:r>
       <w:proofErr w:type="spellStart"/>
       <w:r>
-        <w:t>if</w:t>
+        <w:t>return</w:t>
       </w:r>
       <w:proofErr w:type="spellEnd"/>
       <w:r>
@@ -3265,208 +4756,7 @@
       </w:r>
       <w:proofErr w:type="spellStart"/>
       <w:r>
-        <w:t>not</w:t>
-      </w:r>
-      <w:proofErr w:type="spellEnd"/>
-      <w:r>
-        <w:t xml:space="preserve"> </w:t>
-      </w:r>
-      <w:proofErr w:type="spellStart"/>
-      <w:r>
-        <w:t>token</w:t>
-      </w:r>
-      <w:proofErr w:type="spellEnd"/>
-      <w:r>
-        <w:t>:</w:t>
-      </w:r>
-    </w:p>
-    <w:p>
-      <w:r>
-        <w:t xml:space="preserve">        </w:t>
-      </w:r>
-      <w:proofErr w:type="spellStart"/>
-      <w:r>
-        <w:t>raise</w:t>
-      </w:r>
-      <w:proofErr w:type="spellEnd"/>
-      <w:r>
-        <w:t xml:space="preserve"> </w:t>
-      </w:r>
-      <w:proofErr w:type="spellStart"/>
-      <w:r>
-        <w:t>HTTPException</w:t>
-      </w:r>
-      <w:proofErr w:type="spellEnd"/>
-      <w:r>
-        <w:t>(</w:t>
-      </w:r>
-    </w:p>
-    <w:p>
-      <w:r>
-        <w:t xml:space="preserve">            </w:t>
-      </w:r>
-      <w:proofErr w:type="spellStart"/>
-      <w:r>
-        <w:t>status_code</w:t>
-      </w:r>
-      <w:proofErr w:type="spellEnd"/>
-      <w:r>
-        <w:t>=status.HTTP_401_UNAUTHORIZED,</w:t>
-      </w:r>
-    </w:p>
-    <w:p>
-      <w:r>
-        <w:t xml:space="preserve">            </w:t>
-      </w:r>
-      <w:proofErr w:type="spellStart"/>
-      <w:r>
-        <w:t>detail</w:t>
-      </w:r>
-      <w:proofErr w:type="spellEnd"/>
-      <w:r>
-        <w:t>="</w:t>
-      </w:r>
-      <w:proofErr w:type="spellStart"/>
-      <w:r>
-        <w:t>Token</w:t>
-      </w:r>
-      <w:proofErr w:type="spellEnd"/>
-      <w:r>
-        <w:t xml:space="preserve"> di sessione mancante."</w:t>
-      </w:r>
-    </w:p>
-    <w:p>
-      <w:r>
-        <w:t xml:space="preserve">        )</w:t>
-      </w:r>
-    </w:p>
-    <w:p/>
-    <w:p>
-      <w:r>
-        <w:t xml:space="preserve">    </w:t>
-      </w:r>
-      <w:proofErr w:type="spellStart"/>
-      <w:r>
-        <w:t>session_info</w:t>
-      </w:r>
-      <w:proofErr w:type="spellEnd"/>
-      <w:r>
-        <w:t xml:space="preserve"> = </w:t>
-      </w:r>
-      <w:proofErr w:type="spellStart"/>
-      <w:r>
-        <w:t>auth_service.validate_session</w:t>
-      </w:r>
-      <w:proofErr w:type="spellEnd"/>
-      <w:r>
-        <w:t>(</w:t>
-      </w:r>
-      <w:proofErr w:type="spellStart"/>
-      <w:r>
-        <w:t>token</w:t>
-      </w:r>
-      <w:proofErr w:type="spellEnd"/>
-      <w:r>
-        <w:t>)</w:t>
-      </w:r>
-    </w:p>
-    <w:p>
-      <w:r>
-        <w:t xml:space="preserve">    </w:t>
-      </w:r>
-      <w:proofErr w:type="spellStart"/>
-      <w:r>
-        <w:t>if</w:t>
-      </w:r>
-      <w:proofErr w:type="spellEnd"/>
-      <w:r>
-        <w:t xml:space="preserve"> </w:t>
-      </w:r>
-      <w:proofErr w:type="spellStart"/>
-      <w:r>
-        <w:t>not</w:t>
-      </w:r>
-      <w:proofErr w:type="spellEnd"/>
-      <w:r>
-        <w:t xml:space="preserve"> </w:t>
-      </w:r>
-      <w:proofErr w:type="spellStart"/>
-      <w:r>
-        <w:t>session_info</w:t>
-      </w:r>
-      <w:proofErr w:type="spellEnd"/>
-      <w:r>
-        <w:t>:</w:t>
-      </w:r>
-    </w:p>
-    <w:p>
-      <w:r>
-        <w:t xml:space="preserve">        </w:t>
-      </w:r>
-      <w:proofErr w:type="spellStart"/>
-      <w:r>
-        <w:t>raise</w:t>
-      </w:r>
-      <w:proofErr w:type="spellEnd"/>
-      <w:r>
-        <w:t xml:space="preserve"> </w:t>
-      </w:r>
-      <w:proofErr w:type="spellStart"/>
-      <w:r>
-        <w:t>HTTPException</w:t>
-      </w:r>
-      <w:proofErr w:type="spellEnd"/>
-      <w:r>
-        <w:t>(</w:t>
-      </w:r>
-    </w:p>
-    <w:p>
-      <w:r>
-        <w:t xml:space="preserve">            </w:t>
-      </w:r>
-      <w:proofErr w:type="spellStart"/>
-      <w:r>
-        <w:t>status_code</w:t>
-      </w:r>
-      <w:proofErr w:type="spellEnd"/>
-      <w:r>
-        <w:t>=status.HTTP_401_UNAUTHORIZED,</w:t>
-      </w:r>
-    </w:p>
-    <w:p>
-      <w:r>
-        <w:t xml:space="preserve">            </w:t>
-      </w:r>
-      <w:proofErr w:type="spellStart"/>
-      <w:r>
-        <w:t>detail</w:t>
-      </w:r>
-      <w:proofErr w:type="spellEnd"/>
-      <w:r>
-        <w:t>="Sessione scaduta o non valida."</w:t>
-      </w:r>
-    </w:p>
-    <w:p>
-      <w:r>
-        <w:t xml:space="preserve">        )</w:t>
-      </w:r>
-    </w:p>
-    <w:p/>
-    <w:p>
-      <w:r>
-        <w:t xml:space="preserve">    </w:t>
-      </w:r>
-      <w:proofErr w:type="spellStart"/>
-      <w:r>
-        <w:t>return</w:t>
-      </w:r>
-      <w:proofErr w:type="spellEnd"/>
-      <w:r>
-        <w:t xml:space="preserve"> </w:t>
-      </w:r>
-      <w:proofErr w:type="spellStart"/>
-      <w:r>
-        <w:t>session_info</w:t>
+        <w:t>redirect_response</w:t>
       </w:r>
       <w:proofErr w:type="spellEnd"/>
     </w:p>
@@ -3474,36 +4764,15 @@
     <w:p/>
     <w:p>
       <w:r>
-        <w:t>library/api/web/pages_router.py</w:t>
-      </w:r>
-    </w:p>
-    <w:p>
-      <w:r>
-        <w:t xml:space="preserve">Router che espone la rotta della </w:t>
-      </w:r>
-      <w:proofErr w:type="spellStart"/>
-      <w:r>
-        <w:t>form</w:t>
-      </w:r>
-      <w:proofErr w:type="spellEnd"/>
-      <w:r>
-        <w:t xml:space="preserve"> di Login (GET /), gestisce l'elaborazione del Login con scrittura del Cookie HTTP-</w:t>
-      </w:r>
-      <w:proofErr w:type="spellStart"/>
-      <w:r>
-        <w:t>Only</w:t>
-      </w:r>
-      <w:proofErr w:type="spellEnd"/>
-      <w:r>
-        <w:t xml:space="preserve"> (POST /login) e il </w:t>
-      </w:r>
-      <w:proofErr w:type="spellStart"/>
-      <w:r>
-        <w:t>Logout</w:t>
-      </w:r>
-      <w:proofErr w:type="spellEnd"/>
-      <w:r>
-        <w:t xml:space="preserve"> (GET /</w:t>
+        <w:t>@</w:t>
+      </w:r>
+      <w:proofErr w:type="spellStart"/>
+      <w:r>
+        <w:t>router.get</w:t>
+      </w:r>
+      <w:proofErr w:type="spellEnd"/>
+      <w:r>
+        <w:t>("/</w:t>
       </w:r>
       <w:proofErr w:type="spellStart"/>
       <w:r>
@@ -3511,12 +4780,281 @@
       </w:r>
       <w:proofErr w:type="spellEnd"/>
       <w:r>
+        <w:t>")</w:t>
+      </w:r>
+    </w:p>
+    <w:p>
+      <w:proofErr w:type="spellStart"/>
+      <w:r>
+        <w:t>async</w:t>
+      </w:r>
+      <w:proofErr w:type="spellEnd"/>
+      <w:r>
+        <w:t xml:space="preserve"> </w:t>
+      </w:r>
+      <w:proofErr w:type="spellStart"/>
+      <w:r>
+        <w:t>def</w:t>
+      </w:r>
+      <w:proofErr w:type="spellEnd"/>
+      <w:r>
+        <w:t xml:space="preserve"> </w:t>
+      </w:r>
+      <w:proofErr w:type="spellStart"/>
+      <w:r>
+        <w:t>logout</w:t>
+      </w:r>
+      <w:proofErr w:type="spellEnd"/>
+      <w:r>
+        <w:t>(</w:t>
+      </w:r>
+    </w:p>
+    <w:p>
+      <w:r>
+        <w:t xml:space="preserve">    </w:t>
+      </w:r>
+      <w:proofErr w:type="spellStart"/>
+      <w:r>
+        <w:t>request</w:t>
+      </w:r>
+      <w:proofErr w:type="spellEnd"/>
+      <w:r>
+        <w:t xml:space="preserve">: </w:t>
+      </w:r>
+      <w:proofErr w:type="spellStart"/>
+      <w:r>
+        <w:t>Request</w:t>
+      </w:r>
+      <w:proofErr w:type="spellEnd"/>
+      <w:r>
+        <w:t>,</w:t>
+      </w:r>
+    </w:p>
+    <w:p>
+      <w:r>
+        <w:t xml:space="preserve">    </w:t>
+      </w:r>
+      <w:proofErr w:type="spellStart"/>
+      <w:r>
+        <w:t>auth_service</w:t>
+      </w:r>
+      <w:proofErr w:type="spellEnd"/>
+      <w:r>
+        <w:t xml:space="preserve">: </w:t>
+      </w:r>
+      <w:proofErr w:type="spellStart"/>
+      <w:r>
+        <w:t>AuthService</w:t>
+      </w:r>
+      <w:proofErr w:type="spellEnd"/>
+      <w:r>
+        <w:t xml:space="preserve"> = </w:t>
+      </w:r>
+      <w:proofErr w:type="spellStart"/>
+      <w:r>
+        <w:t>Depends</w:t>
+      </w:r>
+      <w:proofErr w:type="spellEnd"/>
+      <w:r>
+        <w:t>(</w:t>
+      </w:r>
+      <w:proofErr w:type="spellStart"/>
+      <w:r>
+        <w:t>get_auth_service</w:t>
+      </w:r>
+      <w:proofErr w:type="spellEnd"/>
+      <w:r>
         <w:t>)</w:t>
       </w:r>
     </w:p>
+    <w:p>
+      <w:r>
+        <w:t>):</w:t>
+      </w:r>
+    </w:p>
+    <w:p>
+      <w:r>
+        <w:t xml:space="preserve">    """Effettua l'</w:t>
+      </w:r>
+      <w:proofErr w:type="spellStart"/>
+      <w:r>
+        <w:t>invalidation</w:t>
+      </w:r>
+      <w:proofErr w:type="spellEnd"/>
+      <w:r>
+        <w:t xml:space="preserve"> della sessione e la pulizia del Cookie."""</w:t>
+      </w:r>
+    </w:p>
+    <w:p>
+      <w:r>
+        <w:t xml:space="preserve">    </w:t>
+      </w:r>
+      <w:proofErr w:type="spellStart"/>
+      <w:r>
+        <w:t>token</w:t>
+      </w:r>
+      <w:proofErr w:type="spellEnd"/>
+      <w:r>
+        <w:t xml:space="preserve"> = </w:t>
+      </w:r>
+      <w:proofErr w:type="spellStart"/>
+      <w:r>
+        <w:t>request.cookies.get</w:t>
+      </w:r>
+      <w:proofErr w:type="spellEnd"/>
+      <w:r>
+        <w:t>("</w:t>
+      </w:r>
+      <w:proofErr w:type="spellStart"/>
+      <w:r>
+        <w:t>session_token</w:t>
+      </w:r>
+      <w:proofErr w:type="spellEnd"/>
+      <w:r>
+        <w:t>")</w:t>
+      </w:r>
+    </w:p>
+    <w:p>
+      <w:r>
+        <w:t xml:space="preserve">    </w:t>
+      </w:r>
+      <w:proofErr w:type="spellStart"/>
+      <w:r>
+        <w:t>if</w:t>
+      </w:r>
+      <w:proofErr w:type="spellEnd"/>
+      <w:r>
+        <w:t xml:space="preserve"> </w:t>
+      </w:r>
+      <w:proofErr w:type="spellStart"/>
+      <w:r>
+        <w:t>token</w:t>
+      </w:r>
+      <w:proofErr w:type="spellEnd"/>
+      <w:r>
+        <w:t>:</w:t>
+      </w:r>
+    </w:p>
+    <w:p>
+      <w:r>
+        <w:t xml:space="preserve">        </w:t>
+      </w:r>
+      <w:proofErr w:type="spellStart"/>
+      <w:r>
+        <w:t>auth_service.logout</w:t>
+      </w:r>
+      <w:proofErr w:type="spellEnd"/>
+      <w:r>
+        <w:t>(</w:t>
+      </w:r>
+      <w:proofErr w:type="spellStart"/>
+      <w:r>
+        <w:t>token</w:t>
+      </w:r>
+      <w:proofErr w:type="spellEnd"/>
+      <w:r>
+        <w:t>)</w:t>
+      </w:r>
+    </w:p>
     <w:p/>
     <w:p>
       <w:r>
+        <w:t xml:space="preserve">    </w:t>
+      </w:r>
+      <w:proofErr w:type="spellStart"/>
+      <w:r>
+        <w:t>response</w:t>
+      </w:r>
+      <w:proofErr w:type="spellEnd"/>
+      <w:r>
+        <w:t xml:space="preserve"> = </w:t>
+      </w:r>
+      <w:proofErr w:type="spellStart"/>
+      <w:r>
+        <w:t>RedirectResponse</w:t>
+      </w:r>
+      <w:proofErr w:type="spellEnd"/>
+      <w:r>
+        <w:t>(</w:t>
+      </w:r>
+      <w:proofErr w:type="spellStart"/>
+      <w:r>
+        <w:t>url</w:t>
+      </w:r>
+      <w:proofErr w:type="spellEnd"/>
+      <w:r>
+        <w:t xml:space="preserve">="/", </w:t>
+      </w:r>
+      <w:proofErr w:type="spellStart"/>
+      <w:r>
+        <w:t>status_code</w:t>
+      </w:r>
+      <w:proofErr w:type="spellEnd"/>
+      <w:r>
+        <w:t>=status.HTTP_302_FOUND)</w:t>
+      </w:r>
+    </w:p>
+    <w:p>
+      <w:r>
+        <w:t xml:space="preserve">    </w:t>
+      </w:r>
+      <w:proofErr w:type="spellStart"/>
+      <w:r>
+        <w:t>response.delete_cookie</w:t>
+      </w:r>
+      <w:proofErr w:type="spellEnd"/>
+      <w:r>
+        <w:t>("</w:t>
+      </w:r>
+      <w:proofErr w:type="spellStart"/>
+      <w:r>
+        <w:t>session_token</w:t>
+      </w:r>
+      <w:proofErr w:type="spellEnd"/>
+      <w:r>
+        <w:t>")</w:t>
+      </w:r>
+    </w:p>
+    <w:p>
+      <w:r>
+        <w:t xml:space="preserve">    </w:t>
+      </w:r>
+      <w:proofErr w:type="spellStart"/>
+      <w:r>
+        <w:t>return</w:t>
+      </w:r>
+      <w:proofErr w:type="spellEnd"/>
+      <w:r>
+        <w:t xml:space="preserve"> </w:t>
+      </w:r>
+      <w:proofErr w:type="spellStart"/>
+      <w:r>
+        <w:t>response</w:t>
+      </w:r>
+      <w:proofErr w:type="spellEnd"/>
+    </w:p>
+    <w:p/>
+    <w:p>
+      <w:r>
+        <w:t>HealthPACSWeb.py</w:t>
+      </w:r>
+    </w:p>
+    <w:p>
+      <w:r>
+        <w:t xml:space="preserve">Integrazione principale del server </w:t>
+      </w:r>
+      <w:proofErr w:type="spellStart"/>
+      <w:r>
+        <w:t>FastAPI</w:t>
+      </w:r>
+      <w:proofErr w:type="spellEnd"/>
+      <w:r>
+        <w:t xml:space="preserve"> con montaggio risorse e rotte.</w:t>
+      </w:r>
+    </w:p>
+    <w:p/>
+    <w:p>
+      <w:r>
         <w:t xml:space="preserve">import </w:t>
       </w:r>
       <w:proofErr w:type="spellStart"/>
@@ -3537,6 +5075,31 @@
     </w:p>
     <w:p>
       <w:r>
+        <w:t xml:space="preserve">import </w:t>
+      </w:r>
+      <w:proofErr w:type="spellStart"/>
+      <w:r>
+        <w:t>signal</w:t>
+      </w:r>
+      <w:proofErr w:type="spellEnd"/>
+    </w:p>
+    <w:p>
+      <w:r>
+        <w:t>import threading</w:t>
+      </w:r>
+    </w:p>
+    <w:p>
+      <w:r>
+        <w:t xml:space="preserve">import </w:t>
+      </w:r>
+      <w:proofErr w:type="spellStart"/>
+      <w:r>
+        <w:t>uvicorn</w:t>
+      </w:r>
+      <w:proofErr w:type="spellEnd"/>
+    </w:p>
+    <w:p>
+      <w:r>
         <w:t xml:space="preserve">from </w:t>
       </w:r>
       <w:proofErr w:type="spellStart"/>
@@ -3549,7 +5112,7 @@
       </w:r>
       <w:proofErr w:type="spellStart"/>
       <w:r>
-        <w:t>APIRouter</w:t>
+        <w:t>FastAPI</w:t>
       </w:r>
       <w:proofErr w:type="spellEnd"/>
       <w:r>
@@ -3557,20 +5120,17 @@
       </w:r>
       <w:proofErr w:type="spellStart"/>
       <w:r>
-        <w:t>Request</w:t>
-      </w:r>
-      <w:proofErr w:type="spellEnd"/>
-      <w:r>
-        <w:t xml:space="preserve">, Form, </w:t>
-      </w:r>
-      <w:proofErr w:type="spellStart"/>
-      <w:r>
-        <w:t>Depends</w:t>
-      </w:r>
-      <w:proofErr w:type="spellEnd"/>
-      <w:r>
-        <w:t>, status</w:t>
-      </w:r>
+        <w:t>WebSocket</w:t>
+      </w:r>
+      <w:proofErr w:type="spellEnd"/>
+      <w:r>
+        <w:t xml:space="preserve">, </w:t>
+      </w:r>
+      <w:proofErr w:type="spellStart"/>
+      <w:r>
+        <w:t>WebSocketDisconnect</w:t>
+      </w:r>
+      <w:proofErr w:type="spellEnd"/>
     </w:p>
     <w:p>
       <w:r>
@@ -3578,7 +5138,7 @@
       </w:r>
       <w:proofErr w:type="spellStart"/>
       <w:r>
-        <w:t>fastapi.responses</w:t>
+        <w:t>fastapi.staticfiles</w:t>
       </w:r>
       <w:proofErr w:type="spellEnd"/>
       <w:r>
@@ -3586,7 +5146,45 @@
       </w:r>
       <w:proofErr w:type="spellStart"/>
       <w:r>
-        <w:t>HTMLResponse</w:t>
+        <w:t>StaticFiles</w:t>
+      </w:r>
+      <w:proofErr w:type="spellEnd"/>
+    </w:p>
+    <w:p/>
+    <w:p>
+      <w:r>
+        <w:lastRenderedPageBreak/>
+        <w:t xml:space="preserve">from </w:t>
+      </w:r>
+      <w:proofErr w:type="spellStart"/>
+      <w:r>
+        <w:t>library.dbmanager</w:t>
+      </w:r>
+      <w:proofErr w:type="spellEnd"/>
+      <w:r>
+        <w:t xml:space="preserve"> import </w:t>
+      </w:r>
+      <w:proofErr w:type="spellStart"/>
+      <w:r>
+        <w:t>DatabaseManager</w:t>
+      </w:r>
+      <w:proofErr w:type="spellEnd"/>
+    </w:p>
+    <w:p>
+      <w:r>
+        <w:t xml:space="preserve">from </w:t>
+      </w:r>
+      <w:proofErr w:type="spellStart"/>
+      <w:r>
+        <w:t>library.logger</w:t>
+      </w:r>
+      <w:proofErr w:type="spellEnd"/>
+      <w:r>
+        <w:t xml:space="preserve"> import </w:t>
+      </w:r>
+      <w:proofErr w:type="spellStart"/>
+      <w:r>
+        <w:t>logger</w:t>
       </w:r>
       <w:proofErr w:type="spellEnd"/>
       <w:r>
@@ -3594,7 +5192,7 @@
       </w:r>
       <w:proofErr w:type="spellStart"/>
       <w:r>
-        <w:t>RedirectResponse</w:t>
+        <w:t>setup_logger_file</w:t>
       </w:r>
       <w:proofErr w:type="spellEnd"/>
     </w:p>
@@ -3604,85 +5202,49 @@
       </w:r>
       <w:proofErr w:type="spellStart"/>
       <w:r>
-        <w:t>fastapi.templating</w:t>
-      </w:r>
-      <w:proofErr w:type="spellEnd"/>
-      <w:r>
-        <w:t xml:space="preserve"> import Jinja2Templates</w:t>
-      </w:r>
+        <w:t>library.repository.container</w:t>
+      </w:r>
+      <w:proofErr w:type="spellEnd"/>
+      <w:r>
+        <w:t xml:space="preserve"> import </w:t>
+      </w:r>
+      <w:proofErr w:type="spellStart"/>
+      <w:r>
+        <w:t>RepositoryContainer</w:t>
+      </w:r>
+      <w:proofErr w:type="spellEnd"/>
+    </w:p>
+    <w:p>
+      <w:r>
+        <w:t xml:space="preserve">from </w:t>
+      </w:r>
+      <w:proofErr w:type="spellStart"/>
+      <w:r>
+        <w:t>library.api.web.pages_router</w:t>
+      </w:r>
+      <w:proofErr w:type="spellEnd"/>
+      <w:r>
+        <w:t xml:space="preserve"> import router </w:t>
+      </w:r>
+      <w:proofErr w:type="spellStart"/>
+      <w:r>
+        <w:t>as</w:t>
+      </w:r>
+      <w:proofErr w:type="spellEnd"/>
+      <w:r>
+        <w:t xml:space="preserve"> </w:t>
+      </w:r>
+      <w:proofErr w:type="spellStart"/>
+      <w:r>
+        <w:t>pages_router</w:t>
+      </w:r>
+      <w:proofErr w:type="spellEnd"/>
     </w:p>
     <w:p/>
     <w:p>
-      <w:r>
-        <w:t xml:space="preserve">from </w:t>
-      </w:r>
-      <w:proofErr w:type="spellStart"/>
-      <w:r>
-        <w:t>library.services.auth_service</w:t>
-      </w:r>
-      <w:proofErr w:type="spellEnd"/>
-      <w:r>
-        <w:t xml:space="preserve"> import </w:t>
-      </w:r>
-      <w:proofErr w:type="spellStart"/>
-      <w:r>
-        <w:t>AuthService</w:t>
-      </w:r>
-      <w:proofErr w:type="spellEnd"/>
-    </w:p>
-    <w:p>
-      <w:r>
-        <w:t xml:space="preserve">from </w:t>
-      </w:r>
-      <w:proofErr w:type="spellStart"/>
-      <w:r>
-        <w:t>library.api.web.dependencies</w:t>
-      </w:r>
-      <w:proofErr w:type="spellEnd"/>
-      <w:r>
-        <w:t xml:space="preserve"> import </w:t>
-      </w:r>
-      <w:proofErr w:type="spellStart"/>
-      <w:r>
-        <w:t>get_auth_service</w:t>
-      </w:r>
-      <w:proofErr w:type="spellEnd"/>
-    </w:p>
-    <w:p/>
-    <w:p>
-      <w:r>
-        <w:t xml:space="preserve">router = </w:t>
-      </w:r>
-      <w:proofErr w:type="spellStart"/>
-      <w:r>
-        <w:t>APIRouter</w:t>
-      </w:r>
-      <w:proofErr w:type="spellEnd"/>
-      <w:r>
-        <w:t>(</w:t>
-      </w:r>
-      <w:proofErr w:type="spellStart"/>
-      <w:r>
-        <w:t>tags</w:t>
-      </w:r>
-      <w:proofErr w:type="spellEnd"/>
-      <w:r>
-        <w:t xml:space="preserve">=["Web </w:t>
-      </w:r>
-      <w:proofErr w:type="spellStart"/>
-      <w:r>
-        <w:t>Pages</w:t>
-      </w:r>
-      <w:proofErr w:type="spellEnd"/>
-      <w:r>
-        <w:t>"])</w:t>
-      </w:r>
-    </w:p>
-    <w:p/>
-    <w:p>
-      <w:proofErr w:type="spellStart"/>
-      <w:r>
-        <w:t>base_path</w:t>
+      <w:proofErr w:type="spellStart"/>
+      <w:r>
+        <w:t>shutdown_event</w:t>
       </w:r>
       <w:proofErr w:type="spellEnd"/>
       <w:r>
@@ -3690,180 +5252,19 @@
       </w:r>
       <w:proofErr w:type="spellStart"/>
       <w:r>
-        <w:t>getattr</w:t>
-      </w:r>
-      <w:proofErr w:type="spellEnd"/>
-      <w:r>
-        <w:t>(</w:t>
-      </w:r>
-      <w:proofErr w:type="spellStart"/>
-      <w:r>
-        <w:t>sys</w:t>
-      </w:r>
-      <w:proofErr w:type="spellEnd"/>
-      <w:r>
-        <w:t xml:space="preserve">, '_MEIPASS', </w:t>
-      </w:r>
-      <w:proofErr w:type="spellStart"/>
-      <w:r>
-        <w:t>os.path.dirname</w:t>
-      </w:r>
-      <w:proofErr w:type="spellEnd"/>
-      <w:r>
-        <w:t>(</w:t>
-      </w:r>
-      <w:proofErr w:type="spellStart"/>
-      <w:r>
-        <w:t>os.path.abspath</w:t>
-      </w:r>
-      <w:proofErr w:type="spellEnd"/>
-      <w:r>
-        <w:t xml:space="preserve">(__file__))) </w:t>
-      </w:r>
-      <w:proofErr w:type="spellStart"/>
-      <w:r>
-        <w:t>if</w:t>
-      </w:r>
-      <w:proofErr w:type="spellEnd"/>
-      <w:r>
-        <w:t xml:space="preserve"> </w:t>
-      </w:r>
-      <w:proofErr w:type="spellStart"/>
-      <w:r>
-        <w:t>getattr</w:t>
-      </w:r>
-      <w:proofErr w:type="spellEnd"/>
-      <w:r>
-        <w:t>(</w:t>
-      </w:r>
-      <w:proofErr w:type="spellStart"/>
-      <w:r>
-        <w:t>sys</w:t>
-      </w:r>
-      <w:proofErr w:type="spellEnd"/>
-      <w:r>
-        <w:t>, '</w:t>
-      </w:r>
-      <w:proofErr w:type="spellStart"/>
-      <w:r>
-        <w:t>frozen</w:t>
-      </w:r>
-      <w:proofErr w:type="spellEnd"/>
-      <w:r>
-        <w:t xml:space="preserve">', False) else </w:t>
-      </w:r>
-      <w:proofErr w:type="spellStart"/>
-      <w:r>
-        <w:t>os.path.dirname</w:t>
-      </w:r>
-      <w:proofErr w:type="spellEnd"/>
-      <w:r>
-        <w:t>(</w:t>
-      </w:r>
-      <w:proofErr w:type="spellStart"/>
-      <w:r>
-        <w:t>os.path.abspath</w:t>
-      </w:r>
-      <w:proofErr w:type="spellEnd"/>
-      <w:r>
-        <w:t>(__file__))</w:t>
-      </w:r>
-    </w:p>
-    <w:p>
-      <w:proofErr w:type="spellStart"/>
-      <w:r>
-        <w:t>templates_dir</w:t>
-      </w:r>
-      <w:proofErr w:type="spellEnd"/>
-      <w:r>
-        <w:t xml:space="preserve"> = </w:t>
-      </w:r>
-      <w:proofErr w:type="spellStart"/>
-      <w:r>
-        <w:t>os.path.abspath</w:t>
-      </w:r>
-      <w:proofErr w:type="spellEnd"/>
-      <w:r>
-        <w:t>(</w:t>
-      </w:r>
-      <w:proofErr w:type="spellStart"/>
-      <w:r>
-        <w:t>os.path.join</w:t>
-      </w:r>
-      <w:proofErr w:type="spellEnd"/>
-      <w:r>
-        <w:t>(</w:t>
-      </w:r>
-      <w:proofErr w:type="spellStart"/>
-      <w:r>
-        <w:t>base_path</w:t>
-      </w:r>
-      <w:proofErr w:type="spellEnd"/>
-      <w:r>
-        <w:t>, "..", "..", "..", "</w:t>
-      </w:r>
-      <w:proofErr w:type="spellStart"/>
-      <w:r>
-        <w:t>templates</w:t>
-      </w:r>
-      <w:proofErr w:type="spellEnd"/>
-      <w:r>
-        <w:t>"))</w:t>
-      </w:r>
-    </w:p>
-    <w:p>
-      <w:proofErr w:type="spellStart"/>
-      <w:r>
-        <w:t>templates</w:t>
-      </w:r>
-      <w:proofErr w:type="spellEnd"/>
-      <w:r>
-        <w:t xml:space="preserve"> = Jinja2Templates(directory=</w:t>
-      </w:r>
-      <w:proofErr w:type="spellStart"/>
-      <w:r>
-        <w:t>templates_dir</w:t>
-      </w:r>
-      <w:proofErr w:type="spellEnd"/>
-      <w:r>
-        <w:t>)</w:t>
+        <w:t>threading.Event</w:t>
+      </w:r>
+      <w:proofErr w:type="spellEnd"/>
+      <w:r>
+        <w:t>()</w:t>
       </w:r>
     </w:p>
     <w:p/>
     <w:p/>
     <w:p>
-      <w:r>
-        <w:t>@</w:t>
-      </w:r>
-      <w:proofErr w:type="spellStart"/>
-      <w:r>
-        <w:t>router.get</w:t>
-      </w:r>
-      <w:proofErr w:type="spellEnd"/>
-      <w:r>
-        <w:t xml:space="preserve">("/", </w:t>
-      </w:r>
-      <w:proofErr w:type="spellStart"/>
-      <w:r>
-        <w:t>response_class</w:t>
-      </w:r>
-      <w:proofErr w:type="spellEnd"/>
-      <w:r>
-        <w:t>=</w:t>
-      </w:r>
-      <w:proofErr w:type="spellStart"/>
-      <w:r>
-        <w:t>HTMLResponse</w:t>
-      </w:r>
-      <w:proofErr w:type="spellEnd"/>
-      <w:r>
-        <w:t>)</w:t>
-      </w:r>
-    </w:p>
-    <w:p>
-      <w:proofErr w:type="spellStart"/>
-      <w:r>
-        <w:t>async</w:t>
+      <w:proofErr w:type="spellStart"/>
+      <w:r>
+        <w:t>def</w:t>
       </w:r>
       <w:proofErr w:type="spellEnd"/>
       <w:r>
@@ -3871,15 +5272,7 @@
       </w:r>
       <w:proofErr w:type="spellStart"/>
       <w:r>
-        <w:t>def</w:t>
-      </w:r>
-      <w:proofErr w:type="spellEnd"/>
-      <w:r>
-        <w:t xml:space="preserve"> </w:t>
-      </w:r>
-      <w:proofErr w:type="spellStart"/>
-      <w:r>
-        <w:t>login_page</w:t>
+        <w:t>signal_handler</w:t>
       </w:r>
       <w:proofErr w:type="spellEnd"/>
       <w:r>
@@ -3887,31 +5280,20 @@
       </w:r>
       <w:proofErr w:type="spellStart"/>
       <w:r>
-        <w:t>request</w:t>
-      </w:r>
-      <w:proofErr w:type="spellEnd"/>
-      <w:r>
-        <w:t xml:space="preserve">: </w:t>
-      </w:r>
-      <w:proofErr w:type="spellStart"/>
-      <w:r>
-        <w:t>Request</w:t>
-      </w:r>
-      <w:proofErr w:type="spellEnd"/>
-      <w:r>
-        <w:t xml:space="preserve">, </w:t>
-      </w:r>
-      <w:proofErr w:type="spellStart"/>
-      <w:r>
-        <w:t>auth_service</w:t>
-      </w:r>
-      <w:proofErr w:type="spellEnd"/>
-      <w:r>
-        <w:t xml:space="preserve">: </w:t>
-      </w:r>
-      <w:proofErr w:type="spellStart"/>
-      <w:r>
-        <w:t>AuthService</w:t>
+        <w:t>signum</w:t>
+      </w:r>
+      <w:proofErr w:type="spellEnd"/>
+      <w:r>
+        <w:t>, frame):</w:t>
+      </w:r>
+    </w:p>
+    <w:p>
+      <w:r>
+        <w:t xml:space="preserve">    </w:t>
+      </w:r>
+      <w:proofErr w:type="spellStart"/>
+      <w:r>
+        <w:t>sig_name</w:t>
       </w:r>
       <w:proofErr w:type="spellEnd"/>
       <w:r>
@@ -3919,7 +5301,7 @@
       </w:r>
       <w:proofErr w:type="spellStart"/>
       <w:r>
-        <w:t>Depends</w:t>
+        <w:t>signal.Signals</w:t>
       </w:r>
       <w:proofErr w:type="spellEnd"/>
       <w:r>
@@ -3927,16 +5309,37 @@
       </w:r>
       <w:proofErr w:type="spellStart"/>
       <w:r>
-        <w:t>get_auth_service</w:t>
-      </w:r>
-      <w:proofErr w:type="spellEnd"/>
-      <w:r>
-        <w:t>)):</w:t>
-      </w:r>
-    </w:p>
-    <w:p>
-      <w:r>
-        <w:t xml:space="preserve">    """Se l'utente ha già una sessione valida, bypassa la login."""</w:t>
+        <w:t>signum</w:t>
+      </w:r>
+      <w:proofErr w:type="spellEnd"/>
+      <w:r>
+        <w:t>).</w:t>
+      </w:r>
+      <w:proofErr w:type="spellStart"/>
+      <w:r>
+        <w:t>name</w:t>
+      </w:r>
+      <w:proofErr w:type="spellEnd"/>
+    </w:p>
+    <w:p>
+      <w:r>
+        <w:t xml:space="preserve">    logger.info(f"[WEB] Ricevuto segnale di arresto ({</w:t>
+      </w:r>
+      <w:proofErr w:type="spellStart"/>
+      <w:r>
+        <w:t>sig_name</w:t>
+      </w:r>
+      <w:proofErr w:type="spellEnd"/>
+      <w:r>
+        <w:t xml:space="preserve">}). Avvio </w:t>
+      </w:r>
+      <w:proofErr w:type="spellStart"/>
+      <w:r>
+        <w:t>shutdown</w:t>
+      </w:r>
+      <w:proofErr w:type="spellEnd"/>
+      <w:r>
+        <w:t>...")</w:t>
       </w:r>
     </w:p>
     <w:p>
@@ -3945,181 +5348,454 @@
       </w:r>
       <w:proofErr w:type="spellStart"/>
       <w:r>
-        <w:t>token</w:t>
-      </w:r>
-      <w:proofErr w:type="spellEnd"/>
-      <w:r>
-        <w:t xml:space="preserve"> = </w:t>
-      </w:r>
-      <w:proofErr w:type="spellStart"/>
-      <w:r>
-        <w:t>request.cookies.get</w:t>
-      </w:r>
-      <w:proofErr w:type="spellEnd"/>
-      <w:r>
-        <w:t>("</w:t>
-      </w:r>
-      <w:proofErr w:type="spellStart"/>
-      <w:r>
-        <w:t>session_token</w:t>
-      </w:r>
-      <w:proofErr w:type="spellEnd"/>
-      <w:r>
-        <w:t>")</w:t>
-      </w:r>
-    </w:p>
-    <w:p>
-      <w:r>
-        <w:t xml:space="preserve">    </w:t>
-      </w:r>
-      <w:proofErr w:type="spellStart"/>
-      <w:r>
-        <w:t>if</w:t>
-      </w:r>
-      <w:proofErr w:type="spellEnd"/>
-      <w:r>
-        <w:t xml:space="preserve"> </w:t>
-      </w:r>
-      <w:proofErr w:type="spellStart"/>
-      <w:r>
-        <w:t>token</w:t>
-      </w:r>
-      <w:proofErr w:type="spellEnd"/>
-      <w:r>
-        <w:t xml:space="preserve"> and </w:t>
-      </w:r>
-      <w:proofErr w:type="spellStart"/>
-      <w:r>
-        <w:t>auth_service.validate_session</w:t>
-      </w:r>
-      <w:proofErr w:type="spellEnd"/>
-      <w:r>
-        <w:t>(</w:t>
-      </w:r>
-      <w:proofErr w:type="spellStart"/>
-      <w:r>
-        <w:t>token</w:t>
-      </w:r>
-      <w:proofErr w:type="spellEnd"/>
-      <w:r>
-        <w:t>):</w:t>
-      </w:r>
-    </w:p>
-    <w:p>
-      <w:r>
-        <w:t xml:space="preserve">        </w:t>
-      </w:r>
-      <w:proofErr w:type="spellStart"/>
-      <w:r>
-        <w:t>return</w:t>
-      </w:r>
-      <w:proofErr w:type="spellEnd"/>
-      <w:r>
-        <w:t xml:space="preserve"> </w:t>
-      </w:r>
-      <w:proofErr w:type="spellStart"/>
-      <w:r>
-        <w:t>RedirectResponse</w:t>
-      </w:r>
-      <w:proofErr w:type="spellEnd"/>
-      <w:r>
-        <w:t>(</w:t>
-      </w:r>
-      <w:proofErr w:type="spellStart"/>
-      <w:r>
-        <w:t>url</w:t>
-      </w:r>
-      <w:proofErr w:type="spellEnd"/>
-      <w:r>
-        <w:t>="/</w:t>
-      </w:r>
-      <w:proofErr w:type="spellStart"/>
-      <w:r>
-        <w:t>querystudies</w:t>
-      </w:r>
-      <w:proofErr w:type="spellEnd"/>
-      <w:r>
-        <w:t xml:space="preserve">", </w:t>
-      </w:r>
-      <w:proofErr w:type="spellStart"/>
-      <w:r>
-        <w:t>status_code</w:t>
-      </w:r>
-      <w:proofErr w:type="spellEnd"/>
-      <w:r>
-        <w:t>=status.HTTP_302_FOUND)</w:t>
-      </w:r>
-    </w:p>
-    <w:p/>
-    <w:p>
-      <w:r>
-        <w:t xml:space="preserve">    </w:t>
-      </w:r>
-      <w:proofErr w:type="spellStart"/>
-      <w:r>
-        <w:t>return</w:t>
-      </w:r>
-      <w:proofErr w:type="spellEnd"/>
-      <w:r>
-        <w:t xml:space="preserve"> </w:t>
-      </w:r>
-      <w:proofErr w:type="spellStart"/>
-      <w:r>
-        <w:t>templates.TemplateResponse</w:t>
-      </w:r>
-      <w:proofErr w:type="spellEnd"/>
-      <w:r>
-        <w:t>("login.html", {"</w:t>
-      </w:r>
-      <w:proofErr w:type="spellStart"/>
-      <w:r>
-        <w:t>request</w:t>
-      </w:r>
-      <w:proofErr w:type="spellEnd"/>
-      <w:r>
-        <w:t xml:space="preserve">": </w:t>
-      </w:r>
-      <w:proofErr w:type="spellStart"/>
-      <w:r>
-        <w:t>request</w:t>
-      </w:r>
-      <w:proofErr w:type="spellEnd"/>
-      <w:r>
-        <w:t>, "</w:t>
-      </w:r>
-      <w:proofErr w:type="spellStart"/>
-      <w:r>
-        <w:t>title</w:t>
-      </w:r>
-      <w:proofErr w:type="spellEnd"/>
-      <w:r>
-        <w:t>": "</w:t>
-      </w:r>
-      <w:proofErr w:type="spellStart"/>
-      <w:r>
-        <w:t>HealthPACS</w:t>
-      </w:r>
-      <w:proofErr w:type="spellEnd"/>
-      <w:r>
-        <w:t xml:space="preserve"> Web - Login"})</w:t>
+        <w:t>shutdown_event.set</w:t>
+      </w:r>
+      <w:proofErr w:type="spellEnd"/>
+      <w:r>
+        <w:t>()</w:t>
       </w:r>
     </w:p>
     <w:p/>
     <w:p/>
     <w:p>
-      <w:r>
-        <w:t>@</w:t>
-      </w:r>
-      <w:proofErr w:type="spellStart"/>
-      <w:r>
-        <w:t>router.post</w:t>
-      </w:r>
-      <w:proofErr w:type="spellEnd"/>
-      <w:r>
-        <w:t>("/login")</w:t>
-      </w:r>
-    </w:p>
-    <w:p>
+      <w:proofErr w:type="spellStart"/>
+      <w:r>
+        <w:t>def</w:t>
+      </w:r>
+      <w:proofErr w:type="spellEnd"/>
+      <w:r>
+        <w:t xml:space="preserve"> </w:t>
+      </w:r>
+      <w:proofErr w:type="spellStart"/>
+      <w:r>
+        <w:t>create_web_app</w:t>
+      </w:r>
+      <w:proofErr w:type="spellEnd"/>
+      <w:r>
+        <w:t>(</w:t>
+      </w:r>
+      <w:proofErr w:type="spellStart"/>
+      <w:r>
+        <w:t>dbmanager</w:t>
+      </w:r>
+      <w:proofErr w:type="spellEnd"/>
+      <w:r>
+        <w:t xml:space="preserve">: </w:t>
+      </w:r>
+      <w:proofErr w:type="spellStart"/>
+      <w:r>
+        <w:t>DatabaseManager</w:t>
+      </w:r>
+      <w:proofErr w:type="spellEnd"/>
+      <w:r>
+        <w:t xml:space="preserve">, </w:t>
+      </w:r>
+      <w:proofErr w:type="spellStart"/>
+      <w:r>
+        <w:t>repos</w:t>
+      </w:r>
+      <w:proofErr w:type="spellEnd"/>
+      <w:r>
+        <w:t xml:space="preserve">: </w:t>
+      </w:r>
+      <w:proofErr w:type="spellStart"/>
+      <w:r>
+        <w:t>RepositoryContainer</w:t>
+      </w:r>
+      <w:proofErr w:type="spellEnd"/>
+      <w:r>
+        <w:t xml:space="preserve">) -&gt; </w:t>
+      </w:r>
+      <w:proofErr w:type="spellStart"/>
+      <w:r>
+        <w:t>FastAPI</w:t>
+      </w:r>
+      <w:proofErr w:type="spellEnd"/>
+      <w:r>
+        <w:t>:</w:t>
+      </w:r>
+    </w:p>
+    <w:p>
+      <w:r>
+        <w:t xml:space="preserve">    </w:t>
+      </w:r>
+      <w:proofErr w:type="spellStart"/>
+      <w:r>
+        <w:t>app</w:t>
+      </w:r>
+      <w:proofErr w:type="spellEnd"/>
+      <w:r>
+        <w:t xml:space="preserve"> = </w:t>
+      </w:r>
+      <w:proofErr w:type="spellStart"/>
+      <w:r>
+        <w:t>FastAPI</w:t>
+      </w:r>
+      <w:proofErr w:type="spellEnd"/>
+      <w:r>
+        <w:t>(</w:t>
+      </w:r>
+      <w:proofErr w:type="spellStart"/>
+      <w:r>
+        <w:t>title</w:t>
+      </w:r>
+      <w:proofErr w:type="spellEnd"/>
+      <w:r>
+        <w:t>="</w:t>
+      </w:r>
+      <w:proofErr w:type="spellStart"/>
+      <w:r>
+        <w:t>HealthPACS</w:t>
+      </w:r>
+      <w:proofErr w:type="spellEnd"/>
+      <w:r>
+        <w:t xml:space="preserve"> Web", </w:t>
+      </w:r>
+      <w:proofErr w:type="spellStart"/>
+      <w:r>
+        <w:t>version</w:t>
+      </w:r>
+      <w:proofErr w:type="spellEnd"/>
+      <w:r>
+        <w:t>="1.0.0")</w:t>
+      </w:r>
+    </w:p>
+    <w:p/>
+    <w:p>
+      <w:r>
+        <w:t xml:space="preserve">    </w:t>
+      </w:r>
+      <w:proofErr w:type="spellStart"/>
+      <w:r>
+        <w:t>app.state.dbmanager</w:t>
+      </w:r>
+      <w:proofErr w:type="spellEnd"/>
+      <w:r>
+        <w:t xml:space="preserve"> = </w:t>
+      </w:r>
+      <w:proofErr w:type="spellStart"/>
+      <w:r>
+        <w:t>dbmanager</w:t>
+      </w:r>
+      <w:proofErr w:type="spellEnd"/>
+    </w:p>
+    <w:p>
+      <w:r>
+        <w:t xml:space="preserve">    </w:t>
+      </w:r>
+      <w:proofErr w:type="spellStart"/>
+      <w:r>
+        <w:t>app.state.repos</w:t>
+      </w:r>
+      <w:proofErr w:type="spellEnd"/>
+      <w:r>
+        <w:t xml:space="preserve"> = </w:t>
+      </w:r>
+      <w:proofErr w:type="spellStart"/>
+      <w:r>
+        <w:t>repos</w:t>
+      </w:r>
+      <w:proofErr w:type="spellEnd"/>
+    </w:p>
+    <w:p/>
+    <w:p>
+      <w:r>
+        <w:t xml:space="preserve">    # Cartella </w:t>
+      </w:r>
+      <w:proofErr w:type="spellStart"/>
+      <w:r>
+        <w:t>Static</w:t>
+      </w:r>
+      <w:proofErr w:type="spellEnd"/>
+    </w:p>
+    <w:p>
+      <w:r>
+        <w:t xml:space="preserve">    </w:t>
+      </w:r>
+      <w:proofErr w:type="spellStart"/>
+      <w:r>
+        <w:t>base_path</w:t>
+      </w:r>
+      <w:proofErr w:type="spellEnd"/>
+      <w:r>
+        <w:t xml:space="preserve"> = </w:t>
+      </w:r>
+      <w:proofErr w:type="spellStart"/>
+      <w:r>
+        <w:t>getattr</w:t>
+      </w:r>
+      <w:proofErr w:type="spellEnd"/>
+      <w:r>
+        <w:t>(</w:t>
+      </w:r>
+      <w:proofErr w:type="spellStart"/>
+      <w:r>
+        <w:t>sys</w:t>
+      </w:r>
+      <w:proofErr w:type="spellEnd"/>
+      <w:r>
+        <w:t xml:space="preserve">, "_MEIPASS", </w:t>
+      </w:r>
+      <w:proofErr w:type="spellStart"/>
+      <w:r>
+        <w:t>os.path.dirname</w:t>
+      </w:r>
+      <w:proofErr w:type="spellEnd"/>
+      <w:r>
+        <w:t>(</w:t>
+      </w:r>
+      <w:proofErr w:type="spellStart"/>
+      <w:r>
+        <w:t>os.path.abspath</w:t>
+      </w:r>
+      <w:proofErr w:type="spellEnd"/>
+      <w:r>
+        <w:t xml:space="preserve">(__file__))) </w:t>
+      </w:r>
+      <w:proofErr w:type="spellStart"/>
+      <w:r>
+        <w:t>if</w:t>
+      </w:r>
+      <w:proofErr w:type="spellEnd"/>
+      <w:r>
+        <w:t xml:space="preserve"> </w:t>
+      </w:r>
+      <w:proofErr w:type="spellStart"/>
+      <w:r>
+        <w:t>getattr</w:t>
+      </w:r>
+      <w:proofErr w:type="spellEnd"/>
+      <w:r>
+        <w:t>(</w:t>
+      </w:r>
+      <w:proofErr w:type="spellStart"/>
+      <w:r>
+        <w:t>sys</w:t>
+      </w:r>
+      <w:proofErr w:type="spellEnd"/>
+      <w:r>
+        <w:t>, "</w:t>
+      </w:r>
+      <w:proofErr w:type="spellStart"/>
+      <w:r>
+        <w:t>frozen</w:t>
+      </w:r>
+      <w:proofErr w:type="spellEnd"/>
+      <w:r>
+        <w:t xml:space="preserve">", False) else </w:t>
+      </w:r>
+      <w:proofErr w:type="spellStart"/>
+      <w:r>
+        <w:t>os.path.dirname</w:t>
+      </w:r>
+      <w:proofErr w:type="spellEnd"/>
+      <w:r>
+        <w:t>(</w:t>
+      </w:r>
+      <w:proofErr w:type="spellStart"/>
+      <w:r>
+        <w:t>os.path.abspath</w:t>
+      </w:r>
+      <w:proofErr w:type="spellEnd"/>
+      <w:r>
+        <w:t>(__file__))</w:t>
+      </w:r>
+    </w:p>
+    <w:p>
+      <w:r>
+        <w:t xml:space="preserve">    </w:t>
+      </w:r>
+      <w:proofErr w:type="spellStart"/>
+      <w:r>
+        <w:t>static_dir</w:t>
+      </w:r>
+      <w:proofErr w:type="spellEnd"/>
+      <w:r>
+        <w:t xml:space="preserve"> = </w:t>
+      </w:r>
+      <w:proofErr w:type="spellStart"/>
+      <w:r>
+        <w:t>os.path.join</w:t>
+      </w:r>
+      <w:proofErr w:type="spellEnd"/>
+      <w:r>
+        <w:t>(</w:t>
+      </w:r>
+      <w:proofErr w:type="spellStart"/>
+      <w:r>
+        <w:t>base_path</w:t>
+      </w:r>
+      <w:proofErr w:type="spellEnd"/>
+      <w:r>
+        <w:t>, "</w:t>
+      </w:r>
+      <w:proofErr w:type="spellStart"/>
+      <w:r>
+        <w:t>static</w:t>
+      </w:r>
+      <w:proofErr w:type="spellEnd"/>
+      <w:r>
+        <w:t>")</w:t>
+      </w:r>
+    </w:p>
+    <w:p/>
+    <w:p>
+      <w:r>
+        <w:t xml:space="preserve">    </w:t>
+      </w:r>
+      <w:proofErr w:type="spellStart"/>
+      <w:r>
+        <w:t>if</w:t>
+      </w:r>
+      <w:proofErr w:type="spellEnd"/>
+      <w:r>
+        <w:t xml:space="preserve"> </w:t>
+      </w:r>
+      <w:proofErr w:type="spellStart"/>
+      <w:r>
+        <w:t>os.path.exists</w:t>
+      </w:r>
+      <w:proofErr w:type="spellEnd"/>
+      <w:r>
+        <w:t>(</w:t>
+      </w:r>
+      <w:proofErr w:type="spellStart"/>
+      <w:r>
+        <w:t>static_dir</w:t>
+      </w:r>
+      <w:proofErr w:type="spellEnd"/>
+      <w:r>
+        <w:t>):</w:t>
+      </w:r>
+    </w:p>
+    <w:p>
+      <w:r>
+        <w:t xml:space="preserve">        </w:t>
+      </w:r>
+      <w:proofErr w:type="spellStart"/>
+      <w:r>
+        <w:t>app.mount</w:t>
+      </w:r>
+      <w:proofErr w:type="spellEnd"/>
+      <w:r>
+        <w:t>("/</w:t>
+      </w:r>
+      <w:proofErr w:type="spellStart"/>
+      <w:r>
+        <w:t>static</w:t>
+      </w:r>
+      <w:proofErr w:type="spellEnd"/>
+      <w:r>
+        <w:t xml:space="preserve">", </w:t>
+      </w:r>
+      <w:proofErr w:type="spellStart"/>
+      <w:r>
+        <w:t>StaticFiles</w:t>
+      </w:r>
+      <w:proofErr w:type="spellEnd"/>
+      <w:r>
+        <w:t>(directory=</w:t>
+      </w:r>
+      <w:proofErr w:type="spellStart"/>
+      <w:r>
+        <w:t>static_dir</w:t>
+      </w:r>
+      <w:proofErr w:type="spellEnd"/>
+      <w:r>
+        <w:t xml:space="preserve">), </w:t>
+      </w:r>
+      <w:proofErr w:type="spellStart"/>
+      <w:r>
+        <w:t>name</w:t>
+      </w:r>
+      <w:proofErr w:type="spellEnd"/>
+      <w:r>
+        <w:t>="</w:t>
+      </w:r>
+      <w:proofErr w:type="spellStart"/>
+      <w:r>
+        <w:t>static</w:t>
+      </w:r>
+      <w:proofErr w:type="spellEnd"/>
+      <w:r>
+        <w:t>")</w:t>
+      </w:r>
+    </w:p>
+    <w:p/>
+    <w:p>
+      <w:r>
+        <w:lastRenderedPageBreak/>
+        <w:t xml:space="preserve">    # Inclusione Rotte Web (Login/</w:t>
+      </w:r>
+      <w:proofErr w:type="spellStart"/>
+      <w:r>
+        <w:t>Auth</w:t>
+      </w:r>
+      <w:proofErr w:type="spellEnd"/>
+      <w:r>
+        <w:t>)</w:t>
+      </w:r>
+    </w:p>
+    <w:p>
+      <w:r>
+        <w:t xml:space="preserve">    </w:t>
+      </w:r>
+      <w:proofErr w:type="spellStart"/>
+      <w:r>
+        <w:t>app.include_router</w:t>
+      </w:r>
+      <w:proofErr w:type="spellEnd"/>
+      <w:r>
+        <w:t>(</w:t>
+      </w:r>
+      <w:proofErr w:type="spellStart"/>
+      <w:r>
+        <w:t>pages_router</w:t>
+      </w:r>
+      <w:proofErr w:type="spellEnd"/>
+      <w:r>
+        <w:t>)</w:t>
+      </w:r>
+    </w:p>
+    <w:p/>
+    <w:p>
+      <w:r>
+        <w:t xml:space="preserve">    # </w:t>
+      </w:r>
+      <w:proofErr w:type="spellStart"/>
+      <w:r>
+        <w:t>WebSocket</w:t>
+      </w:r>
+      <w:proofErr w:type="spellEnd"/>
+      <w:r>
+        <w:t xml:space="preserve"> Web</w:t>
+      </w:r>
+    </w:p>
+    <w:p>
+      <w:r>
+        <w:t xml:space="preserve">    @</w:t>
+      </w:r>
+      <w:proofErr w:type="spellStart"/>
+      <w:r>
+        <w:t>app.websocket</w:t>
+      </w:r>
+      <w:proofErr w:type="spellEnd"/>
+      <w:r>
+        <w:t>("/</w:t>
+      </w:r>
+      <w:proofErr w:type="spellStart"/>
+      <w:r>
+        <w:t>ws</w:t>
+      </w:r>
+      <w:proofErr w:type="spellEnd"/>
+      <w:r>
+        <w:t>/web")</w:t>
+      </w:r>
+    </w:p>
+    <w:p>
+      <w:r>
+        <w:t xml:space="preserve">    </w:t>
+      </w:r>
       <w:proofErr w:type="spellStart"/>
       <w:r>
         <w:t>async</w:t>
@@ -4138,122 +5814,181 @@
       </w:r>
       <w:proofErr w:type="spellStart"/>
       <w:r>
-        <w:t>do_login</w:t>
+        <w:t>websocket_web</w:t>
       </w:r>
       <w:proofErr w:type="spellEnd"/>
       <w:r>
         <w:t>(</w:t>
       </w:r>
-    </w:p>
+      <w:proofErr w:type="spellStart"/>
+      <w:r>
+        <w:t>websocket</w:t>
+      </w:r>
+      <w:proofErr w:type="spellEnd"/>
+      <w:r>
+        <w:t xml:space="preserve">: </w:t>
+      </w:r>
+      <w:proofErr w:type="spellStart"/>
+      <w:r>
+        <w:t>WebSocket</w:t>
+      </w:r>
+      <w:proofErr w:type="spellEnd"/>
+      <w:r>
+        <w:t>):</w:t>
+      </w:r>
+    </w:p>
+    <w:p>
+      <w:r>
+        <w:t xml:space="preserve">        </w:t>
+      </w:r>
+      <w:proofErr w:type="spellStart"/>
+      <w:r>
+        <w:t>await</w:t>
+      </w:r>
+      <w:proofErr w:type="spellEnd"/>
+      <w:r>
+        <w:t xml:space="preserve"> </w:t>
+      </w:r>
+      <w:proofErr w:type="spellStart"/>
+      <w:r>
+        <w:t>websocket.accept</w:t>
+      </w:r>
+      <w:proofErr w:type="spellEnd"/>
+      <w:r>
+        <w:t>()</w:t>
+      </w:r>
+    </w:p>
+    <w:p>
+      <w:r>
+        <w:t xml:space="preserve">        logger.info("[WEB WS] Client connesso a </w:t>
+      </w:r>
+      <w:proofErr w:type="spellStart"/>
+      <w:r>
+        <w:t>HealthPACS</w:t>
+      </w:r>
+      <w:proofErr w:type="spellEnd"/>
+      <w:r>
+        <w:t xml:space="preserve"> Web")</w:t>
+      </w:r>
+    </w:p>
+    <w:p>
+      <w:r>
+        <w:t xml:space="preserve">        </w:t>
+      </w:r>
+      <w:proofErr w:type="spellStart"/>
+      <w:r>
+        <w:t>try</w:t>
+      </w:r>
+      <w:proofErr w:type="spellEnd"/>
+      <w:r>
+        <w:t>:</w:t>
+      </w:r>
+    </w:p>
+    <w:p>
+      <w:r>
+        <w:t xml:space="preserve">            </w:t>
+      </w:r>
+      <w:proofErr w:type="spellStart"/>
+      <w:r>
+        <w:t>while</w:t>
+      </w:r>
+      <w:proofErr w:type="spellEnd"/>
+      <w:r>
+        <w:t xml:space="preserve"> True:</w:t>
+      </w:r>
+    </w:p>
+    <w:p>
+      <w:r>
+        <w:t xml:space="preserve">                data = </w:t>
+      </w:r>
+      <w:proofErr w:type="spellStart"/>
+      <w:r>
+        <w:t>await</w:t>
+      </w:r>
+      <w:proofErr w:type="spellEnd"/>
+      <w:r>
+        <w:t xml:space="preserve"> </w:t>
+      </w:r>
+      <w:proofErr w:type="spellStart"/>
+      <w:r>
+        <w:t>websocket.receive_text</w:t>
+      </w:r>
+      <w:proofErr w:type="spellEnd"/>
+      <w:r>
+        <w:t>()</w:t>
+      </w:r>
+    </w:p>
+    <w:p>
+      <w:r>
+        <w:t xml:space="preserve">                </w:t>
+      </w:r>
+      <w:proofErr w:type="spellStart"/>
+      <w:r>
+        <w:t>await</w:t>
+      </w:r>
+      <w:proofErr w:type="spellEnd"/>
+      <w:r>
+        <w:t xml:space="preserve"> </w:t>
+      </w:r>
+      <w:proofErr w:type="spellStart"/>
+      <w:r>
+        <w:t>websocket.send_json</w:t>
+      </w:r>
+      <w:proofErr w:type="spellEnd"/>
+      <w:r>
+        <w:t>({"status": "ok", "</w:t>
+      </w:r>
+      <w:proofErr w:type="spellStart"/>
+      <w:r>
+        <w:t>echo</w:t>
+      </w:r>
+      <w:proofErr w:type="spellEnd"/>
+      <w:r>
+        <w:t>": data})</w:t>
+      </w:r>
+    </w:p>
+    <w:p>
+      <w:r>
+        <w:t xml:space="preserve">        </w:t>
+      </w:r>
+      <w:proofErr w:type="spellStart"/>
+      <w:r>
+        <w:t>except</w:t>
+      </w:r>
+      <w:proofErr w:type="spellEnd"/>
+      <w:r>
+        <w:t xml:space="preserve"> </w:t>
+      </w:r>
+      <w:proofErr w:type="spellStart"/>
+      <w:r>
+        <w:t>WebSocketDisconnect</w:t>
+      </w:r>
+      <w:proofErr w:type="spellEnd"/>
+      <w:r>
+        <w:t>:</w:t>
+      </w:r>
+    </w:p>
+    <w:p>
+      <w:r>
+        <w:t xml:space="preserve">            logger.info("[WEB WS] Client disconnesso da </w:t>
+      </w:r>
+      <w:proofErr w:type="spellStart"/>
+      <w:r>
+        <w:t>HealthPACS</w:t>
+      </w:r>
+      <w:proofErr w:type="spellEnd"/>
+      <w:r>
+        <w:t xml:space="preserve"> Web")</w:t>
+      </w:r>
+    </w:p>
+    <w:p/>
     <w:p>
       <w:r>
         <w:t xml:space="preserve">    </w:t>
       </w:r>
       <w:proofErr w:type="spellStart"/>
       <w:r>
-        <w:t>request</w:t>
-      </w:r>
-      <w:proofErr w:type="spellEnd"/>
-      <w:r>
-        <w:t xml:space="preserve">: </w:t>
-      </w:r>
-      <w:proofErr w:type="spellStart"/>
-      <w:r>
-        <w:t>Request</w:t>
-      </w:r>
-      <w:proofErr w:type="spellEnd"/>
-      <w:r>
-        <w:t>,</w:t>
-      </w:r>
-    </w:p>
-    <w:p>
-      <w:r>
-        <w:t xml:space="preserve">    username: </w:t>
-      </w:r>
-      <w:proofErr w:type="spellStart"/>
-      <w:r>
-        <w:t>str</w:t>
-      </w:r>
-      <w:proofErr w:type="spellEnd"/>
-      <w:r>
-        <w:t xml:space="preserve"> = Form(...),</w:t>
-      </w:r>
-    </w:p>
-    <w:p>
-      <w:r>
-        <w:t xml:space="preserve">    password: </w:t>
-      </w:r>
-      <w:proofErr w:type="spellStart"/>
-      <w:r>
-        <w:t>str</w:t>
-      </w:r>
-      <w:proofErr w:type="spellEnd"/>
-      <w:r>
-        <w:t xml:space="preserve"> = Form(...),</w:t>
-      </w:r>
-    </w:p>
-    <w:p>
-      <w:r>
-        <w:t xml:space="preserve">    </w:t>
-      </w:r>
-      <w:proofErr w:type="spellStart"/>
-      <w:r>
-        <w:t>auth_service</w:t>
-      </w:r>
-      <w:proofErr w:type="spellEnd"/>
-      <w:r>
-        <w:t xml:space="preserve">: </w:t>
-      </w:r>
-      <w:proofErr w:type="spellStart"/>
-      <w:r>
-        <w:t>AuthService</w:t>
-      </w:r>
-      <w:proofErr w:type="spellEnd"/>
-      <w:r>
-        <w:t xml:space="preserve"> = </w:t>
-      </w:r>
-      <w:proofErr w:type="spellStart"/>
-      <w:r>
-        <w:t>Depends</w:t>
-      </w:r>
-      <w:proofErr w:type="spellEnd"/>
-      <w:r>
-        <w:t>(</w:t>
-      </w:r>
-      <w:proofErr w:type="spellStart"/>
-      <w:r>
-        <w:t>get_auth_service</w:t>
-      </w:r>
-      <w:proofErr w:type="spellEnd"/>
-      <w:r>
-        <w:t>)</w:t>
-      </w:r>
-    </w:p>
-    <w:p>
-      <w:r>
-        <w:t>):</w:t>
-      </w:r>
-    </w:p>
-    <w:p>
-      <w:r>
-        <w:t xml:space="preserve">    """Gestisce il flusso di Login e scrittura del Cookie di sessione."""</w:t>
-      </w:r>
-    </w:p>
-    <w:p>
-      <w:r>
-        <w:t xml:space="preserve">    </w:t>
-      </w:r>
-      <w:proofErr w:type="spellStart"/>
-      <w:r>
-        <w:t>client_ip</w:t>
-      </w:r>
-      <w:proofErr w:type="spellEnd"/>
-      <w:r>
-        <w:t xml:space="preserve"> = </w:t>
-      </w:r>
-      <w:proofErr w:type="spellStart"/>
-      <w:r>
-        <w:t>request.client.host</w:t>
+        <w:t>return</w:t>
       </w:r>
       <w:proofErr w:type="spellEnd"/>
       <w:r>
@@ -4261,508 +5996,16 @@
       </w:r>
       <w:proofErr w:type="spellStart"/>
       <w:r>
-        <w:t>if</w:t>
-      </w:r>
-      <w:proofErr w:type="spellEnd"/>
-      <w:r>
-        <w:t xml:space="preserve"> </w:t>
-      </w:r>
-      <w:proofErr w:type="spellStart"/>
-      <w:r>
-        <w:t>request.client</w:t>
-      </w:r>
-      <w:proofErr w:type="spellEnd"/>
-      <w:r>
-        <w:t xml:space="preserve"> else "127.0.0.1"</w:t>
-      </w:r>
-    </w:p>
-    <w:p>
-      <w:r>
-        <w:lastRenderedPageBreak/>
-        <w:t xml:space="preserve">    </w:t>
-      </w:r>
-      <w:proofErr w:type="spellStart"/>
-      <w:r>
-        <w:t>user_agent</w:t>
-      </w:r>
-      <w:proofErr w:type="spellEnd"/>
-      <w:r>
-        <w:t xml:space="preserve"> = </w:t>
-      </w:r>
-      <w:proofErr w:type="spellStart"/>
-      <w:r>
-        <w:t>request.headers.get</w:t>
-      </w:r>
-      <w:proofErr w:type="spellEnd"/>
-      <w:r>
-        <w:t>("User-Agent", "Web-Browser")</w:t>
-      </w:r>
-    </w:p>
-    <w:p/>
-    <w:p>
-      <w:r>
-        <w:t xml:space="preserve">    </w:t>
-      </w:r>
-      <w:proofErr w:type="spellStart"/>
-      <w:r>
-        <w:t>auth_result</w:t>
-      </w:r>
-      <w:proofErr w:type="spellEnd"/>
-      <w:r>
-        <w:t xml:space="preserve"> = </w:t>
-      </w:r>
-      <w:proofErr w:type="spellStart"/>
-      <w:r>
-        <w:t>auth_service.login</w:t>
-      </w:r>
-      <w:proofErr w:type="spellEnd"/>
-      <w:r>
-        <w:t>(</w:t>
-      </w:r>
-    </w:p>
-    <w:p>
-      <w:r>
-        <w:t xml:space="preserve">        username=username,</w:t>
-      </w:r>
-    </w:p>
-    <w:p>
-      <w:r>
-        <w:t xml:space="preserve">        </w:t>
-      </w:r>
-      <w:proofErr w:type="spellStart"/>
-      <w:r>
-        <w:t>password_plain</w:t>
-      </w:r>
-      <w:proofErr w:type="spellEnd"/>
-      <w:r>
-        <w:t>=password,</w:t>
-      </w:r>
-    </w:p>
-    <w:p>
-      <w:r>
-        <w:t xml:space="preserve">        </w:t>
-      </w:r>
-      <w:proofErr w:type="spellStart"/>
-      <w:r>
-        <w:t>duration_minutes</w:t>
-      </w:r>
-      <w:proofErr w:type="spellEnd"/>
-      <w:r>
-        <w:t>=480,</w:t>
-      </w:r>
-    </w:p>
-    <w:p>
-      <w:r>
-        <w:t xml:space="preserve">        </w:t>
-      </w:r>
-      <w:proofErr w:type="spellStart"/>
-      <w:r>
-        <w:t>ip_address</w:t>
-      </w:r>
-      <w:proofErr w:type="spellEnd"/>
-      <w:r>
-        <w:t>=</w:t>
-      </w:r>
-      <w:proofErr w:type="spellStart"/>
-      <w:r>
-        <w:t>client_ip</w:t>
-      </w:r>
-      <w:proofErr w:type="spellEnd"/>
-      <w:r>
-        <w:t>,</w:t>
-      </w:r>
-    </w:p>
-    <w:p>
-      <w:r>
-        <w:t xml:space="preserve">        </w:t>
-      </w:r>
-      <w:proofErr w:type="spellStart"/>
-      <w:r>
-        <w:t>user_agent</w:t>
-      </w:r>
-      <w:proofErr w:type="spellEnd"/>
-      <w:r>
-        <w:t>=</w:t>
-      </w:r>
-      <w:proofErr w:type="spellStart"/>
-      <w:r>
-        <w:t>user_agent</w:t>
-      </w:r>
-      <w:proofErr w:type="spellEnd"/>
-    </w:p>
-    <w:p>
-      <w:r>
-        <w:t xml:space="preserve">    )</w:t>
-      </w:r>
-    </w:p>
-    <w:p/>
-    <w:p>
-      <w:r>
-        <w:t xml:space="preserve">    </w:t>
-      </w:r>
-      <w:proofErr w:type="spellStart"/>
-      <w:r>
-        <w:t>if</w:t>
-      </w:r>
-      <w:proofErr w:type="spellEnd"/>
-      <w:r>
-        <w:t xml:space="preserve"> </w:t>
-      </w:r>
-      <w:proofErr w:type="spellStart"/>
-      <w:r>
-        <w:t>not</w:t>
-      </w:r>
-      <w:proofErr w:type="spellEnd"/>
-      <w:r>
-        <w:t xml:space="preserve"> </w:t>
-      </w:r>
-      <w:proofErr w:type="spellStart"/>
-      <w:r>
-        <w:t>auth_result</w:t>
-      </w:r>
-      <w:proofErr w:type="spellEnd"/>
-      <w:r>
-        <w:t>:</w:t>
-      </w:r>
-    </w:p>
-    <w:p>
-      <w:r>
-        <w:t xml:space="preserve">        </w:t>
-      </w:r>
-      <w:proofErr w:type="spellStart"/>
-      <w:r>
-        <w:t>return</w:t>
-      </w:r>
-      <w:proofErr w:type="spellEnd"/>
-      <w:r>
-        <w:t xml:space="preserve"> </w:t>
-      </w:r>
-      <w:proofErr w:type="spellStart"/>
-      <w:r>
-        <w:t>templates.TemplateResponse</w:t>
-      </w:r>
-      <w:proofErr w:type="spellEnd"/>
-      <w:r>
-        <w:t>(</w:t>
-      </w:r>
-    </w:p>
-    <w:p>
-      <w:r>
-        <w:t xml:space="preserve">            "login.html",</w:t>
-      </w:r>
-    </w:p>
-    <w:p>
-      <w:r>
-        <w:t xml:space="preserve">            {</w:t>
-      </w:r>
-    </w:p>
-    <w:p>
-      <w:r>
-        <w:t xml:space="preserve">                "</w:t>
-      </w:r>
-      <w:proofErr w:type="spellStart"/>
-      <w:r>
-        <w:t>request</w:t>
-      </w:r>
-      <w:proofErr w:type="spellEnd"/>
-      <w:r>
-        <w:t xml:space="preserve">": </w:t>
-      </w:r>
-      <w:proofErr w:type="spellStart"/>
-      <w:r>
-        <w:t>request</w:t>
-      </w:r>
-      <w:proofErr w:type="spellEnd"/>
-      <w:r>
-        <w:t>,</w:t>
-      </w:r>
-    </w:p>
-    <w:p>
-      <w:r>
-        <w:t xml:space="preserve">                "</w:t>
-      </w:r>
-      <w:proofErr w:type="spellStart"/>
-      <w:r>
-        <w:t>title</w:t>
-      </w:r>
-      <w:proofErr w:type="spellEnd"/>
-      <w:r>
-        <w:t>": "</w:t>
-      </w:r>
-      <w:proofErr w:type="spellStart"/>
-      <w:r>
-        <w:t>HealthPACS</w:t>
-      </w:r>
-      <w:proofErr w:type="spellEnd"/>
-      <w:r>
-        <w:t xml:space="preserve"> Web - Login",</w:t>
-      </w:r>
-    </w:p>
-    <w:p>
-      <w:r>
-        <w:t xml:space="preserve">                "</w:t>
-      </w:r>
-      <w:proofErr w:type="spellStart"/>
-      <w:r>
-        <w:t>error</w:t>
-      </w:r>
-      <w:proofErr w:type="spellEnd"/>
-      <w:r>
-        <w:t>": "Credenziali non valide o utente disabilitato."</w:t>
-      </w:r>
-    </w:p>
-    <w:p>
-      <w:r>
-        <w:t xml:space="preserve">            },</w:t>
-      </w:r>
-    </w:p>
-    <w:p>
-      <w:r>
-        <w:t xml:space="preserve">            </w:t>
-      </w:r>
-      <w:proofErr w:type="spellStart"/>
-      <w:r>
-        <w:t>status_code</w:t>
-      </w:r>
-      <w:proofErr w:type="spellEnd"/>
-      <w:r>
-        <w:t>=status.HTTP_401_UNAUTHORIZED</w:t>
-      </w:r>
-    </w:p>
-    <w:p>
-      <w:r>
-        <w:t xml:space="preserve">        )</w:t>
-      </w:r>
-    </w:p>
-    <w:p/>
-    <w:p>
-      <w:r>
-        <w:t xml:space="preserve">    </w:t>
-      </w:r>
-      <w:proofErr w:type="spellStart"/>
-      <w:r>
-        <w:t>session_token</w:t>
-      </w:r>
-      <w:proofErr w:type="spellEnd"/>
-      <w:r>
-        <w:t xml:space="preserve"> = </w:t>
-      </w:r>
-      <w:proofErr w:type="spellStart"/>
-      <w:r>
-        <w:t>auth_result</w:t>
-      </w:r>
-      <w:proofErr w:type="spellEnd"/>
-      <w:r>
-        <w:t>["</w:t>
-      </w:r>
-      <w:proofErr w:type="spellStart"/>
-      <w:r>
-        <w:t>session_token</w:t>
-      </w:r>
-      <w:proofErr w:type="spellEnd"/>
-      <w:r>
-        <w:t>"]</w:t>
-      </w:r>
-    </w:p>
-    <w:p/>
-    <w:p>
-      <w:r>
-        <w:t xml:space="preserve">    </w:t>
-      </w:r>
-      <w:proofErr w:type="spellStart"/>
-      <w:r>
-        <w:t>redirect_response</w:t>
-      </w:r>
-      <w:proofErr w:type="spellEnd"/>
-      <w:r>
-        <w:t xml:space="preserve"> = </w:t>
-      </w:r>
-      <w:proofErr w:type="spellStart"/>
-      <w:r>
-        <w:t>RedirectResponse</w:t>
-      </w:r>
-      <w:proofErr w:type="spellEnd"/>
-      <w:r>
-        <w:t>(</w:t>
-      </w:r>
-      <w:proofErr w:type="spellStart"/>
-      <w:r>
-        <w:t>url</w:t>
-      </w:r>
-      <w:proofErr w:type="spellEnd"/>
-      <w:r>
-        <w:t>="/</w:t>
-      </w:r>
-      <w:proofErr w:type="spellStart"/>
-      <w:r>
-        <w:t>querystudies</w:t>
-      </w:r>
-      <w:proofErr w:type="spellEnd"/>
-      <w:r>
-        <w:t xml:space="preserve">", </w:t>
-      </w:r>
-      <w:proofErr w:type="spellStart"/>
-      <w:r>
-        <w:t>status_code</w:t>
-      </w:r>
-      <w:proofErr w:type="spellEnd"/>
-      <w:r>
-        <w:t>=status.HTTP_303_SEE_OTHER)</w:t>
-      </w:r>
-    </w:p>
-    <w:p>
-      <w:r>
-        <w:t xml:space="preserve">    </w:t>
-      </w:r>
-      <w:proofErr w:type="spellStart"/>
-      <w:r>
-        <w:t>redirect_response.set_cookie</w:t>
-      </w:r>
-      <w:proofErr w:type="spellEnd"/>
-      <w:r>
-        <w:t>(</w:t>
-      </w:r>
-    </w:p>
-    <w:p>
-      <w:r>
-        <w:t xml:space="preserve">        </w:t>
-      </w:r>
-      <w:proofErr w:type="spellStart"/>
-      <w:r>
-        <w:t>key</w:t>
-      </w:r>
-      <w:proofErr w:type="spellEnd"/>
-      <w:r>
-        <w:t>="</w:t>
-      </w:r>
-      <w:proofErr w:type="spellStart"/>
-      <w:r>
-        <w:t>session_token</w:t>
-      </w:r>
-      <w:proofErr w:type="spellEnd"/>
-      <w:r>
-        <w:t>",</w:t>
-      </w:r>
-    </w:p>
-    <w:p>
-      <w:r>
-        <w:t xml:space="preserve">        </w:t>
-      </w:r>
-      <w:proofErr w:type="spellStart"/>
-      <w:r>
-        <w:t>value</w:t>
-      </w:r>
-      <w:proofErr w:type="spellEnd"/>
-      <w:r>
-        <w:t>=</w:t>
-      </w:r>
-      <w:proofErr w:type="spellStart"/>
-      <w:r>
-        <w:t>session_token</w:t>
-      </w:r>
-      <w:proofErr w:type="spellEnd"/>
-      <w:r>
-        <w:t>,</w:t>
-      </w:r>
-    </w:p>
-    <w:p>
-      <w:r>
-        <w:t xml:space="preserve">        </w:t>
-      </w:r>
-      <w:proofErr w:type="spellStart"/>
-      <w:r>
-        <w:t>httponly</w:t>
-      </w:r>
-      <w:proofErr w:type="spellEnd"/>
-      <w:r>
-        <w:t>=True,</w:t>
-      </w:r>
-    </w:p>
-    <w:p>
-      <w:r>
-        <w:lastRenderedPageBreak/>
-        <w:t xml:space="preserve">        </w:t>
-      </w:r>
-      <w:proofErr w:type="spellStart"/>
-      <w:r>
-        <w:t>samesite</w:t>
-      </w:r>
-      <w:proofErr w:type="spellEnd"/>
-      <w:r>
-        <w:t>="</w:t>
-      </w:r>
-      <w:proofErr w:type="spellStart"/>
-      <w:r>
-        <w:t>lax</w:t>
-      </w:r>
-      <w:proofErr w:type="spellEnd"/>
-      <w:r>
-        <w:t>",</w:t>
-      </w:r>
-    </w:p>
-    <w:p>
-      <w:r>
-        <w:t xml:space="preserve">        </w:t>
-      </w:r>
-      <w:proofErr w:type="spellStart"/>
-      <w:r>
-        <w:t>secure</w:t>
-      </w:r>
-      <w:proofErr w:type="spellEnd"/>
-      <w:r>
-        <w:t>=False  # Impostare su True con HTTPS attivo</w:t>
-      </w:r>
-    </w:p>
-    <w:p>
-      <w:r>
-        <w:t xml:space="preserve">    )</w:t>
-      </w:r>
-    </w:p>
-    <w:p>
-      <w:r>
-        <w:t xml:space="preserve">    </w:t>
-      </w:r>
-      <w:proofErr w:type="spellStart"/>
-      <w:r>
-        <w:t>return</w:t>
-      </w:r>
-      <w:proofErr w:type="spellEnd"/>
-      <w:r>
-        <w:t xml:space="preserve"> </w:t>
-      </w:r>
-      <w:proofErr w:type="spellStart"/>
-      <w:r>
-        <w:t>redirect_response</w:t>
+        <w:t>app</w:t>
       </w:r>
       <w:proofErr w:type="spellEnd"/>
     </w:p>
     <w:p/>
     <w:p/>
     <w:p>
-      <w:r>
-        <w:t>@</w:t>
-      </w:r>
-      <w:proofErr w:type="spellStart"/>
-      <w:r>
-        <w:t>router.get</w:t>
-      </w:r>
-      <w:proofErr w:type="spellEnd"/>
-      <w:r>
-        <w:t>("/</w:t>
-      </w:r>
-      <w:proofErr w:type="spellStart"/>
-      <w:r>
-        <w:t>logout</w:t>
-      </w:r>
-      <w:proofErr w:type="spellEnd"/>
-      <w:r>
-        <w:t>")</w:t>
-      </w:r>
-    </w:p>
-    <w:p>
-      <w:proofErr w:type="spellStart"/>
-      <w:r>
-        <w:t>async</w:t>
+      <w:proofErr w:type="spellStart"/>
+      <w:r>
+        <w:t>def</w:t>
       </w:r>
       <w:proofErr w:type="spellEnd"/>
       <w:r>
@@ -4770,20 +6013,54 @@
       </w:r>
       <w:proofErr w:type="spellStart"/>
       <w:r>
-        <w:t>def</w:t>
-      </w:r>
-      <w:proofErr w:type="spellEnd"/>
-      <w:r>
-        <w:t xml:space="preserve"> </w:t>
-      </w:r>
-      <w:proofErr w:type="spellStart"/>
-      <w:r>
-        <w:t>logout</w:t>
+        <w:t>main</w:t>
+      </w:r>
+      <w:proofErr w:type="spellEnd"/>
+      <w:r>
+        <w:t>():</w:t>
+      </w:r>
+    </w:p>
+    <w:p>
+      <w:r>
+        <w:t xml:space="preserve">    </w:t>
+      </w:r>
+      <w:proofErr w:type="spellStart"/>
+      <w:r>
+        <w:t>dbmanager</w:t>
+      </w:r>
+      <w:proofErr w:type="spellEnd"/>
+      <w:r>
+        <w:t xml:space="preserve"> = None</w:t>
+      </w:r>
+    </w:p>
+    <w:p>
+      <w:r>
+        <w:t xml:space="preserve">    </w:t>
+      </w:r>
+      <w:proofErr w:type="spellStart"/>
+      <w:r>
+        <w:t>signal.signal</w:t>
       </w:r>
       <w:proofErr w:type="spellEnd"/>
       <w:r>
         <w:t>(</w:t>
       </w:r>
+      <w:proofErr w:type="spellStart"/>
+      <w:r>
+        <w:t>signal.SIGINT</w:t>
+      </w:r>
+      <w:proofErr w:type="spellEnd"/>
+      <w:r>
+        <w:t xml:space="preserve">, </w:t>
+      </w:r>
+      <w:proofErr w:type="spellStart"/>
+      <w:r>
+        <w:t>signal_handler</w:t>
+      </w:r>
+      <w:proofErr w:type="spellEnd"/>
+      <w:r>
+        <w:t>)</w:t>
+      </w:r>
     </w:p>
     <w:p>
       <w:r>
@@ -4791,36 +6068,93 @@
       </w:r>
       <w:proofErr w:type="spellStart"/>
       <w:r>
-        <w:t>request</w:t>
-      </w:r>
-      <w:proofErr w:type="spellEnd"/>
-      <w:r>
-        <w:t xml:space="preserve">: </w:t>
-      </w:r>
-      <w:proofErr w:type="spellStart"/>
-      <w:r>
-        <w:t>Request</w:t>
-      </w:r>
-      <w:proofErr w:type="spellEnd"/>
-      <w:r>
-        <w:t>,</w:t>
-      </w:r>
-    </w:p>
+        <w:t>signal.signal</w:t>
+      </w:r>
+      <w:proofErr w:type="spellEnd"/>
+      <w:r>
+        <w:t>(</w:t>
+      </w:r>
+      <w:proofErr w:type="spellStart"/>
+      <w:r>
+        <w:t>signal.SIGTERM</w:t>
+      </w:r>
+      <w:proofErr w:type="spellEnd"/>
+      <w:r>
+        <w:t xml:space="preserve">, </w:t>
+      </w:r>
+      <w:proofErr w:type="spellStart"/>
+      <w:r>
+        <w:t>signal_handler</w:t>
+      </w:r>
+      <w:proofErr w:type="spellEnd"/>
+      <w:r>
+        <w:t>)</w:t>
+      </w:r>
+    </w:p>
+    <w:p/>
     <w:p>
       <w:r>
         <w:t xml:space="preserve">    </w:t>
       </w:r>
       <w:proofErr w:type="spellStart"/>
       <w:r>
-        <w:t>auth_service</w:t>
-      </w:r>
-      <w:proofErr w:type="spellEnd"/>
-      <w:r>
-        <w:t xml:space="preserve">: </w:t>
-      </w:r>
-      <w:proofErr w:type="spellStart"/>
-      <w:r>
-        <w:t>AuthService</w:t>
+        <w:t>try</w:t>
+      </w:r>
+      <w:proofErr w:type="spellEnd"/>
+      <w:r>
+        <w:t>:</w:t>
+      </w:r>
+    </w:p>
+    <w:p>
+      <w:r>
+        <w:t xml:space="preserve">        </w:t>
+      </w:r>
+      <w:proofErr w:type="spellStart"/>
+      <w:r>
+        <w:t>setup_logger_file</w:t>
+      </w:r>
+      <w:proofErr w:type="spellEnd"/>
+      <w:r>
+        <w:t>("healthpacs_web.log")</w:t>
+      </w:r>
+    </w:p>
+    <w:p>
+      <w:r>
+        <w:t xml:space="preserve">        logger.info("Inizializzazione </w:t>
+      </w:r>
+      <w:proofErr w:type="spellStart"/>
+      <w:r>
+        <w:t>HealthPACS</w:t>
+      </w:r>
+      <w:proofErr w:type="spellEnd"/>
+      <w:r>
+        <w:t xml:space="preserve"> Web Server (</w:t>
+      </w:r>
+      <w:proofErr w:type="spellStart"/>
+      <w:r>
+        <w:t>FastAPI</w:t>
+      </w:r>
+      <w:proofErr w:type="spellEnd"/>
+      <w:r>
+        <w:t>/</w:t>
+      </w:r>
+      <w:proofErr w:type="spellStart"/>
+      <w:r>
+        <w:t>Uvicorn</w:t>
+      </w:r>
+      <w:proofErr w:type="spellEnd"/>
+      <w:r>
+        <w:t>)...")</w:t>
+      </w:r>
+    </w:p>
+    <w:p/>
+    <w:p>
+      <w:r>
+        <w:t xml:space="preserve">        </w:t>
+      </w:r>
+      <w:proofErr w:type="spellStart"/>
+      <w:r>
+        <w:t>dbmanager</w:t>
       </w:r>
       <w:proofErr w:type="spellEnd"/>
       <w:r>
@@ -4828,1326 +6162,16 @@
       </w:r>
       <w:proofErr w:type="spellStart"/>
       <w:r>
-        <w:t>Depends</w:t>
-      </w:r>
-      <w:proofErr w:type="spellEnd"/>
-      <w:r>
-        <w:t>(</w:t>
-      </w:r>
-      <w:proofErr w:type="spellStart"/>
-      <w:r>
-        <w:t>get_auth_service</w:t>
-      </w:r>
-      <w:proofErr w:type="spellEnd"/>
-      <w:r>
-        <w:t>)</w:t>
-      </w:r>
-    </w:p>
-    <w:p>
-      <w:r>
-        <w:t>):</w:t>
-      </w:r>
-    </w:p>
-    <w:p>
-      <w:r>
-        <w:t xml:space="preserve">    """Effettua l'</w:t>
-      </w:r>
-      <w:proofErr w:type="spellStart"/>
-      <w:r>
-        <w:t>invalidation</w:t>
-      </w:r>
-      <w:proofErr w:type="spellEnd"/>
-      <w:r>
-        <w:t xml:space="preserve"> della sessione e la pulizia del Cookie."""</w:t>
-      </w:r>
-    </w:p>
-    <w:p>
-      <w:r>
-        <w:t xml:space="preserve">    </w:t>
-      </w:r>
-      <w:proofErr w:type="spellStart"/>
-      <w:r>
-        <w:t>token</w:t>
-      </w:r>
-      <w:proofErr w:type="spellEnd"/>
-      <w:r>
-        <w:t xml:space="preserve"> = </w:t>
-      </w:r>
-      <w:proofErr w:type="spellStart"/>
-      <w:r>
-        <w:t>request.cookies.get</w:t>
-      </w:r>
-      <w:proofErr w:type="spellEnd"/>
-      <w:r>
-        <w:t>("</w:t>
-      </w:r>
-      <w:proofErr w:type="spellStart"/>
-      <w:r>
-        <w:t>session_token</w:t>
-      </w:r>
-      <w:proofErr w:type="spellEnd"/>
-      <w:r>
-        <w:t>")</w:t>
-      </w:r>
-    </w:p>
-    <w:p>
-      <w:r>
-        <w:t xml:space="preserve">    </w:t>
-      </w:r>
-      <w:proofErr w:type="spellStart"/>
-      <w:r>
-        <w:t>if</w:t>
-      </w:r>
-      <w:proofErr w:type="spellEnd"/>
-      <w:r>
-        <w:t xml:space="preserve"> </w:t>
-      </w:r>
-      <w:proofErr w:type="spellStart"/>
-      <w:r>
-        <w:t>token</w:t>
-      </w:r>
-      <w:proofErr w:type="spellEnd"/>
-      <w:r>
-        <w:t>:</w:t>
-      </w:r>
-    </w:p>
-    <w:p>
-      <w:r>
-        <w:t xml:space="preserve">        </w:t>
-      </w:r>
-      <w:proofErr w:type="spellStart"/>
-      <w:r>
-        <w:t>auth_service.logout</w:t>
-      </w:r>
-      <w:proofErr w:type="spellEnd"/>
-      <w:r>
-        <w:t>(</w:t>
-      </w:r>
-      <w:proofErr w:type="spellStart"/>
-      <w:r>
-        <w:t>token</w:t>
-      </w:r>
-      <w:proofErr w:type="spellEnd"/>
-      <w:r>
-        <w:t>)</w:t>
-      </w:r>
-    </w:p>
-    <w:p/>
-    <w:p>
-      <w:r>
-        <w:t xml:space="preserve">    </w:t>
-      </w:r>
-      <w:proofErr w:type="spellStart"/>
-      <w:r>
-        <w:t>response</w:t>
-      </w:r>
-      <w:proofErr w:type="spellEnd"/>
-      <w:r>
-        <w:t xml:space="preserve"> = </w:t>
-      </w:r>
-      <w:proofErr w:type="spellStart"/>
-      <w:r>
-        <w:t>RedirectResponse</w:t>
-      </w:r>
-      <w:proofErr w:type="spellEnd"/>
-      <w:r>
-        <w:t>(</w:t>
-      </w:r>
-      <w:proofErr w:type="spellStart"/>
-      <w:r>
-        <w:t>url</w:t>
-      </w:r>
-      <w:proofErr w:type="spellEnd"/>
-      <w:r>
-        <w:t xml:space="preserve">="/", </w:t>
-      </w:r>
-      <w:proofErr w:type="spellStart"/>
-      <w:r>
-        <w:t>status_code</w:t>
-      </w:r>
-      <w:proofErr w:type="spellEnd"/>
-      <w:r>
-        <w:t>=status.HTTP_302_FOUND)</w:t>
-      </w:r>
-    </w:p>
-    <w:p>
-      <w:r>
-        <w:t xml:space="preserve">    </w:t>
-      </w:r>
-      <w:proofErr w:type="spellStart"/>
-      <w:r>
-        <w:t>response.delete_cookie</w:t>
-      </w:r>
-      <w:proofErr w:type="spellEnd"/>
-      <w:r>
-        <w:t>("</w:t>
-      </w:r>
-      <w:proofErr w:type="spellStart"/>
-      <w:r>
-        <w:t>session_token</w:t>
-      </w:r>
-      <w:proofErr w:type="spellEnd"/>
-      <w:r>
-        <w:t>")</w:t>
-      </w:r>
-    </w:p>
-    <w:p>
-      <w:r>
-        <w:t xml:space="preserve">    </w:t>
-      </w:r>
-      <w:proofErr w:type="spellStart"/>
-      <w:r>
-        <w:t>return</w:t>
-      </w:r>
-      <w:proofErr w:type="spellEnd"/>
-      <w:r>
-        <w:t xml:space="preserve"> </w:t>
-      </w:r>
-      <w:proofErr w:type="spellStart"/>
-      <w:r>
-        <w:t>response</w:t>
-      </w:r>
-      <w:proofErr w:type="spellEnd"/>
-    </w:p>
-    <w:p/>
-    <w:p>
-      <w:r>
-        <w:t>HealthPACSWeb.py</w:t>
-      </w:r>
-    </w:p>
-    <w:p>
-      <w:r>
-        <w:t xml:space="preserve">Integrazione principale del server </w:t>
-      </w:r>
-      <w:proofErr w:type="spellStart"/>
-      <w:r>
-        <w:t>FastAPI</w:t>
-      </w:r>
-      <w:proofErr w:type="spellEnd"/>
-      <w:r>
-        <w:t xml:space="preserve"> con montaggio risorse e rotte.</w:t>
-      </w:r>
-    </w:p>
-    <w:p/>
-    <w:p>
-      <w:r>
-        <w:t xml:space="preserve">import </w:t>
-      </w:r>
-      <w:proofErr w:type="spellStart"/>
-      <w:r>
-        <w:t>os</w:t>
-      </w:r>
-      <w:proofErr w:type="spellEnd"/>
-    </w:p>
-    <w:p>
-      <w:r>
-        <w:t xml:space="preserve">import </w:t>
-      </w:r>
-      <w:proofErr w:type="spellStart"/>
-      <w:r>
-        <w:t>sys</w:t>
-      </w:r>
-      <w:proofErr w:type="spellEnd"/>
-    </w:p>
-    <w:p>
-      <w:r>
-        <w:t xml:space="preserve">import </w:t>
-      </w:r>
-      <w:proofErr w:type="spellStart"/>
-      <w:r>
-        <w:t>signal</w:t>
-      </w:r>
-      <w:proofErr w:type="spellEnd"/>
-    </w:p>
-    <w:p>
-      <w:r>
-        <w:t>import threading</w:t>
-      </w:r>
-    </w:p>
-    <w:p>
-      <w:r>
-        <w:t xml:space="preserve">import </w:t>
-      </w:r>
-      <w:proofErr w:type="spellStart"/>
-      <w:r>
-        <w:t>uvicorn</w:t>
-      </w:r>
-      <w:proofErr w:type="spellEnd"/>
+        <w:t>DatabaseManager</w:t>
+      </w:r>
+      <w:proofErr w:type="spellEnd"/>
+      <w:r>
+        <w:t>()</w:t>
+      </w:r>
     </w:p>
     <w:p>
       <w:r>
         <w:lastRenderedPageBreak/>
-        <w:t xml:space="preserve">from </w:t>
-      </w:r>
-      <w:proofErr w:type="spellStart"/>
-      <w:r>
-        <w:t>fastapi</w:t>
-      </w:r>
-      <w:proofErr w:type="spellEnd"/>
-      <w:r>
-        <w:t xml:space="preserve"> import </w:t>
-      </w:r>
-      <w:proofErr w:type="spellStart"/>
-      <w:r>
-        <w:t>FastAPI</w:t>
-      </w:r>
-      <w:proofErr w:type="spellEnd"/>
-      <w:r>
-        <w:t xml:space="preserve">, </w:t>
-      </w:r>
-      <w:proofErr w:type="spellStart"/>
-      <w:r>
-        <w:t>WebSocket</w:t>
-      </w:r>
-      <w:proofErr w:type="spellEnd"/>
-      <w:r>
-        <w:t xml:space="preserve">, </w:t>
-      </w:r>
-      <w:proofErr w:type="spellStart"/>
-      <w:r>
-        <w:t>WebSocketDisconnect</w:t>
-      </w:r>
-      <w:proofErr w:type="spellEnd"/>
-    </w:p>
-    <w:p>
-      <w:r>
-        <w:t xml:space="preserve">from </w:t>
-      </w:r>
-      <w:proofErr w:type="spellStart"/>
-      <w:r>
-        <w:t>fastapi.staticfiles</w:t>
-      </w:r>
-      <w:proofErr w:type="spellEnd"/>
-      <w:r>
-        <w:t xml:space="preserve"> import </w:t>
-      </w:r>
-      <w:proofErr w:type="spellStart"/>
-      <w:r>
-        <w:t>StaticFiles</w:t>
-      </w:r>
-      <w:proofErr w:type="spellEnd"/>
-    </w:p>
-    <w:p/>
-    <w:p>
-      <w:r>
-        <w:t xml:space="preserve">from </w:t>
-      </w:r>
-      <w:proofErr w:type="spellStart"/>
-      <w:r>
-        <w:t>library.dbmanager</w:t>
-      </w:r>
-      <w:proofErr w:type="spellEnd"/>
-      <w:r>
-        <w:t xml:space="preserve"> import </w:t>
-      </w:r>
-      <w:proofErr w:type="spellStart"/>
-      <w:r>
-        <w:t>DatabaseManager</w:t>
-      </w:r>
-      <w:proofErr w:type="spellEnd"/>
-    </w:p>
-    <w:p>
-      <w:r>
-        <w:t xml:space="preserve">from </w:t>
-      </w:r>
-      <w:proofErr w:type="spellStart"/>
-      <w:r>
-        <w:t>library.logger</w:t>
-      </w:r>
-      <w:proofErr w:type="spellEnd"/>
-      <w:r>
-        <w:t xml:space="preserve"> import </w:t>
-      </w:r>
-      <w:proofErr w:type="spellStart"/>
-      <w:r>
-        <w:t>logger</w:t>
-      </w:r>
-      <w:proofErr w:type="spellEnd"/>
-      <w:r>
-        <w:t xml:space="preserve">, </w:t>
-      </w:r>
-      <w:proofErr w:type="spellStart"/>
-      <w:r>
-        <w:t>setup_logger_file</w:t>
-      </w:r>
-      <w:proofErr w:type="spellEnd"/>
-    </w:p>
-    <w:p>
-      <w:r>
-        <w:t xml:space="preserve">from </w:t>
-      </w:r>
-      <w:proofErr w:type="spellStart"/>
-      <w:r>
-        <w:t>library.repository.container</w:t>
-      </w:r>
-      <w:proofErr w:type="spellEnd"/>
-      <w:r>
-        <w:t xml:space="preserve"> import </w:t>
-      </w:r>
-      <w:proofErr w:type="spellStart"/>
-      <w:r>
-        <w:t>RepositoryContainer</w:t>
-      </w:r>
-      <w:proofErr w:type="spellEnd"/>
-    </w:p>
-    <w:p>
-      <w:r>
-        <w:t xml:space="preserve">from </w:t>
-      </w:r>
-      <w:proofErr w:type="spellStart"/>
-      <w:r>
-        <w:t>library.api.web.pages_router</w:t>
-      </w:r>
-      <w:proofErr w:type="spellEnd"/>
-      <w:r>
-        <w:t xml:space="preserve"> import router </w:t>
-      </w:r>
-      <w:proofErr w:type="spellStart"/>
-      <w:r>
-        <w:t>as</w:t>
-      </w:r>
-      <w:proofErr w:type="spellEnd"/>
-      <w:r>
-        <w:t xml:space="preserve"> </w:t>
-      </w:r>
-      <w:proofErr w:type="spellStart"/>
-      <w:r>
-        <w:t>pages_router</w:t>
-      </w:r>
-      <w:proofErr w:type="spellEnd"/>
-    </w:p>
-    <w:p/>
-    <w:p>
-      <w:proofErr w:type="spellStart"/>
-      <w:r>
-        <w:t>shutdown_event</w:t>
-      </w:r>
-      <w:proofErr w:type="spellEnd"/>
-      <w:r>
-        <w:t xml:space="preserve"> = </w:t>
-      </w:r>
-      <w:proofErr w:type="spellStart"/>
-      <w:r>
-        <w:t>threading.Event</w:t>
-      </w:r>
-      <w:proofErr w:type="spellEnd"/>
-      <w:r>
-        <w:t>()</w:t>
-      </w:r>
-    </w:p>
-    <w:p/>
-    <w:p/>
-    <w:p>
-      <w:proofErr w:type="spellStart"/>
-      <w:r>
-        <w:t>def</w:t>
-      </w:r>
-      <w:proofErr w:type="spellEnd"/>
-      <w:r>
-        <w:t xml:space="preserve"> </w:t>
-      </w:r>
-      <w:proofErr w:type="spellStart"/>
-      <w:r>
-        <w:t>signal_handler</w:t>
-      </w:r>
-      <w:proofErr w:type="spellEnd"/>
-      <w:r>
-        <w:t>(</w:t>
-      </w:r>
-      <w:proofErr w:type="spellStart"/>
-      <w:r>
-        <w:t>signum</w:t>
-      </w:r>
-      <w:proofErr w:type="spellEnd"/>
-      <w:r>
-        <w:t>, frame):</w:t>
-      </w:r>
-    </w:p>
-    <w:p>
-      <w:r>
-        <w:t xml:space="preserve">    </w:t>
-      </w:r>
-      <w:proofErr w:type="spellStart"/>
-      <w:r>
-        <w:t>sig_name</w:t>
-      </w:r>
-      <w:proofErr w:type="spellEnd"/>
-      <w:r>
-        <w:t xml:space="preserve"> = </w:t>
-      </w:r>
-      <w:proofErr w:type="spellStart"/>
-      <w:r>
-        <w:t>signal.Signals</w:t>
-      </w:r>
-      <w:proofErr w:type="spellEnd"/>
-      <w:r>
-        <w:t>(</w:t>
-      </w:r>
-      <w:proofErr w:type="spellStart"/>
-      <w:r>
-        <w:t>signum</w:t>
-      </w:r>
-      <w:proofErr w:type="spellEnd"/>
-      <w:r>
-        <w:t>).</w:t>
-      </w:r>
-      <w:proofErr w:type="spellStart"/>
-      <w:r>
-        <w:t>name</w:t>
-      </w:r>
-      <w:proofErr w:type="spellEnd"/>
-    </w:p>
-    <w:p>
-      <w:r>
-        <w:t xml:space="preserve">    logger.info(f"[WEB] Ricevuto segnale di arresto ({</w:t>
-      </w:r>
-      <w:proofErr w:type="spellStart"/>
-      <w:r>
-        <w:t>sig_name</w:t>
-      </w:r>
-      <w:proofErr w:type="spellEnd"/>
-      <w:r>
-        <w:t xml:space="preserve">}). Avvio </w:t>
-      </w:r>
-      <w:proofErr w:type="spellStart"/>
-      <w:r>
-        <w:t>shutdown</w:t>
-      </w:r>
-      <w:proofErr w:type="spellEnd"/>
-      <w:r>
-        <w:t>...")</w:t>
-      </w:r>
-    </w:p>
-    <w:p>
-      <w:r>
-        <w:t xml:space="preserve">    </w:t>
-      </w:r>
-      <w:proofErr w:type="spellStart"/>
-      <w:r>
-        <w:t>shutdown_event.set</w:t>
-      </w:r>
-      <w:proofErr w:type="spellEnd"/>
-      <w:r>
-        <w:t>()</w:t>
-      </w:r>
-    </w:p>
-    <w:p/>
-    <w:p/>
-    <w:p>
-      <w:proofErr w:type="spellStart"/>
-      <w:r>
-        <w:t>def</w:t>
-      </w:r>
-      <w:proofErr w:type="spellEnd"/>
-      <w:r>
-        <w:t xml:space="preserve"> </w:t>
-      </w:r>
-      <w:proofErr w:type="spellStart"/>
-      <w:r>
-        <w:t>create_web_app</w:t>
-      </w:r>
-      <w:proofErr w:type="spellEnd"/>
-      <w:r>
-        <w:t>(</w:t>
-      </w:r>
-      <w:proofErr w:type="spellStart"/>
-      <w:r>
-        <w:t>dbmanager</w:t>
-      </w:r>
-      <w:proofErr w:type="spellEnd"/>
-      <w:r>
-        <w:t xml:space="preserve">: </w:t>
-      </w:r>
-      <w:proofErr w:type="spellStart"/>
-      <w:r>
-        <w:t>DatabaseManager</w:t>
-      </w:r>
-      <w:proofErr w:type="spellEnd"/>
-      <w:r>
-        <w:t xml:space="preserve">, </w:t>
-      </w:r>
-      <w:proofErr w:type="spellStart"/>
-      <w:r>
-        <w:t>repos</w:t>
-      </w:r>
-      <w:proofErr w:type="spellEnd"/>
-      <w:r>
-        <w:t xml:space="preserve">: </w:t>
-      </w:r>
-      <w:proofErr w:type="spellStart"/>
-      <w:r>
-        <w:t>RepositoryContainer</w:t>
-      </w:r>
-      <w:proofErr w:type="spellEnd"/>
-      <w:r>
-        <w:t xml:space="preserve">) -&gt; </w:t>
-      </w:r>
-      <w:proofErr w:type="spellStart"/>
-      <w:r>
-        <w:t>FastAPI</w:t>
-      </w:r>
-      <w:proofErr w:type="spellEnd"/>
-      <w:r>
-        <w:t>:</w:t>
-      </w:r>
-    </w:p>
-    <w:p>
-      <w:r>
-        <w:t xml:space="preserve">    </w:t>
-      </w:r>
-      <w:proofErr w:type="spellStart"/>
-      <w:r>
-        <w:t>app</w:t>
-      </w:r>
-      <w:proofErr w:type="spellEnd"/>
-      <w:r>
-        <w:t xml:space="preserve"> = </w:t>
-      </w:r>
-      <w:proofErr w:type="spellStart"/>
-      <w:r>
-        <w:t>FastAPI</w:t>
-      </w:r>
-      <w:proofErr w:type="spellEnd"/>
-      <w:r>
-        <w:t>(</w:t>
-      </w:r>
-      <w:proofErr w:type="spellStart"/>
-      <w:r>
-        <w:t>title</w:t>
-      </w:r>
-      <w:proofErr w:type="spellEnd"/>
-      <w:r>
-        <w:t>="</w:t>
-      </w:r>
-      <w:proofErr w:type="spellStart"/>
-      <w:r>
-        <w:t>HealthPACS</w:t>
-      </w:r>
-      <w:proofErr w:type="spellEnd"/>
-      <w:r>
-        <w:t xml:space="preserve"> Web", </w:t>
-      </w:r>
-      <w:proofErr w:type="spellStart"/>
-      <w:r>
-        <w:t>version</w:t>
-      </w:r>
-      <w:proofErr w:type="spellEnd"/>
-      <w:r>
-        <w:t>="1.0.0")</w:t>
-      </w:r>
-    </w:p>
-    <w:p/>
-    <w:p>
-      <w:r>
-        <w:t xml:space="preserve">    </w:t>
-      </w:r>
-      <w:proofErr w:type="spellStart"/>
-      <w:r>
-        <w:t>app.state.dbmanager</w:t>
-      </w:r>
-      <w:proofErr w:type="spellEnd"/>
-      <w:r>
-        <w:t xml:space="preserve"> = </w:t>
-      </w:r>
-      <w:proofErr w:type="spellStart"/>
-      <w:r>
-        <w:t>dbmanager</w:t>
-      </w:r>
-      <w:proofErr w:type="spellEnd"/>
-    </w:p>
-    <w:p>
-      <w:r>
-        <w:t xml:space="preserve">    </w:t>
-      </w:r>
-      <w:proofErr w:type="spellStart"/>
-      <w:r>
-        <w:t>app.state.repos</w:t>
-      </w:r>
-      <w:proofErr w:type="spellEnd"/>
-      <w:r>
-        <w:t xml:space="preserve"> = </w:t>
-      </w:r>
-      <w:proofErr w:type="spellStart"/>
-      <w:r>
-        <w:t>repos</w:t>
-      </w:r>
-      <w:proofErr w:type="spellEnd"/>
-    </w:p>
-    <w:p/>
-    <w:p>
-      <w:r>
-        <w:t xml:space="preserve">    # Cartella </w:t>
-      </w:r>
-      <w:proofErr w:type="spellStart"/>
-      <w:r>
-        <w:t>Static</w:t>
-      </w:r>
-      <w:proofErr w:type="spellEnd"/>
-    </w:p>
-    <w:p>
-      <w:r>
-        <w:t xml:space="preserve">    </w:t>
-      </w:r>
-      <w:proofErr w:type="spellStart"/>
-      <w:r>
-        <w:t>base_path</w:t>
-      </w:r>
-      <w:proofErr w:type="spellEnd"/>
-      <w:r>
-        <w:t xml:space="preserve"> = </w:t>
-      </w:r>
-      <w:proofErr w:type="spellStart"/>
-      <w:r>
-        <w:t>getattr</w:t>
-      </w:r>
-      <w:proofErr w:type="spellEnd"/>
-      <w:r>
-        <w:t>(</w:t>
-      </w:r>
-      <w:proofErr w:type="spellStart"/>
-      <w:r>
-        <w:t>sys</w:t>
-      </w:r>
-      <w:proofErr w:type="spellEnd"/>
-      <w:r>
-        <w:t xml:space="preserve">, "_MEIPASS", </w:t>
-      </w:r>
-      <w:proofErr w:type="spellStart"/>
-      <w:r>
-        <w:t>os.path.dirname</w:t>
-      </w:r>
-      <w:proofErr w:type="spellEnd"/>
-      <w:r>
-        <w:t>(</w:t>
-      </w:r>
-      <w:proofErr w:type="spellStart"/>
-      <w:r>
-        <w:t>os.path.abspath</w:t>
-      </w:r>
-      <w:proofErr w:type="spellEnd"/>
-      <w:r>
-        <w:t xml:space="preserve">(__file__))) </w:t>
-      </w:r>
-      <w:proofErr w:type="spellStart"/>
-      <w:r>
-        <w:t>if</w:t>
-      </w:r>
-      <w:proofErr w:type="spellEnd"/>
-      <w:r>
-        <w:t xml:space="preserve"> </w:t>
-      </w:r>
-      <w:proofErr w:type="spellStart"/>
-      <w:r>
-        <w:t>getattr</w:t>
-      </w:r>
-      <w:proofErr w:type="spellEnd"/>
-      <w:r>
-        <w:t>(</w:t>
-      </w:r>
-      <w:proofErr w:type="spellStart"/>
-      <w:r>
-        <w:t>sys</w:t>
-      </w:r>
-      <w:proofErr w:type="spellEnd"/>
-      <w:r>
-        <w:t>, "</w:t>
-      </w:r>
-      <w:proofErr w:type="spellStart"/>
-      <w:r>
-        <w:t>frozen</w:t>
-      </w:r>
-      <w:proofErr w:type="spellEnd"/>
-      <w:r>
-        <w:t xml:space="preserve">", False) else </w:t>
-      </w:r>
-      <w:proofErr w:type="spellStart"/>
-      <w:r>
-        <w:t>os.path.dirname</w:t>
-      </w:r>
-      <w:proofErr w:type="spellEnd"/>
-      <w:r>
-        <w:t>(</w:t>
-      </w:r>
-      <w:proofErr w:type="spellStart"/>
-      <w:r>
-        <w:t>os.path.abspath</w:t>
-      </w:r>
-      <w:proofErr w:type="spellEnd"/>
-      <w:r>
-        <w:t>(__file__))</w:t>
-      </w:r>
-    </w:p>
-    <w:p>
-      <w:r>
-        <w:t xml:space="preserve">    </w:t>
-      </w:r>
-      <w:proofErr w:type="spellStart"/>
-      <w:r>
-        <w:t>static_dir</w:t>
-      </w:r>
-      <w:proofErr w:type="spellEnd"/>
-      <w:r>
-        <w:t xml:space="preserve"> = </w:t>
-      </w:r>
-      <w:proofErr w:type="spellStart"/>
-      <w:r>
-        <w:t>os.path.join</w:t>
-      </w:r>
-      <w:proofErr w:type="spellEnd"/>
-      <w:r>
-        <w:t>(</w:t>
-      </w:r>
-      <w:proofErr w:type="spellStart"/>
-      <w:r>
-        <w:t>base_path</w:t>
-      </w:r>
-      <w:proofErr w:type="spellEnd"/>
-      <w:r>
-        <w:t>, "</w:t>
-      </w:r>
-      <w:proofErr w:type="spellStart"/>
-      <w:r>
-        <w:t>static</w:t>
-      </w:r>
-      <w:proofErr w:type="spellEnd"/>
-      <w:r>
-        <w:t>")</w:t>
-      </w:r>
-    </w:p>
-    <w:p/>
-    <w:p>
-      <w:r>
-        <w:lastRenderedPageBreak/>
-        <w:t xml:space="preserve">    </w:t>
-      </w:r>
-      <w:proofErr w:type="spellStart"/>
-      <w:r>
-        <w:t>if</w:t>
-      </w:r>
-      <w:proofErr w:type="spellEnd"/>
-      <w:r>
-        <w:t xml:space="preserve"> </w:t>
-      </w:r>
-      <w:proofErr w:type="spellStart"/>
-      <w:r>
-        <w:t>os.path.exists</w:t>
-      </w:r>
-      <w:proofErr w:type="spellEnd"/>
-      <w:r>
-        <w:t>(</w:t>
-      </w:r>
-      <w:proofErr w:type="spellStart"/>
-      <w:r>
-        <w:t>static_dir</w:t>
-      </w:r>
-      <w:proofErr w:type="spellEnd"/>
-      <w:r>
-        <w:t>):</w:t>
-      </w:r>
-    </w:p>
-    <w:p>
-      <w:r>
-        <w:t xml:space="preserve">        </w:t>
-      </w:r>
-      <w:proofErr w:type="spellStart"/>
-      <w:r>
-        <w:t>app.mount</w:t>
-      </w:r>
-      <w:proofErr w:type="spellEnd"/>
-      <w:r>
-        <w:t>("/</w:t>
-      </w:r>
-      <w:proofErr w:type="spellStart"/>
-      <w:r>
-        <w:t>static</w:t>
-      </w:r>
-      <w:proofErr w:type="spellEnd"/>
-      <w:r>
-        <w:t xml:space="preserve">", </w:t>
-      </w:r>
-      <w:proofErr w:type="spellStart"/>
-      <w:r>
-        <w:t>StaticFiles</w:t>
-      </w:r>
-      <w:proofErr w:type="spellEnd"/>
-      <w:r>
-        <w:t>(directory=</w:t>
-      </w:r>
-      <w:proofErr w:type="spellStart"/>
-      <w:r>
-        <w:t>static_dir</w:t>
-      </w:r>
-      <w:proofErr w:type="spellEnd"/>
-      <w:r>
-        <w:t xml:space="preserve">), </w:t>
-      </w:r>
-      <w:proofErr w:type="spellStart"/>
-      <w:r>
-        <w:t>name</w:t>
-      </w:r>
-      <w:proofErr w:type="spellEnd"/>
-      <w:r>
-        <w:t>="</w:t>
-      </w:r>
-      <w:proofErr w:type="spellStart"/>
-      <w:r>
-        <w:t>static</w:t>
-      </w:r>
-      <w:proofErr w:type="spellEnd"/>
-      <w:r>
-        <w:t>")</w:t>
-      </w:r>
-    </w:p>
-    <w:p/>
-    <w:p>
-      <w:r>
-        <w:t xml:space="preserve">    # Inclusione Rotte Web (Login/</w:t>
-      </w:r>
-      <w:proofErr w:type="spellStart"/>
-      <w:r>
-        <w:t>Auth</w:t>
-      </w:r>
-      <w:proofErr w:type="spellEnd"/>
-      <w:r>
-        <w:t>)</w:t>
-      </w:r>
-    </w:p>
-    <w:p>
-      <w:r>
-        <w:t xml:space="preserve">    </w:t>
-      </w:r>
-      <w:proofErr w:type="spellStart"/>
-      <w:r>
-        <w:t>app.include_router</w:t>
-      </w:r>
-      <w:proofErr w:type="spellEnd"/>
-      <w:r>
-        <w:t>(</w:t>
-      </w:r>
-      <w:proofErr w:type="spellStart"/>
-      <w:r>
-        <w:t>pages_router</w:t>
-      </w:r>
-      <w:proofErr w:type="spellEnd"/>
-      <w:r>
-        <w:t>)</w:t>
-      </w:r>
-    </w:p>
-    <w:p/>
-    <w:p>
-      <w:r>
-        <w:t xml:space="preserve">    # </w:t>
-      </w:r>
-      <w:proofErr w:type="spellStart"/>
-      <w:r>
-        <w:t>WebSocket</w:t>
-      </w:r>
-      <w:proofErr w:type="spellEnd"/>
-      <w:r>
-        <w:t xml:space="preserve"> Web</w:t>
-      </w:r>
-    </w:p>
-    <w:p>
-      <w:r>
-        <w:t xml:space="preserve">    @</w:t>
-      </w:r>
-      <w:proofErr w:type="spellStart"/>
-      <w:r>
-        <w:t>app.websocket</w:t>
-      </w:r>
-      <w:proofErr w:type="spellEnd"/>
-      <w:r>
-        <w:t>("/</w:t>
-      </w:r>
-      <w:proofErr w:type="spellStart"/>
-      <w:r>
-        <w:t>ws</w:t>
-      </w:r>
-      <w:proofErr w:type="spellEnd"/>
-      <w:r>
-        <w:t>/web")</w:t>
-      </w:r>
-    </w:p>
-    <w:p>
-      <w:r>
-        <w:t xml:space="preserve">    </w:t>
-      </w:r>
-      <w:proofErr w:type="spellStart"/>
-      <w:r>
-        <w:t>async</w:t>
-      </w:r>
-      <w:proofErr w:type="spellEnd"/>
-      <w:r>
-        <w:t xml:space="preserve"> </w:t>
-      </w:r>
-      <w:proofErr w:type="spellStart"/>
-      <w:r>
-        <w:t>def</w:t>
-      </w:r>
-      <w:proofErr w:type="spellEnd"/>
-      <w:r>
-        <w:t xml:space="preserve"> </w:t>
-      </w:r>
-      <w:proofErr w:type="spellStart"/>
-      <w:r>
-        <w:t>websocket_web</w:t>
-      </w:r>
-      <w:proofErr w:type="spellEnd"/>
-      <w:r>
-        <w:t>(</w:t>
-      </w:r>
-      <w:proofErr w:type="spellStart"/>
-      <w:r>
-        <w:t>websocket</w:t>
-      </w:r>
-      <w:proofErr w:type="spellEnd"/>
-      <w:r>
-        <w:t xml:space="preserve">: </w:t>
-      </w:r>
-      <w:proofErr w:type="spellStart"/>
-      <w:r>
-        <w:t>WebSocket</w:t>
-      </w:r>
-      <w:proofErr w:type="spellEnd"/>
-      <w:r>
-        <w:t>):</w:t>
-      </w:r>
-    </w:p>
-    <w:p>
-      <w:r>
-        <w:t xml:space="preserve">        </w:t>
-      </w:r>
-      <w:proofErr w:type="spellStart"/>
-      <w:r>
-        <w:t>await</w:t>
-      </w:r>
-      <w:proofErr w:type="spellEnd"/>
-      <w:r>
-        <w:t xml:space="preserve"> </w:t>
-      </w:r>
-      <w:proofErr w:type="spellStart"/>
-      <w:r>
-        <w:t>websocket.accept</w:t>
-      </w:r>
-      <w:proofErr w:type="spellEnd"/>
-      <w:r>
-        <w:t>()</w:t>
-      </w:r>
-    </w:p>
-    <w:p>
-      <w:r>
-        <w:t xml:space="preserve">        logger.info("[WEB WS] Client connesso a </w:t>
-      </w:r>
-      <w:proofErr w:type="spellStart"/>
-      <w:r>
-        <w:t>HealthPACS</w:t>
-      </w:r>
-      <w:proofErr w:type="spellEnd"/>
-      <w:r>
-        <w:t xml:space="preserve"> Web")</w:t>
-      </w:r>
-    </w:p>
-    <w:p>
-      <w:r>
-        <w:t xml:space="preserve">        </w:t>
-      </w:r>
-      <w:proofErr w:type="spellStart"/>
-      <w:r>
-        <w:t>try</w:t>
-      </w:r>
-      <w:proofErr w:type="spellEnd"/>
-      <w:r>
-        <w:t>:</w:t>
-      </w:r>
-    </w:p>
-    <w:p>
-      <w:r>
-        <w:t xml:space="preserve">            </w:t>
-      </w:r>
-      <w:proofErr w:type="spellStart"/>
-      <w:r>
-        <w:t>while</w:t>
-      </w:r>
-      <w:proofErr w:type="spellEnd"/>
-      <w:r>
-        <w:t xml:space="preserve"> True:</w:t>
-      </w:r>
-    </w:p>
-    <w:p>
-      <w:r>
-        <w:t xml:space="preserve">                data = </w:t>
-      </w:r>
-      <w:proofErr w:type="spellStart"/>
-      <w:r>
-        <w:t>await</w:t>
-      </w:r>
-      <w:proofErr w:type="spellEnd"/>
-      <w:r>
-        <w:t xml:space="preserve"> </w:t>
-      </w:r>
-      <w:proofErr w:type="spellStart"/>
-      <w:r>
-        <w:t>websocket.receive_text</w:t>
-      </w:r>
-      <w:proofErr w:type="spellEnd"/>
-      <w:r>
-        <w:t>()</w:t>
-      </w:r>
-    </w:p>
-    <w:p>
-      <w:r>
-        <w:t xml:space="preserve">                </w:t>
-      </w:r>
-      <w:proofErr w:type="spellStart"/>
-      <w:r>
-        <w:t>await</w:t>
-      </w:r>
-      <w:proofErr w:type="spellEnd"/>
-      <w:r>
-        <w:t xml:space="preserve"> </w:t>
-      </w:r>
-      <w:proofErr w:type="spellStart"/>
-      <w:r>
-        <w:t>websocket.send_json</w:t>
-      </w:r>
-      <w:proofErr w:type="spellEnd"/>
-      <w:r>
-        <w:t>({"status": "ok", "</w:t>
-      </w:r>
-      <w:proofErr w:type="spellStart"/>
-      <w:r>
-        <w:t>echo</w:t>
-      </w:r>
-      <w:proofErr w:type="spellEnd"/>
-      <w:r>
-        <w:t>": data})</w:t>
-      </w:r>
-    </w:p>
-    <w:p>
-      <w:r>
-        <w:t xml:space="preserve">        </w:t>
-      </w:r>
-      <w:proofErr w:type="spellStart"/>
-      <w:r>
-        <w:t>except</w:t>
-      </w:r>
-      <w:proofErr w:type="spellEnd"/>
-      <w:r>
-        <w:t xml:space="preserve"> </w:t>
-      </w:r>
-      <w:proofErr w:type="spellStart"/>
-      <w:r>
-        <w:t>WebSocketDisconnect</w:t>
-      </w:r>
-      <w:proofErr w:type="spellEnd"/>
-      <w:r>
-        <w:t>:</w:t>
-      </w:r>
-    </w:p>
-    <w:p>
-      <w:r>
-        <w:t xml:space="preserve">            logger.info("[WEB WS] Client disconnesso da </w:t>
-      </w:r>
-      <w:proofErr w:type="spellStart"/>
-      <w:r>
-        <w:t>HealthPACS</w:t>
-      </w:r>
-      <w:proofErr w:type="spellEnd"/>
-      <w:r>
-        <w:t xml:space="preserve"> Web")</w:t>
-      </w:r>
-    </w:p>
-    <w:p/>
-    <w:p>
-      <w:r>
-        <w:t xml:space="preserve">    </w:t>
-      </w:r>
-      <w:proofErr w:type="spellStart"/>
-      <w:r>
-        <w:t>return</w:t>
-      </w:r>
-      <w:proofErr w:type="spellEnd"/>
-      <w:r>
-        <w:t xml:space="preserve"> </w:t>
-      </w:r>
-      <w:proofErr w:type="spellStart"/>
-      <w:r>
-        <w:t>app</w:t>
-      </w:r>
-      <w:proofErr w:type="spellEnd"/>
-    </w:p>
-    <w:p/>
-    <w:p/>
-    <w:p>
-      <w:proofErr w:type="spellStart"/>
-      <w:r>
-        <w:t>def</w:t>
-      </w:r>
-      <w:proofErr w:type="spellEnd"/>
-      <w:r>
-        <w:t xml:space="preserve"> </w:t>
-      </w:r>
-      <w:proofErr w:type="spellStart"/>
-      <w:r>
-        <w:t>main</w:t>
-      </w:r>
-      <w:proofErr w:type="spellEnd"/>
-      <w:r>
-        <w:t>():</w:t>
-      </w:r>
-    </w:p>
-    <w:p>
-      <w:r>
-        <w:t xml:space="preserve">    </w:t>
-      </w:r>
-      <w:proofErr w:type="spellStart"/>
-      <w:r>
-        <w:t>dbmanager</w:t>
-      </w:r>
-      <w:proofErr w:type="spellEnd"/>
-      <w:r>
-        <w:t xml:space="preserve"> = None</w:t>
-      </w:r>
-    </w:p>
-    <w:p>
-      <w:r>
-        <w:t xml:space="preserve">    </w:t>
-      </w:r>
-      <w:proofErr w:type="spellStart"/>
-      <w:r>
-        <w:t>signal.signal</w:t>
-      </w:r>
-      <w:proofErr w:type="spellEnd"/>
-      <w:r>
-        <w:t>(</w:t>
-      </w:r>
-      <w:proofErr w:type="spellStart"/>
-      <w:r>
-        <w:t>signal.SIGINT</w:t>
-      </w:r>
-      <w:proofErr w:type="spellEnd"/>
-      <w:r>
-        <w:t xml:space="preserve">, </w:t>
-      </w:r>
-      <w:proofErr w:type="spellStart"/>
-      <w:r>
-        <w:t>signal_handler</w:t>
-      </w:r>
-      <w:proofErr w:type="spellEnd"/>
-      <w:r>
-        <w:t>)</w:t>
-      </w:r>
-    </w:p>
-    <w:p>
-      <w:r>
-        <w:t xml:space="preserve">    </w:t>
-      </w:r>
-      <w:proofErr w:type="spellStart"/>
-      <w:r>
-        <w:t>signal.signal</w:t>
-      </w:r>
-      <w:proofErr w:type="spellEnd"/>
-      <w:r>
-        <w:t>(</w:t>
-      </w:r>
-      <w:proofErr w:type="spellStart"/>
-      <w:r>
-        <w:t>signal.SIGTERM</w:t>
-      </w:r>
-      <w:proofErr w:type="spellEnd"/>
-      <w:r>
-        <w:t xml:space="preserve">, </w:t>
-      </w:r>
-      <w:proofErr w:type="spellStart"/>
-      <w:r>
-        <w:t>signal_handler</w:t>
-      </w:r>
-      <w:proofErr w:type="spellEnd"/>
-      <w:r>
-        <w:t>)</w:t>
-      </w:r>
-    </w:p>
-    <w:p/>
-    <w:p>
-      <w:r>
-        <w:t xml:space="preserve">    </w:t>
-      </w:r>
-      <w:proofErr w:type="spellStart"/>
-      <w:r>
-        <w:t>try</w:t>
-      </w:r>
-      <w:proofErr w:type="spellEnd"/>
-      <w:r>
-        <w:t>:</w:t>
-      </w:r>
-    </w:p>
-    <w:p>
-      <w:r>
-        <w:t xml:space="preserve">        </w:t>
-      </w:r>
-      <w:proofErr w:type="spellStart"/>
-      <w:r>
-        <w:t>setup_logger_file</w:t>
-      </w:r>
-      <w:proofErr w:type="spellEnd"/>
-      <w:r>
-        <w:t>("healthpacs_web.log")</w:t>
-      </w:r>
-    </w:p>
-    <w:p>
-      <w:r>
-        <w:lastRenderedPageBreak/>
-        <w:t xml:space="preserve">        logger.info("Inizializzazione </w:t>
-      </w:r>
-      <w:proofErr w:type="spellStart"/>
-      <w:r>
-        <w:t>HealthPACS</w:t>
-      </w:r>
-      <w:proofErr w:type="spellEnd"/>
-      <w:r>
-        <w:t xml:space="preserve"> Web Server (</w:t>
-      </w:r>
-      <w:proofErr w:type="spellStart"/>
-      <w:r>
-        <w:t>FastAPI</w:t>
-      </w:r>
-      <w:proofErr w:type="spellEnd"/>
-      <w:r>
-        <w:t>/</w:t>
-      </w:r>
-      <w:proofErr w:type="spellStart"/>
-      <w:r>
-        <w:t>Uvicorn</w:t>
-      </w:r>
-      <w:proofErr w:type="spellEnd"/>
-      <w:r>
-        <w:t>)...")</w:t>
-      </w:r>
-    </w:p>
-    <w:p/>
-    <w:p>
-      <w:r>
-        <w:t xml:space="preserve">        </w:t>
-      </w:r>
-      <w:proofErr w:type="spellStart"/>
-      <w:r>
-        <w:t>dbmanager</w:t>
-      </w:r>
-      <w:proofErr w:type="spellEnd"/>
-      <w:r>
-        <w:t xml:space="preserve"> = </w:t>
-      </w:r>
-      <w:proofErr w:type="spellStart"/>
-      <w:r>
-        <w:t>DatabaseManager</w:t>
-      </w:r>
-      <w:proofErr w:type="spellEnd"/>
-      <w:r>
-        <w:t>()</w:t>
-      </w:r>
-    </w:p>
-    <w:p>
-      <w:r>
         <w:t xml:space="preserve">        </w:t>
       </w:r>
       <w:proofErr w:type="spellStart"/>
@@ -6600,6 +6624,7 @@
         <w:pStyle w:val="NormaleWeb"/>
       </w:pPr>
       <w:r>
+        <w:lastRenderedPageBreak/>
         <w:t xml:space="preserve">    </w:t>
       </w:r>
       <w:proofErr w:type="spellStart"/>
@@ -8259,7 +8284,6 @@
           <w:szCs w:val="27"/>
           <w:lang w:eastAsia="it-IT"/>
         </w:rPr>
-        <w:lastRenderedPageBreak/>
         <w:t>4. Gestione Ciclo di Vita Web (</w:t>
       </w:r>
       <w:r>
@@ -8392,6 +8416,7 @@
           <w:szCs w:val="20"/>
           <w:lang w:eastAsia="it-IT"/>
         </w:rPr>
+        <w:lastRenderedPageBreak/>
         <w:t>POST /login</w:t>
       </w:r>
       <w:r>
@@ -8820,10 +8845,7 @@
         <w:t>).</w:t>
       </w:r>
     </w:p>
-    <w:p>
-      <w:bookmarkStart w:id="0" w:name="_GoBack"/>
-      <w:bookmarkEnd w:id="0"/>
-    </w:p>
+    <w:p/>
     <w:sectPr>
       <w:pgSz w:w="11906" w:h="16838"/>
       <w:pgMar w:top="1417" w:right="1134" w:bottom="1134" w:left="1134" w:header="708" w:footer="708" w:gutter="0"/>
@@ -9607,6 +9629,29 @@
     <w:name w:val="Normal"/>
     <w:qFormat/>
   </w:style>
+  <w:style w:type="paragraph" w:styleId="Titolo1">
+    <w:name w:val="heading 1"/>
+    <w:basedOn w:val="Normale"/>
+    <w:next w:val="Normale"/>
+    <w:link w:val="Titolo1Carattere"/>
+    <w:uiPriority w:val="9"/>
+    <w:qFormat/>
+    <w:rsid w:val="00471D2B"/>
+    <w:pPr>
+      <w:keepNext/>
+      <w:keepLines/>
+      <w:spacing w:before="480" w:after="0"/>
+      <w:outlineLvl w:val="0"/>
+    </w:pPr>
+    <w:rPr>
+      <w:rFonts w:asciiTheme="majorHAnsi" w:eastAsiaTheme="majorEastAsia" w:hAnsiTheme="majorHAnsi" w:cstheme="majorBidi"/>
+      <w:b/>
+      <w:bCs/>
+      <w:color w:val="365F91" w:themeColor="accent1" w:themeShade="BF"/>
+      <w:sz w:val="28"/>
+      <w:szCs w:val="28"/>
+    </w:rPr>
+  </w:style>
   <w:style w:type="paragraph" w:styleId="Titolo3">
     <w:name w:val="heading 3"/>
     <w:basedOn w:val="Normale"/>
@@ -9703,6 +9748,21 @@
     <w:name w:val="math-inline"/>
     <w:basedOn w:val="Carpredefinitoparagrafo"/>
     <w:rsid w:val="00823E71"/>
+  </w:style>
+  <w:style w:type="character" w:customStyle="1" w:styleId="Titolo1Carattere">
+    <w:name w:val="Titolo 1 Carattere"/>
+    <w:basedOn w:val="Carpredefinitoparagrafo"/>
+    <w:link w:val="Titolo1"/>
+    <w:uiPriority w:val="9"/>
+    <w:rsid w:val="00471D2B"/>
+    <w:rPr>
+      <w:rFonts w:asciiTheme="majorHAnsi" w:eastAsiaTheme="majorEastAsia" w:hAnsiTheme="majorHAnsi" w:cstheme="majorBidi"/>
+      <w:b/>
+      <w:bCs/>
+      <w:color w:val="365F91" w:themeColor="accent1" w:themeShade="BF"/>
+      <w:sz w:val="28"/>
+      <w:szCs w:val="28"/>
+    </w:rPr>
   </w:style>
 </w:styles>
 </file>
@@ -9867,6 +9927,29 @@
     <w:name w:val="Normal"/>
     <w:qFormat/>
   </w:style>
+  <w:style w:type="paragraph" w:styleId="Titolo1">
+    <w:name w:val="heading 1"/>
+    <w:basedOn w:val="Normale"/>
+    <w:next w:val="Normale"/>
+    <w:link w:val="Titolo1Carattere"/>
+    <w:uiPriority w:val="9"/>
+    <w:qFormat/>
+    <w:rsid w:val="00471D2B"/>
+    <w:pPr>
+      <w:keepNext/>
+      <w:keepLines/>
+      <w:spacing w:before="480" w:after="0"/>
+      <w:outlineLvl w:val="0"/>
+    </w:pPr>
+    <w:rPr>
+      <w:rFonts w:asciiTheme="majorHAnsi" w:eastAsiaTheme="majorEastAsia" w:hAnsiTheme="majorHAnsi" w:cstheme="majorBidi"/>
+      <w:b/>
+      <w:bCs/>
+      <w:color w:val="365F91" w:themeColor="accent1" w:themeShade="BF"/>
+      <w:sz w:val="28"/>
+      <w:szCs w:val="28"/>
+    </w:rPr>
+  </w:style>
   <w:style w:type="paragraph" w:styleId="Titolo3">
     <w:name w:val="heading 3"/>
     <w:basedOn w:val="Normale"/>
@@ -9963,6 +10046,21 @@
     <w:name w:val="math-inline"/>
     <w:basedOn w:val="Carpredefinitoparagrafo"/>
     <w:rsid w:val="00823E71"/>
+  </w:style>
+  <w:style w:type="character" w:customStyle="1" w:styleId="Titolo1Carattere">
+    <w:name w:val="Titolo 1 Carattere"/>
+    <w:basedOn w:val="Carpredefinitoparagrafo"/>
+    <w:link w:val="Titolo1"/>
+    <w:uiPriority w:val="9"/>
+    <w:rsid w:val="00471D2B"/>
+    <w:rPr>
+      <w:rFonts w:asciiTheme="majorHAnsi" w:eastAsiaTheme="majorEastAsia" w:hAnsiTheme="majorHAnsi" w:cstheme="majorBidi"/>
+      <w:b/>
+      <w:bCs/>
+      <w:color w:val="365F91" w:themeColor="accent1" w:themeShade="BF"/>
+      <w:sz w:val="28"/>
+      <w:szCs w:val="28"/>
+    </w:rPr>
   </w:style>
 </w:styles>
 </file>
